--- a/docs/legal-approval-package/steelprodukt-pd-legal-approval-package.docx
+++ b/docs/legal-approval-package/steelprodukt-pd-legal-approval-package.docx
@@ -533,13 +533,13 @@
           <w:rFonts w:ascii="Calibri" w:hAnsi="Calibri" w:eastAsia="Calibri"/>
           <w:b/>
         </w:rPr>
-        <w:t>Дата подготовки пакета:</w:t>
-      </w:r>
-      <w:r>
-        <w:rPr>
-          <w:rFonts w:ascii="Calibri" w:hAnsi="Calibri" w:eastAsia="Calibri"/>
-        </w:rPr>
-        <w:t xml:space="preserve"> 13 августа 2026 года</w:t>
+        <w:t>Дата актуализации пакета:</w:t>
+      </w:r>
+      <w:r>
+        <w:rPr>
+          <w:rFonts w:ascii="Calibri" w:hAnsi="Calibri" w:eastAsia="Calibri"/>
+        </w:rPr>
+        <w:t xml:space="preserve"> 27 августа 2026 года</w:t>
       </w:r>
     </w:p>
     <w:p>
@@ -736,6 +736,14 @@
           <w:rFonts w:ascii="Calibri" w:hAnsi="Calibri" w:eastAsia="Calibri"/>
         </w:rPr>
         <w:t>Лист согласования публичных юридических документов сайта.</w:t>
+      </w:r>
+    </w:p>
+    <w:p>
+      <w:r>
+        <w:rPr>
+          <w:rFonts w:ascii="Calibri" w:hAnsi="Calibri" w:eastAsia="Calibri"/>
+        </w:rPr>
+        <w:t>Редакция от 27 августа 2026 года дополнительно фиксирует порядок идентификации субъекта при отправке формы, отдельный характер согласия на веб-аналитику и фактические домены Яндекс Метрики. Неиспользуемый домен Unsplash исключён из разрешённых внешних источников сайта.</w:t>
       </w:r>
     </w:p>
     <w:p>
@@ -7159,7 +7167,15 @@
         <w:rPr>
           <w:rFonts w:ascii="Calibri" w:hAnsi="Calibri" w:eastAsia="Calibri"/>
         </w:rPr>
-        <w:t>☐ Правовые основания определены по каждой цели.</w:t>
+        <w:t>☐ Согласие определяет субъекта и порядок его идентификации по имени,</w:t>
+      </w:r>
+    </w:p>
+    <w:p>
+      <w:r>
+        <w:rPr>
+          <w:rFonts w:ascii="Calibri" w:hAnsi="Calibri" w:eastAsia="Calibri"/>
+        </w:rPr>
+        <w:t>контактному реквизиту, времени и техническому номеру заявки; для реализации прав допускается запрос достаточных подтверждающих сведений.</w:t>
       </w:r>
     </w:p>
     <w:p>
@@ -7171,7 +7187,7 @@
         <w:rPr>
           <w:rFonts w:ascii="Calibri" w:hAnsi="Calibri" w:eastAsia="Calibri"/>
         </w:rPr>
-        <w:t>☐ Сроки и порядок уничтожения утверждены.</w:t>
+        <w:t>☐ Правовые основания определены по каждой цели.</w:t>
       </w:r>
     </w:p>
     <w:p>
@@ -7183,7 +7199,7 @@
         <w:rPr>
           <w:rFonts w:ascii="Calibri" w:hAnsi="Calibri" w:eastAsia="Calibri"/>
         </w:rPr>
-        <w:t>☐ Рекламное согласие отделено от обязательного согласия формы.</w:t>
+        <w:t>☐ Сроки и порядок уничтожения утверждены.</w:t>
       </w:r>
     </w:p>
     <w:p>
@@ -7195,7 +7211,7 @@
         <w:rPr>
           <w:rFonts w:ascii="Calibri" w:hAnsi="Calibri" w:eastAsia="Calibri"/>
         </w:rPr>
-        <w:t>☐ Яндекс Метрика загружается только после выбора пользователя.</w:t>
+        <w:t>☐ Рекламное согласие отделено от обязательного согласия формы.</w:t>
       </w:r>
     </w:p>
     <w:p>
@@ -7207,268 +7223,7 @@
         <w:rPr>
           <w:rFonts w:ascii="Calibri" w:hAnsi="Calibri" w:eastAsia="Calibri"/>
         </w:rPr>
-        <w:t>☐ Вебвизор и внешние ИИ/мессенджеры описаны по фактическому статусу.</w:t>
-      </w:r>
-    </w:p>
-    <w:p>
-      <w:pPr>
-        <w:pStyle w:val="Checklist"/>
-        <w:ind w:left="360" w:firstLine="0"/>
-      </w:pPr>
-      <w:r>
-        <w:rPr>
-          <w:rFonts w:ascii="Calibri" w:hAnsi="Calibri" w:eastAsia="Calibri"/>
-        </w:rPr>
-        <w:t>☐ Первичные базы находятся в РФ.</w:t>
-      </w:r>
-    </w:p>
-    <w:p>
-      <w:pPr>
-        <w:pStyle w:val="Checklist"/>
-        <w:ind w:left="360" w:firstLine="0"/>
-      </w:pPr>
-      <w:r>
-        <w:rPr>
-          <w:rFonts w:ascii="Calibri" w:hAnsi="Calibri" w:eastAsia="Calibri"/>
-        </w:rPr>
-        <w:t>☐ Перечень сервисов соответствует фактическим договорам и потокам.</w:t>
-      </w:r>
-    </w:p>
-    <w:p>
-      <w:pPr>
-        <w:pStyle w:val="Checklist"/>
-        <w:ind w:left="360" w:firstLine="0"/>
-      </w:pPr>
-      <w:r>
-        <w:rPr>
-          <w:rFonts w:ascii="Calibri" w:hAnsi="Calibri" w:eastAsia="Calibri"/>
-        </w:rPr>
-        <w:t>☐ Закрытая admin-система описана как технически развёрнутая, но выключенная.</w:t>
-      </w:r>
-    </w:p>
-    <w:p>
-      <w:pPr>
-        <w:pStyle w:val="Checklist"/>
-        <w:ind w:left="360" w:firstLine="0"/>
-      </w:pPr>
-      <w:r>
-        <w:rPr>
-          <w:rFonts w:ascii="Calibri" w:hAnsi="Calibri" w:eastAsia="Calibri"/>
-        </w:rPr>
-        <w:t>☐ Не заявлено о реально выполненных официальных выгрузках или удалениях.</w:t>
-      </w:r>
-    </w:p>
-    <w:p>
-      <w:pPr>
-        <w:pStyle w:val="Checklist"/>
-        <w:ind w:left="360" w:firstLine="0"/>
-      </w:pPr>
-      <w:r>
-        <w:rPr>
-          <w:rFonts w:ascii="Calibri" w:hAnsi="Calibri" w:eastAsia="Calibri"/>
-        </w:rPr>
-        <w:t>☐ Порядок обращений, отзыва и контакты понятны субъекту.</w:t>
-      </w:r>
-    </w:p>
-    <w:p>
-      <w:pPr>
-        <w:pStyle w:val="Checklist"/>
-        <w:ind w:left="360" w:firstLine="0"/>
-      </w:pPr>
-      <w:r>
-        <w:rPr>
-          <w:rFonts w:ascii="Calibri" w:hAnsi="Calibri" w:eastAsia="Calibri"/>
-        </w:rPr>
-        <w:t>☐ Сведения об historical consent-audit exception не искажаются внутренними</w:t>
-      </w:r>
-    </w:p>
-    <w:p>
-      <w:r>
-        <w:rPr>
-          <w:rFonts w:ascii="Calibri" w:hAnsi="Calibri" w:eastAsia="Calibri"/>
-        </w:rPr>
-        <w:t>документами и не создаются задним числом.</w:t>
-      </w:r>
-    </w:p>
-    <w:p>
-      <w:pPr>
-        <w:pStyle w:val="Heading2"/>
-      </w:pPr>
-      <w:r>
-        <w:t>3. Карточка каждой утверждаемой версии</w:t>
-      </w:r>
-    </w:p>
-    <w:p>
-      <w:pPr>
-        <w:pStyle w:val="BulletCompact"/>
-        <w:numPr>
-          <w:ilvl w:val="0"/>
-          <w:numId w:val="37"/>
-        </w:numPr>
-      </w:pPr>
-      <w:r>
-        <w:rPr>
-          <w:rFonts w:ascii="Calibri" w:hAnsi="Calibri" w:eastAsia="Calibri"/>
-        </w:rPr>
-        <w:t>Документ:</w:t>
-      </w:r>
-    </w:p>
-    <w:p>
-      <w:pPr>
-        <w:pStyle w:val="BulletCompact"/>
-        <w:numPr>
-          <w:ilvl w:val="0"/>
-          <w:numId w:val="37"/>
-        </w:numPr>
-      </w:pPr>
-      <w:r>
-        <w:rPr>
-          <w:rFonts w:ascii="Calibri" w:hAnsi="Calibri" w:eastAsia="Calibri"/>
-        </w:rPr>
-        <w:t>Version ID:</w:t>
-      </w:r>
-    </w:p>
-    <w:p>
-      <w:pPr>
-        <w:pStyle w:val="BulletCompact"/>
-        <w:numPr>
-          <w:ilvl w:val="0"/>
-          <w:numId w:val="37"/>
-        </w:numPr>
-      </w:pPr>
-      <w:r>
-        <w:rPr>
-          <w:rFonts w:ascii="Calibri" w:hAnsi="Calibri" w:eastAsia="Calibri"/>
-        </w:rPr>
-        <w:t>Дата вступления в силу:</w:t>
-      </w:r>
-    </w:p>
-    <w:p>
-      <w:pPr>
-        <w:pStyle w:val="BulletCompact"/>
-        <w:numPr>
-          <w:ilvl w:val="0"/>
-          <w:numId w:val="37"/>
-        </w:numPr>
-      </w:pPr>
-      <w:r>
-        <w:rPr>
-          <w:rFonts w:ascii="Calibri" w:hAnsi="Calibri" w:eastAsia="Calibri"/>
-        </w:rPr>
-        <w:t>Утвердил:</w:t>
-      </w:r>
-    </w:p>
-    <w:p>
-      <w:pPr>
-        <w:pStyle w:val="BulletCompact"/>
-        <w:numPr>
-          <w:ilvl w:val="0"/>
-          <w:numId w:val="37"/>
-        </w:numPr>
-      </w:pPr>
-      <w:r>
-        <w:rPr>
-          <w:rFonts w:ascii="Calibri" w:hAnsi="Calibri" w:eastAsia="Calibri"/>
-        </w:rPr>
-        <w:t>Основание/номер приказа:</w:t>
-      </w:r>
-    </w:p>
-    <w:p>
-      <w:pPr>
-        <w:pStyle w:val="BulletCompact"/>
-        <w:numPr>
-          <w:ilvl w:val="0"/>
-          <w:numId w:val="37"/>
-        </w:numPr>
-      </w:pPr>
-      <w:r>
-        <w:rPr>
-          <w:rFonts w:ascii="Calibri" w:hAnsi="Calibri" w:eastAsia="Calibri"/>
-        </w:rPr>
-        <w:t>SHA-256 точного текста:</w:t>
-      </w:r>
-    </w:p>
-    <w:p>
-      <w:pPr>
-        <w:pStyle w:val="BulletCompact"/>
-        <w:numPr>
-          <w:ilvl w:val="0"/>
-          <w:numId w:val="37"/>
-        </w:numPr>
-      </w:pPr>
-      <w:r>
-        <w:rPr>
-          <w:rFonts w:ascii="Calibri" w:hAnsi="Calibri" w:eastAsia="Calibri"/>
-        </w:rPr>
-        <w:t>Закрытая архивная копия:</w:t>
-      </w:r>
-    </w:p>
-    <w:p>
-      <w:pPr>
-        <w:pStyle w:val="BulletCompact"/>
-        <w:numPr>
-          <w:ilvl w:val="0"/>
-          <w:numId w:val="37"/>
-        </w:numPr>
-      </w:pPr>
-      <w:r>
-        <w:rPr>
-          <w:rFonts w:ascii="Calibri" w:hAnsi="Calibri" w:eastAsia="Calibri"/>
-        </w:rPr>
-        <w:t>Предыдущая версия и дата прекращения:</w:t>
-      </w:r>
-    </w:p>
-    <w:p>
-      <w:pPr>
-        <w:pStyle w:val="BulletCompact"/>
-        <w:numPr>
-          <w:ilvl w:val="0"/>
-          <w:numId w:val="37"/>
-        </w:numPr>
-      </w:pPr>
-      <w:r>
-        <w:rPr>
-          <w:rFonts w:ascii="Calibri" w:hAnsi="Calibri" w:eastAsia="Calibri"/>
-        </w:rPr>
-        <w:t>Дата публикации:</w:t>
-      </w:r>
-    </w:p>
-    <w:p>
-      <w:pPr>
-        <w:pStyle w:val="BulletCompact"/>
-        <w:numPr>
-          <w:ilvl w:val="0"/>
-          <w:numId w:val="37"/>
-        </w:numPr>
-      </w:pPr>
-      <w:r>
-        <w:rPr>
-          <w:rFonts w:ascii="Calibri" w:hAnsi="Calibri" w:eastAsia="Calibri"/>
-        </w:rPr>
-        <w:t>Проверка публичного URL после публикации:</w:t>
-      </w:r>
-    </w:p>
-    <w:p>
-      <w:pPr>
-        <w:pStyle w:val="Heading2"/>
-      </w:pPr>
-      <w:r>
-        <w:t>4. Итог согласования</w:t>
-      </w:r>
-    </w:p>
-    <w:p>
-      <w:pPr>
-        <w:pStyle w:val="BulletCompact"/>
-        <w:numPr>
-          <w:ilvl w:val="0"/>
-          <w:numId w:val="38"/>
-        </w:numPr>
-      </w:pPr>
-      <w:r>
-        <w:rPr>
-          <w:rFonts w:ascii="Calibri" w:hAnsi="Calibri" w:eastAsia="Calibri"/>
-        </w:rPr>
-        <w:t xml:space="preserve">Руководитель: __________________ / </w:t>
+        <w:t xml:space="preserve">☐ Яндекс Метрика и обращения к </w:t>
       </w:r>
       <w:r>
         <w:rPr>
@@ -7476,13 +7231,13 @@
           <w:color w:val="1F4D78"/>
           <w:sz w:val="19"/>
         </w:rPr>
-        <w:t>[ФИО]</w:t>
-      </w:r>
-      <w:r>
-        <w:rPr>
-          <w:rFonts w:ascii="Calibri" w:hAnsi="Calibri" w:eastAsia="Calibri"/>
-        </w:rPr>
-        <w:t xml:space="preserve"> / </w:t>
+        <w:t>mc.yandex.ru</w:t>
+      </w:r>
+      <w:r>
+        <w:rPr>
+          <w:rFonts w:ascii="Calibri" w:hAnsi="Calibri" w:eastAsia="Calibri"/>
+        </w:rPr>
+        <w:t>/</w:t>
       </w:r>
       <w:r>
         <w:rPr>
@@ -7490,22 +7245,33 @@
           <w:color w:val="1F4D78"/>
           <w:sz w:val="19"/>
         </w:rPr>
-        <w:t>[ДАТА]</w:t>
-      </w:r>
-    </w:p>
-    <w:p>
-      <w:pPr>
-        <w:pStyle w:val="BulletCompact"/>
-        <w:numPr>
-          <w:ilvl w:val="0"/>
-          <w:numId w:val="38"/>
-        </w:numPr>
-      </w:pPr>
-      <w:r>
-        <w:rPr>
-          <w:rFonts w:ascii="Calibri" w:hAnsi="Calibri" w:eastAsia="Calibri"/>
-        </w:rPr>
-        <w:t xml:space="preserve">Ответственный за ПДн: __________________ / </w:t>
+        <w:t>mc.yandex.com</w:t>
+      </w:r>
+      <w:r>
+        <w:rPr>
+          <w:rFonts w:ascii="Calibri" w:hAnsi="Calibri" w:eastAsia="Calibri"/>
+        </w:rPr>
+        <w:t xml:space="preserve"> разрешаются</w:t>
+      </w:r>
+    </w:p>
+    <w:p>
+      <w:r>
+        <w:rPr>
+          <w:rFonts w:ascii="Calibri" w:hAnsi="Calibri" w:eastAsia="Calibri"/>
+        </w:rPr>
+        <w:t>только после выбора пользователя; поля заявки и файлы в Метрику не передаются.</w:t>
+      </w:r>
+    </w:p>
+    <w:p>
+      <w:pPr>
+        <w:pStyle w:val="Checklist"/>
+        <w:ind w:left="360" w:firstLine="0"/>
+      </w:pPr>
+      <w:r>
+        <w:rPr>
+          <w:rFonts w:ascii="Calibri" w:hAnsi="Calibri" w:eastAsia="Calibri"/>
+        </w:rPr>
+        <w:t xml:space="preserve">☐ В исходном коде нет неиспользуемого разрешения </w:t>
       </w:r>
       <w:r>
         <w:rPr>
@@ -7513,13 +7279,286 @@
           <w:color w:val="1F4D78"/>
           <w:sz w:val="19"/>
         </w:rPr>
-        <w:t>[ФИО]</w:t>
-      </w:r>
-      <w:r>
-        <w:rPr>
-          <w:rFonts w:ascii="Calibri" w:hAnsi="Calibri" w:eastAsia="Calibri"/>
-        </w:rPr>
-        <w:t xml:space="preserve"> / </w:t>
+        <w:t>images.unsplash.com</w:t>
+      </w:r>
+      <w:r>
+        <w:rPr>
+          <w:rFonts w:ascii="Calibri" w:hAnsi="Calibri" w:eastAsia="Calibri"/>
+        </w:rPr>
+        <w:t>.</w:t>
+      </w:r>
+    </w:p>
+    <w:p>
+      <w:pPr>
+        <w:pStyle w:val="Checklist"/>
+        <w:ind w:left="360" w:firstLine="0"/>
+      </w:pPr>
+      <w:r>
+        <w:rPr>
+          <w:rFonts w:ascii="Calibri" w:hAnsi="Calibri" w:eastAsia="Calibri"/>
+        </w:rPr>
+        <w:t>☐ Вебвизор и внешние ИИ/мессенджеры описаны по фактическому статусу.</w:t>
+      </w:r>
+    </w:p>
+    <w:p>
+      <w:pPr>
+        <w:pStyle w:val="Checklist"/>
+        <w:ind w:left="360" w:firstLine="0"/>
+      </w:pPr>
+      <w:r>
+        <w:rPr>
+          <w:rFonts w:ascii="Calibri" w:hAnsi="Calibri" w:eastAsia="Calibri"/>
+        </w:rPr>
+        <w:t>☐ Первичные базы находятся в РФ.</w:t>
+      </w:r>
+    </w:p>
+    <w:p>
+      <w:pPr>
+        <w:pStyle w:val="Checklist"/>
+        <w:ind w:left="360" w:firstLine="0"/>
+      </w:pPr>
+      <w:r>
+        <w:rPr>
+          <w:rFonts w:ascii="Calibri" w:hAnsi="Calibri" w:eastAsia="Calibri"/>
+        </w:rPr>
+        <w:t>☐ Перечень сервисов соответствует фактическим договорам и потокам.</w:t>
+      </w:r>
+    </w:p>
+    <w:p>
+      <w:pPr>
+        <w:pStyle w:val="Checklist"/>
+        <w:ind w:left="360" w:firstLine="0"/>
+      </w:pPr>
+      <w:r>
+        <w:rPr>
+          <w:rFonts w:ascii="Calibri" w:hAnsi="Calibri" w:eastAsia="Calibri"/>
+        </w:rPr>
+        <w:t>☐ Закрытая admin-система описана как технически развёрнутая, но выключенная.</w:t>
+      </w:r>
+    </w:p>
+    <w:p>
+      <w:pPr>
+        <w:pStyle w:val="Checklist"/>
+        <w:ind w:left="360" w:firstLine="0"/>
+      </w:pPr>
+      <w:r>
+        <w:rPr>
+          <w:rFonts w:ascii="Calibri" w:hAnsi="Calibri" w:eastAsia="Calibri"/>
+        </w:rPr>
+        <w:t>☐ Не заявлено о реально выполненных официальных выгрузках или удалениях.</w:t>
+      </w:r>
+    </w:p>
+    <w:p>
+      <w:pPr>
+        <w:pStyle w:val="Checklist"/>
+        <w:ind w:left="360" w:firstLine="0"/>
+      </w:pPr>
+      <w:r>
+        <w:rPr>
+          <w:rFonts w:ascii="Calibri" w:hAnsi="Calibri" w:eastAsia="Calibri"/>
+        </w:rPr>
+        <w:t>☐ Порядок обращений, отзыва и контакты понятны субъекту.</w:t>
+      </w:r>
+    </w:p>
+    <w:p>
+      <w:pPr>
+        <w:pStyle w:val="Checklist"/>
+        <w:ind w:left="360" w:firstLine="0"/>
+      </w:pPr>
+      <w:r>
+        <w:rPr>
+          <w:rFonts w:ascii="Calibri" w:hAnsi="Calibri" w:eastAsia="Calibri"/>
+        </w:rPr>
+        <w:t>☐ Сведения об historical consent-audit exception не искажаются внутренними</w:t>
+      </w:r>
+    </w:p>
+    <w:p>
+      <w:r>
+        <w:rPr>
+          <w:rFonts w:ascii="Calibri" w:hAnsi="Calibri" w:eastAsia="Calibri"/>
+        </w:rPr>
+        <w:t>документами и не создаются задним числом.</w:t>
+      </w:r>
+    </w:p>
+    <w:p>
+      <w:pPr>
+        <w:pStyle w:val="Heading2"/>
+      </w:pPr>
+      <w:r>
+        <w:t>3. Карточка каждой утверждаемой версии</w:t>
+      </w:r>
+    </w:p>
+    <w:p>
+      <w:pPr>
+        <w:pStyle w:val="BulletCompact"/>
+        <w:numPr>
+          <w:ilvl w:val="0"/>
+          <w:numId w:val="37"/>
+        </w:numPr>
+      </w:pPr>
+      <w:r>
+        <w:rPr>
+          <w:rFonts w:ascii="Calibri" w:hAnsi="Calibri" w:eastAsia="Calibri"/>
+        </w:rPr>
+        <w:t>Документ:</w:t>
+      </w:r>
+    </w:p>
+    <w:p>
+      <w:pPr>
+        <w:pStyle w:val="BulletCompact"/>
+        <w:numPr>
+          <w:ilvl w:val="0"/>
+          <w:numId w:val="37"/>
+        </w:numPr>
+      </w:pPr>
+      <w:r>
+        <w:rPr>
+          <w:rFonts w:ascii="Calibri" w:hAnsi="Calibri" w:eastAsia="Calibri"/>
+        </w:rPr>
+        <w:t>Version ID:</w:t>
+      </w:r>
+    </w:p>
+    <w:p>
+      <w:pPr>
+        <w:pStyle w:val="BulletCompact"/>
+        <w:numPr>
+          <w:ilvl w:val="0"/>
+          <w:numId w:val="37"/>
+        </w:numPr>
+      </w:pPr>
+      <w:r>
+        <w:rPr>
+          <w:rFonts w:ascii="Calibri" w:hAnsi="Calibri" w:eastAsia="Calibri"/>
+        </w:rPr>
+        <w:t>Дата вступления в силу:</w:t>
+      </w:r>
+    </w:p>
+    <w:p>
+      <w:pPr>
+        <w:pStyle w:val="BulletCompact"/>
+        <w:numPr>
+          <w:ilvl w:val="0"/>
+          <w:numId w:val="37"/>
+        </w:numPr>
+      </w:pPr>
+      <w:r>
+        <w:rPr>
+          <w:rFonts w:ascii="Calibri" w:hAnsi="Calibri" w:eastAsia="Calibri"/>
+        </w:rPr>
+        <w:t>Утвердил:</w:t>
+      </w:r>
+    </w:p>
+    <w:p>
+      <w:pPr>
+        <w:pStyle w:val="BulletCompact"/>
+        <w:numPr>
+          <w:ilvl w:val="0"/>
+          <w:numId w:val="37"/>
+        </w:numPr>
+      </w:pPr>
+      <w:r>
+        <w:rPr>
+          <w:rFonts w:ascii="Calibri" w:hAnsi="Calibri" w:eastAsia="Calibri"/>
+        </w:rPr>
+        <w:t>Основание/номер приказа:</w:t>
+      </w:r>
+    </w:p>
+    <w:p>
+      <w:pPr>
+        <w:pStyle w:val="BulletCompact"/>
+        <w:numPr>
+          <w:ilvl w:val="0"/>
+          <w:numId w:val="37"/>
+        </w:numPr>
+      </w:pPr>
+      <w:r>
+        <w:rPr>
+          <w:rFonts w:ascii="Calibri" w:hAnsi="Calibri" w:eastAsia="Calibri"/>
+        </w:rPr>
+        <w:t>SHA-256 точного текста:</w:t>
+      </w:r>
+    </w:p>
+    <w:p>
+      <w:pPr>
+        <w:pStyle w:val="BulletCompact"/>
+        <w:numPr>
+          <w:ilvl w:val="0"/>
+          <w:numId w:val="37"/>
+        </w:numPr>
+      </w:pPr>
+      <w:r>
+        <w:rPr>
+          <w:rFonts w:ascii="Calibri" w:hAnsi="Calibri" w:eastAsia="Calibri"/>
+        </w:rPr>
+        <w:t>Закрытая архивная копия:</w:t>
+      </w:r>
+    </w:p>
+    <w:p>
+      <w:pPr>
+        <w:pStyle w:val="BulletCompact"/>
+        <w:numPr>
+          <w:ilvl w:val="0"/>
+          <w:numId w:val="37"/>
+        </w:numPr>
+      </w:pPr>
+      <w:r>
+        <w:rPr>
+          <w:rFonts w:ascii="Calibri" w:hAnsi="Calibri" w:eastAsia="Calibri"/>
+        </w:rPr>
+        <w:t>Предыдущая версия и дата прекращения:</w:t>
+      </w:r>
+    </w:p>
+    <w:p>
+      <w:pPr>
+        <w:pStyle w:val="BulletCompact"/>
+        <w:numPr>
+          <w:ilvl w:val="0"/>
+          <w:numId w:val="37"/>
+        </w:numPr>
+      </w:pPr>
+      <w:r>
+        <w:rPr>
+          <w:rFonts w:ascii="Calibri" w:hAnsi="Calibri" w:eastAsia="Calibri"/>
+        </w:rPr>
+        <w:t>Дата публикации:</w:t>
+      </w:r>
+    </w:p>
+    <w:p>
+      <w:pPr>
+        <w:pStyle w:val="BulletCompact"/>
+        <w:numPr>
+          <w:ilvl w:val="0"/>
+          <w:numId w:val="37"/>
+        </w:numPr>
+      </w:pPr>
+      <w:r>
+        <w:rPr>
+          <w:rFonts w:ascii="Calibri" w:hAnsi="Calibri" w:eastAsia="Calibri"/>
+        </w:rPr>
+        <w:t>Проверка публичного URL после публикации:</w:t>
+      </w:r>
+    </w:p>
+    <w:p>
+      <w:pPr>
+        <w:pStyle w:val="Heading2"/>
+      </w:pPr>
+      <w:r>
+        <w:t>4. Итог согласования</w:t>
+      </w:r>
+    </w:p>
+    <w:p>
+      <w:pPr>
+        <w:pStyle w:val="BulletCompact"/>
+        <w:numPr>
+          <w:ilvl w:val="0"/>
+          <w:numId w:val="38"/>
+        </w:numPr>
+      </w:pPr>
+      <w:r>
+        <w:rPr>
+          <w:rFonts w:ascii="Calibri" w:hAnsi="Calibri" w:eastAsia="Calibri"/>
+        </w:rPr>
+        <w:t xml:space="preserve">Руководитель: __________________ / </w:t>
       </w:r>
       <w:r>
         <w:rPr>
@@ -7527,22 +7566,13 @@
           <w:color w:val="1F4D78"/>
           <w:sz w:val="19"/>
         </w:rPr>
-        <w:t>[ДАТА]</w:t>
-      </w:r>
-    </w:p>
-    <w:p>
-      <w:pPr>
-        <w:pStyle w:val="BulletCompact"/>
-        <w:numPr>
-          <w:ilvl w:val="0"/>
-          <w:numId w:val="38"/>
-        </w:numPr>
-      </w:pPr>
-      <w:r>
-        <w:rPr>
-          <w:rFonts w:ascii="Calibri" w:hAnsi="Calibri" w:eastAsia="Calibri"/>
-        </w:rPr>
-        <w:t xml:space="preserve">Юрист: __________________ / </w:t>
+        <w:t>[ФИО]</w:t>
+      </w:r>
+      <w:r>
+        <w:rPr>
+          <w:rFonts w:ascii="Calibri" w:hAnsi="Calibri" w:eastAsia="Calibri"/>
+        </w:rPr>
+        <w:t xml:space="preserve"> / </w:t>
       </w:r>
       <w:r>
         <w:rPr>
@@ -7550,13 +7580,22 @@
           <w:color w:val="1F4D78"/>
           <w:sz w:val="19"/>
         </w:rPr>
-        <w:t>[ФИО/ОРГАНИЗАЦИЯ]</w:t>
-      </w:r>
-      <w:r>
-        <w:rPr>
-          <w:rFonts w:ascii="Calibri" w:hAnsi="Calibri" w:eastAsia="Calibri"/>
-        </w:rPr>
-        <w:t xml:space="preserve"> / </w:t>
+        <w:t>[ДАТА]</w:t>
+      </w:r>
+    </w:p>
+    <w:p>
+      <w:pPr>
+        <w:pStyle w:val="BulletCompact"/>
+        <w:numPr>
+          <w:ilvl w:val="0"/>
+          <w:numId w:val="38"/>
+        </w:numPr>
+      </w:pPr>
+      <w:r>
+        <w:rPr>
+          <w:rFonts w:ascii="Calibri" w:hAnsi="Calibri" w:eastAsia="Calibri"/>
+        </w:rPr>
+        <w:t xml:space="preserve">Ответственный за ПДн: __________________ / </w:t>
       </w:r>
       <w:r>
         <w:rPr>
@@ -7564,22 +7603,13 @@
           <w:color w:val="1F4D78"/>
           <w:sz w:val="19"/>
         </w:rPr>
-        <w:t>[ДАТА]</w:t>
-      </w:r>
-    </w:p>
-    <w:p>
-      <w:pPr>
-        <w:pStyle w:val="BulletCompact"/>
-        <w:numPr>
-          <w:ilvl w:val="0"/>
-          <w:numId w:val="38"/>
-        </w:numPr>
-      </w:pPr>
-      <w:r>
-        <w:rPr>
-          <w:rFonts w:ascii="Calibri" w:hAnsi="Calibri" w:eastAsia="Calibri"/>
-        </w:rPr>
-        <w:t xml:space="preserve">Технический администратор: __________________ / </w:t>
+        <w:t>[ФИО]</w:t>
+      </w:r>
+      <w:r>
+        <w:rPr>
+          <w:rFonts w:ascii="Calibri" w:hAnsi="Calibri" w:eastAsia="Calibri"/>
+        </w:rPr>
+        <w:t xml:space="preserve"> / </w:t>
       </w:r>
       <w:r>
         <w:rPr>
@@ -7587,13 +7617,22 @@
           <w:color w:val="1F4D78"/>
           <w:sz w:val="19"/>
         </w:rPr>
-        <w:t>[ФИО]</w:t>
-      </w:r>
-      <w:r>
-        <w:rPr>
-          <w:rFonts w:ascii="Calibri" w:hAnsi="Calibri" w:eastAsia="Calibri"/>
-        </w:rPr>
-        <w:t xml:space="preserve"> / </w:t>
+        <w:t>[ДАТА]</w:t>
+      </w:r>
+    </w:p>
+    <w:p>
+      <w:pPr>
+        <w:pStyle w:val="BulletCompact"/>
+        <w:numPr>
+          <w:ilvl w:val="0"/>
+          <w:numId w:val="38"/>
+        </w:numPr>
+      </w:pPr>
+      <w:r>
+        <w:rPr>
+          <w:rFonts w:ascii="Calibri" w:hAnsi="Calibri" w:eastAsia="Calibri"/>
+        </w:rPr>
+        <w:t xml:space="preserve">Юрист: __________________ / </w:t>
       </w:r>
       <w:r>
         <w:rPr>
@@ -7601,1738 +7640,13 @@
           <w:color w:val="1F4D78"/>
           <w:sz w:val="19"/>
         </w:rPr>
-        <w:t>[ДАТА]</w:t>
-      </w:r>
-    </w:p>
-    <w:p>
-      <w:r>
-        <w:rPr>
-          <w:rFonts w:ascii="Calibri" w:hAnsi="Calibri" w:eastAsia="Calibri"/>
-        </w:rPr>
-        <w:t>До заполнения и подписания этого листа изменения публичных юридических текстов считаются проектом и не должны публиковаться как утверждённая редакция.</w:t>
-      </w:r>
-    </w:p>
-    <w:p>
-      <w:r>
-        <w:br w:type="page"/>
-      </w:r>
-    </w:p>
-    <w:p>
-      <w:pPr>
-        <w:pStyle w:val="DocumentLabel"/>
-      </w:pPr>
-      <w:r>
-        <w:t>ДОКУМЕНТ 13</w:t>
-      </w:r>
-    </w:p>
-    <w:p>
-      <w:pPr>
-        <w:pStyle w:val="Heading1"/>
-        <w:spacing w:before="0"/>
-      </w:pPr>
-      <w:r>
-        <w:t>Операционные формы</w:t>
-      </w:r>
-    </w:p>
-    <w:p>
-      <w:pPr>
-        <w:spacing w:before="40" w:after="160"/>
-        <w:shd w:fill="FCE9DF"/>
-      </w:pPr>
-      <w:r>
-        <w:rPr>
-          <w:rFonts w:ascii="Calibri" w:hAnsi="Calibri" w:eastAsia="Calibri"/>
-          <w:b/>
-          <w:color w:val="EA5B0C"/>
-        </w:rPr>
-        <w:t xml:space="preserve">  ПРОЕКТ — НЕ УТВЕРЖДЕНО. ЗАПОЛНЯТЬ ТОЛЬКО ПО ФАКТУ СОБЫТИЯ.  </w:t>
-      </w:r>
-    </w:p>
-    <w:p>
-      <w:pPr>
-        <w:pStyle w:val="Heading2"/>
-      </w:pPr>
-      <w:r>
-        <w:t>Форма 1. Карточка обращения субъекта</w:t>
-      </w:r>
-    </w:p>
-    <w:p>
-      <w:pPr>
-        <w:pStyle w:val="BulletCompact"/>
-        <w:numPr>
-          <w:ilvl w:val="0"/>
-          <w:numId w:val="39"/>
-        </w:numPr>
-      </w:pPr>
-      <w:r>
-        <w:rPr>
-          <w:rFonts w:ascii="Calibri" w:hAnsi="Calibri" w:eastAsia="Calibri"/>
-        </w:rPr>
-        <w:t>Регистрационный номер:</w:t>
-      </w:r>
-    </w:p>
-    <w:p>
-      <w:pPr>
-        <w:pStyle w:val="BulletCompact"/>
-        <w:numPr>
-          <w:ilvl w:val="0"/>
-          <w:numId w:val="39"/>
-        </w:numPr>
-      </w:pPr>
-      <w:r>
-        <w:rPr>
-          <w:rFonts w:ascii="Calibri" w:hAnsi="Calibri" w:eastAsia="Calibri"/>
-        </w:rPr>
-        <w:t>Дата/время и канал получения:</w:t>
-      </w:r>
-    </w:p>
-    <w:p>
-      <w:pPr>
-        <w:pStyle w:val="BulletCompact"/>
-        <w:numPr>
-          <w:ilvl w:val="0"/>
-          <w:numId w:val="39"/>
-        </w:numPr>
-      </w:pPr>
-      <w:r>
-        <w:rPr>
-          <w:rFonts w:ascii="Calibri" w:hAnsi="Calibri" w:eastAsia="Calibri"/>
-        </w:rPr>
-        <w:t>Тип требования:</w:t>
-      </w:r>
-    </w:p>
-    <w:p>
-      <w:pPr>
-        <w:pStyle w:val="BulletCompact"/>
-        <w:numPr>
-          <w:ilvl w:val="0"/>
-          <w:numId w:val="39"/>
-        </w:numPr>
-      </w:pPr>
-      <w:r>
-        <w:rPr>
-          <w:rFonts w:ascii="Calibri" w:hAnsi="Calibri" w:eastAsia="Calibri"/>
-        </w:rPr>
-        <w:t>Краткое содержание:</w:t>
-      </w:r>
-    </w:p>
-    <w:p>
-      <w:pPr>
-        <w:pStyle w:val="BulletCompact"/>
-        <w:numPr>
-          <w:ilvl w:val="0"/>
-          <w:numId w:val="39"/>
-        </w:numPr>
-      </w:pPr>
-      <w:r>
-        <w:rPr>
-          <w:rFonts w:ascii="Calibri" w:hAnsi="Calibri" w:eastAsia="Calibri"/>
-        </w:rPr>
-        <w:t>Способ идентификации:</w:t>
-      </w:r>
-    </w:p>
-    <w:p>
-      <w:pPr>
-        <w:pStyle w:val="BulletCompact"/>
-        <w:numPr>
-          <w:ilvl w:val="0"/>
-          <w:numId w:val="39"/>
-        </w:numPr>
-      </w:pPr>
-      <w:r>
-        <w:rPr>
-          <w:rFonts w:ascii="Calibri" w:hAnsi="Calibri" w:eastAsia="Calibri"/>
-        </w:rPr>
-        <w:t>Статус идентификации:</w:t>
-      </w:r>
-    </w:p>
-    <w:p>
-      <w:pPr>
-        <w:pStyle w:val="BulletCompact"/>
-        <w:numPr>
-          <w:ilvl w:val="0"/>
-          <w:numId w:val="39"/>
-        </w:numPr>
-      </w:pPr>
-      <w:r>
-        <w:rPr>
-          <w:rFonts w:ascii="Calibri" w:hAnsi="Calibri" w:eastAsia="Calibri"/>
-        </w:rPr>
-        <w:t>Связанные requestId:</w:t>
-      </w:r>
-    </w:p>
-    <w:p>
-      <w:pPr>
-        <w:pStyle w:val="BulletCompact"/>
-        <w:numPr>
-          <w:ilvl w:val="0"/>
-          <w:numId w:val="39"/>
-        </w:numPr>
-      </w:pPr>
-      <w:r>
-        <w:rPr>
-          <w:rFonts w:ascii="Calibri" w:hAnsi="Calibri" w:eastAsia="Calibri"/>
-        </w:rPr>
-        <w:t>Рассчитанный срок:</w:t>
-      </w:r>
-    </w:p>
-    <w:p>
-      <w:pPr>
-        <w:pStyle w:val="BulletCompact"/>
-        <w:numPr>
-          <w:ilvl w:val="0"/>
-          <w:numId w:val="39"/>
-        </w:numPr>
-      </w:pPr>
-      <w:r>
-        <w:rPr>
-          <w:rFonts w:ascii="Calibri" w:hAnsi="Calibri" w:eastAsia="Calibri"/>
-        </w:rPr>
-        <w:t>Подтверждённый срок и подтвердивший:</w:t>
-      </w:r>
-    </w:p>
-    <w:p>
-      <w:pPr>
-        <w:pStyle w:val="BulletCompact"/>
-        <w:numPr>
-          <w:ilvl w:val="0"/>
-          <w:numId w:val="39"/>
-        </w:numPr>
-      </w:pPr>
-      <w:r>
-        <w:rPr>
-          <w:rFonts w:ascii="Calibri" w:hAnsi="Calibri" w:eastAsia="Calibri"/>
-        </w:rPr>
-        <w:t>Продление, дата и причина:</w:t>
-      </w:r>
-    </w:p>
-    <w:p>
-      <w:pPr>
-        <w:pStyle w:val="BulletCompact"/>
-        <w:numPr>
-          <w:ilvl w:val="0"/>
-          <w:numId w:val="39"/>
-        </w:numPr>
-      </w:pPr>
-      <w:r>
-        <w:rPr>
-          <w:rFonts w:ascii="Calibri" w:hAnsi="Calibri" w:eastAsia="Calibri"/>
-        </w:rPr>
-        <w:t>Ответственный:</w:t>
-      </w:r>
-    </w:p>
-    <w:p>
-      <w:pPr>
-        <w:pStyle w:val="BulletCompact"/>
-        <w:numPr>
-          <w:ilvl w:val="0"/>
-          <w:numId w:val="39"/>
-        </w:numPr>
-      </w:pPr>
-      <w:r>
-        <w:rPr>
-          <w:rFonts w:ascii="Calibri" w:hAnsi="Calibri" w:eastAsia="Calibri"/>
-        </w:rPr>
-        <w:t>Статус:</w:t>
-      </w:r>
-    </w:p>
-    <w:p>
-      <w:pPr>
-        <w:pStyle w:val="BulletCompact"/>
-        <w:numPr>
-          <w:ilvl w:val="0"/>
-          <w:numId w:val="39"/>
-        </w:numPr>
-      </w:pPr>
-      <w:r>
-        <w:rPr>
-          <w:rFonts w:ascii="Calibri" w:hAnsi="Calibri" w:eastAsia="Calibri"/>
-        </w:rPr>
-        <w:t>Дата, способ и результат ответа:</w:t>
-      </w:r>
-    </w:p>
-    <w:p>
-      <w:pPr>
-        <w:pStyle w:val="BulletCompact"/>
-        <w:numPr>
-          <w:ilvl w:val="0"/>
-          <w:numId w:val="39"/>
-        </w:numPr>
-      </w:pPr>
-      <w:r>
-        <w:rPr>
-          <w:rFonts w:ascii="Calibri" w:hAnsi="Calibri" w:eastAsia="Calibri"/>
-        </w:rPr>
-        <w:t>Связанная выгрузка:</w:t>
-      </w:r>
-    </w:p>
-    <w:p>
-      <w:pPr>
-        <w:pStyle w:val="BulletCompact"/>
-        <w:numPr>
-          <w:ilvl w:val="0"/>
-          <w:numId w:val="39"/>
-        </w:numPr>
-      </w:pPr>
-      <w:r>
-        <w:rPr>
-          <w:rFonts w:ascii="Calibri" w:hAnsi="Calibri" w:eastAsia="Calibri"/>
-        </w:rPr>
-        <w:t>Решение по legal hold/дальнейшему хранению:</w:t>
-      </w:r>
-    </w:p>
-    <w:p>
-      <w:pPr>
-        <w:pStyle w:val="Heading2"/>
-      </w:pPr>
-      <w:r>
-        <w:t>Форма 2. Контрольный лист государственного запроса</w:t>
-      </w:r>
-    </w:p>
-    <w:p>
-      <w:pPr>
-        <w:pStyle w:val="BulletCompact"/>
-        <w:numPr>
-          <w:ilvl w:val="0"/>
-          <w:numId w:val="40"/>
-        </w:numPr>
-      </w:pPr>
-      <w:r>
-        <w:rPr>
-          <w:rFonts w:ascii="Calibri" w:hAnsi="Calibri" w:eastAsia="Calibri"/>
-        </w:rPr>
-        <w:t>Внутренний номер:</w:t>
-      </w:r>
-    </w:p>
-    <w:p>
-      <w:pPr>
-        <w:pStyle w:val="BulletCompact"/>
-        <w:numPr>
-          <w:ilvl w:val="0"/>
-          <w:numId w:val="40"/>
-        </w:numPr>
-      </w:pPr>
-      <w:r>
-        <w:rPr>
-          <w:rFonts w:ascii="Calibri" w:hAnsi="Calibri" w:eastAsia="Calibri"/>
-        </w:rPr>
-        <w:t>Дата/время и канал получения:</w:t>
-      </w:r>
-    </w:p>
-    <w:p>
-      <w:pPr>
-        <w:pStyle w:val="BulletCompact"/>
-        <w:numPr>
-          <w:ilvl w:val="0"/>
-          <w:numId w:val="40"/>
-        </w:numPr>
-      </w:pPr>
-      <w:r>
-        <w:rPr>
-          <w:rFonts w:ascii="Calibri" w:hAnsi="Calibri" w:eastAsia="Calibri"/>
-        </w:rPr>
-        <w:t>Орган, подразделение, должностное лицо:</w:t>
-      </w:r>
-    </w:p>
-    <w:p>
-      <w:pPr>
-        <w:pStyle w:val="BulletCompact"/>
-        <w:numPr>
-          <w:ilvl w:val="0"/>
-          <w:numId w:val="40"/>
-        </w:numPr>
-      </w:pPr>
-      <w:r>
-        <w:rPr>
-          <w:rFonts w:ascii="Calibri" w:hAnsi="Calibri" w:eastAsia="Calibri"/>
-        </w:rPr>
-        <w:t>Номер и дата документа:</w:t>
-      </w:r>
-    </w:p>
-    <w:p>
-      <w:pPr>
-        <w:pStyle w:val="BulletCompact"/>
-        <w:numPr>
-          <w:ilvl w:val="0"/>
-          <w:numId w:val="40"/>
-        </w:numPr>
-      </w:pPr>
-      <w:r>
-        <w:rPr>
-          <w:rFonts w:ascii="Calibri" w:hAnsi="Calibri" w:eastAsia="Calibri"/>
-        </w:rPr>
-        <w:t>Правовое основание и цель:</w:t>
-      </w:r>
-    </w:p>
-    <w:p>
-      <w:pPr>
-        <w:pStyle w:val="BulletCompact"/>
-        <w:numPr>
-          <w:ilvl w:val="0"/>
-          <w:numId w:val="40"/>
-        </w:numPr>
-      </w:pPr>
-      <w:r>
-        <w:rPr>
-          <w:rFonts w:ascii="Calibri" w:hAnsi="Calibri" w:eastAsia="Calibri"/>
-        </w:rPr>
-        <w:t>Запрошенный период, категории и объём:</w:t>
-      </w:r>
-    </w:p>
-    <w:p>
-      <w:pPr>
-        <w:pStyle w:val="BulletCompact"/>
-        <w:numPr>
-          <w:ilvl w:val="0"/>
-          <w:numId w:val="40"/>
-        </w:numPr>
-      </w:pPr>
-      <w:r>
-        <w:rPr>
-          <w:rFonts w:ascii="Calibri" w:hAnsi="Calibri" w:eastAsia="Calibri"/>
-        </w:rPr>
-        <w:t>Рассчитанный и подтверждённый срок:</w:t>
-      </w:r>
-    </w:p>
-    <w:p>
-      <w:pPr>
-        <w:pStyle w:val="BulletCompact"/>
-        <w:numPr>
-          <w:ilvl w:val="0"/>
-          <w:numId w:val="40"/>
-        </w:numPr>
-      </w:pPr>
-      <w:r>
-        <w:rPr>
-          <w:rFonts w:ascii="Calibri" w:hAnsi="Calibri" w:eastAsia="Calibri"/>
-        </w:rPr>
-        <w:t>Ответственный:</w:t>
-      </w:r>
-    </w:p>
-    <w:p>
-      <w:r>
-        <w:rPr>
-          <w:rFonts w:ascii="Calibri" w:hAnsi="Calibri" w:eastAsia="Calibri"/>
-        </w:rPr>
-        <w:t>Проверка:</w:t>
-      </w:r>
-    </w:p>
-    <w:p>
-      <w:pPr>
-        <w:pStyle w:val="Checklist"/>
-        <w:ind w:left="360" w:firstLine="0"/>
-      </w:pPr>
-      <w:r>
-        <w:rPr>
-          <w:rFonts w:ascii="Calibri" w:hAnsi="Calibri" w:eastAsia="Calibri"/>
-        </w:rPr>
-        <w:t>☐ Подлинность и отправитель подтверждены независимым каналом.</w:t>
-      </w:r>
-    </w:p>
-    <w:p>
-      <w:pPr>
-        <w:pStyle w:val="Checklist"/>
-        <w:ind w:left="360" w:firstLine="0"/>
-      </w:pPr>
-      <w:r>
-        <w:rPr>
-          <w:rFonts w:ascii="Calibri" w:hAnsi="Calibri" w:eastAsia="Calibri"/>
-        </w:rPr>
-        <w:t>☐ Полномочия подписанта подтверждены.</w:t>
-      </w:r>
-    </w:p>
-    <w:p>
-      <w:pPr>
-        <w:pStyle w:val="Checklist"/>
-        <w:ind w:left="360" w:firstLine="0"/>
-      </w:pPr>
-      <w:r>
-        <w:rPr>
-          <w:rFonts w:ascii="Calibri" w:hAnsi="Calibri" w:eastAsia="Calibri"/>
-        </w:rPr>
-        <w:t>☐ Основание, цель, объём и срок определены.</w:t>
-      </w:r>
-    </w:p>
-    <w:p>
-      <w:pPr>
-        <w:pStyle w:val="Checklist"/>
-        <w:ind w:left="360" w:firstLine="0"/>
-      </w:pPr>
-      <w:r>
-        <w:rPr>
-          <w:rFonts w:ascii="Calibri" w:hAnsi="Calibri" w:eastAsia="Calibri"/>
-        </w:rPr>
-        <w:t>☐ Законность и соразмерность проверены юристом/ответственным.</w:t>
-      </w:r>
-    </w:p>
-    <w:p>
-      <w:pPr>
-        <w:pStyle w:val="Checklist"/>
-        <w:ind w:left="360" w:firstLine="0"/>
-      </w:pPr>
-      <w:r>
-        <w:rPr>
-          <w:rFonts w:ascii="Calibri" w:hAnsi="Calibri" w:eastAsia="Calibri"/>
-        </w:rPr>
-        <w:t>☐ Проверены ограничения на уведомление субъекта.</w:t>
-      </w:r>
-    </w:p>
-    <w:p>
-      <w:pPr>
-        <w:pStyle w:val="Checklist"/>
-        <w:ind w:left="360" w:firstLine="0"/>
-      </w:pPr>
-      <w:r>
-        <w:rPr>
-          <w:rFonts w:ascii="Calibri" w:hAnsi="Calibri" w:eastAsia="Calibri"/>
-        </w:rPr>
-        <w:t>☐ Установлен legal hold для связанных записей.</w:t>
-      </w:r>
-    </w:p>
-    <w:p>
-      <w:pPr>
-        <w:pStyle w:val="Checklist"/>
-        <w:ind w:left="360" w:firstLine="0"/>
-      </w:pPr>
-      <w:r>
-        <w:rPr>
-          <w:rFonts w:ascii="Calibri" w:hAnsi="Calibri" w:eastAsia="Calibri"/>
-        </w:rPr>
-        <w:t>☐ Полный экспорт без фильтра не используется.</w:t>
-      </w:r>
-    </w:p>
-    <w:p>
-      <w:pPr>
-        <w:pStyle w:val="Checklist"/>
-        <w:ind w:left="360" w:firstLine="0"/>
-      </w:pPr>
-      <w:r>
-        <w:rPr>
-          <w:rFonts w:ascii="Calibri" w:hAnsi="Calibri" w:eastAsia="Calibri"/>
-        </w:rPr>
-        <w:t>☐ Preview и исключённые материалы проверены.</w:t>
-      </w:r>
-    </w:p>
-    <w:p>
-      <w:pPr>
-        <w:pStyle w:val="Checklist"/>
-        <w:ind w:left="360" w:firstLine="0"/>
-      </w:pPr>
-      <w:r>
-        <w:rPr>
-          <w:rFonts w:ascii="Calibri" w:hAnsi="Calibri" w:eastAsia="Calibri"/>
-        </w:rPr>
-        <w:t>☐ Историческое отсутствие consent-audit честно отражено при наличии.</w:t>
-      </w:r>
-    </w:p>
-    <w:p>
-      <w:pPr>
-        <w:pStyle w:val="Checklist"/>
-        <w:ind w:left="360" w:firstLine="0"/>
-      </w:pPr>
-      <w:r>
-        <w:rPr>
-          <w:rFonts w:ascii="Calibri" w:hAnsi="Calibri" w:eastAsia="Calibri"/>
-        </w:rPr>
-        <w:t>☐ Состав утверждён; ZIP и SHA-256 проверены.</w:t>
-      </w:r>
-    </w:p>
-    <w:p>
-      <w:pPr>
-        <w:pStyle w:val="Checklist"/>
-        <w:ind w:left="360" w:firstLine="0"/>
-      </w:pPr>
-      <w:r>
-        <w:rPr>
-          <w:rFonts w:ascii="Calibri" w:hAnsi="Calibri" w:eastAsia="Calibri"/>
-        </w:rPr>
-        <w:t>☐ Передача выполнена по официальному каналу и зарегистрирована.</w:t>
-      </w:r>
-    </w:p>
-    <w:p>
-      <w:pPr>
-        <w:pStyle w:val="Checklist"/>
-        <w:ind w:left="360" w:firstLine="0"/>
-      </w:pPr>
-      <w:r>
-        <w:rPr>
-          <w:rFonts w:ascii="Calibri" w:hAnsi="Calibri" w:eastAsia="Calibri"/>
-        </w:rPr>
-        <w:t>☐ TTL и удаление временного ZIP проконтролированы.</w:t>
-      </w:r>
-    </w:p>
-    <w:p>
-      <w:r>
-        <w:rPr>
-          <w:rFonts w:ascii="Calibri" w:hAnsi="Calibri" w:eastAsia="Calibri"/>
-        </w:rPr>
-        <w:t>Результат, дата ответа и reference:</w:t>
-      </w:r>
-    </w:p>
-    <w:p>
-      <w:pPr>
-        <w:pStyle w:val="Heading2"/>
-      </w:pPr>
-      <w:r>
-        <w:t>Форма 3. Legal hold</w:t>
-      </w:r>
-    </w:p>
-    <w:p>
-      <w:pPr>
-        <w:pStyle w:val="BulletCompact"/>
-        <w:numPr>
-          <w:ilvl w:val="0"/>
-          <w:numId w:val="41"/>
-        </w:numPr>
-      </w:pPr>
-      <w:r>
-        <w:rPr>
-          <w:rFonts w:ascii="Calibri" w:hAnsi="Calibri" w:eastAsia="Calibri"/>
-        </w:rPr>
-        <w:t>ID/номер:</w:t>
-      </w:r>
-    </w:p>
-    <w:p>
-      <w:pPr>
-        <w:pStyle w:val="BulletCompact"/>
-        <w:numPr>
-          <w:ilvl w:val="0"/>
-          <w:numId w:val="41"/>
-        </w:numPr>
-      </w:pPr>
-      <w:r>
-        <w:rPr>
-          <w:rFonts w:ascii="Calibri" w:hAnsi="Calibri" w:eastAsia="Calibri"/>
-        </w:rPr>
-        <w:t>Связанные requestId/запрос/инцидент:</w:t>
-      </w:r>
-    </w:p>
-    <w:p>
-      <w:pPr>
-        <w:pStyle w:val="BulletCompact"/>
-        <w:numPr>
-          <w:ilvl w:val="0"/>
-          <w:numId w:val="41"/>
-        </w:numPr>
-      </w:pPr>
-      <w:r>
-        <w:rPr>
-          <w:rFonts w:ascii="Calibri" w:hAnsi="Calibri" w:eastAsia="Calibri"/>
-        </w:rPr>
-        <w:t>Основание и документ:</w:t>
-      </w:r>
-    </w:p>
-    <w:p>
-      <w:pPr>
-        <w:pStyle w:val="BulletCompact"/>
-        <w:numPr>
-          <w:ilvl w:val="0"/>
-          <w:numId w:val="41"/>
-        </w:numPr>
-      </w:pPr>
-      <w:r>
-        <w:rPr>
-          <w:rFonts w:ascii="Calibri" w:hAnsi="Calibri" w:eastAsia="Calibri"/>
-        </w:rPr>
-        <w:t>Причина:</w:t>
-      </w:r>
-    </w:p>
-    <w:p>
-      <w:pPr>
-        <w:pStyle w:val="BulletCompact"/>
-        <w:numPr>
-          <w:ilvl w:val="0"/>
-          <w:numId w:val="41"/>
-        </w:numPr>
-      </w:pPr>
-      <w:r>
-        <w:rPr>
-          <w:rFonts w:ascii="Calibri" w:hAnsi="Calibri" w:eastAsia="Calibri"/>
-        </w:rPr>
-        <w:t>Дата начала:</w:t>
-      </w:r>
-    </w:p>
-    <w:p>
-      <w:pPr>
-        <w:pStyle w:val="BulletCompact"/>
-        <w:numPr>
-          <w:ilvl w:val="0"/>
-          <w:numId w:val="41"/>
-        </w:numPr>
-      </w:pPr>
-      <w:r>
-        <w:rPr>
-          <w:rFonts w:ascii="Calibri" w:hAnsi="Calibri" w:eastAsia="Calibri"/>
-        </w:rPr>
-        <w:t>Дата пересмотра:</w:t>
-      </w:r>
-    </w:p>
-    <w:p>
-      <w:pPr>
-        <w:pStyle w:val="BulletCompact"/>
-        <w:numPr>
-          <w:ilvl w:val="0"/>
-          <w:numId w:val="41"/>
-        </w:numPr>
-      </w:pPr>
-      <w:r>
-        <w:rPr>
-          <w:rFonts w:ascii="Calibri" w:hAnsi="Calibri" w:eastAsia="Calibri"/>
-        </w:rPr>
-        <w:t>Создал:</w:t>
-      </w:r>
-    </w:p>
-    <w:p>
-      <w:pPr>
-        <w:pStyle w:val="BulletCompact"/>
-        <w:numPr>
-          <w:ilvl w:val="0"/>
-          <w:numId w:val="41"/>
-        </w:numPr>
-      </w:pPr>
-      <w:r>
-        <w:rPr>
-          <w:rFonts w:ascii="Calibri" w:hAnsi="Calibri" w:eastAsia="Calibri"/>
-        </w:rPr>
-        <w:t>Статус:</w:t>
-      </w:r>
-    </w:p>
-    <w:p>
-      <w:pPr>
-        <w:pStyle w:val="BulletCompact"/>
-        <w:numPr>
-          <w:ilvl w:val="0"/>
-          <w:numId w:val="41"/>
-        </w:numPr>
-      </w:pPr>
-      <w:r>
-        <w:rPr>
-          <w:rFonts w:ascii="Calibri" w:hAnsi="Calibri" w:eastAsia="Calibri"/>
-        </w:rPr>
-        <w:t>Результат пересмотра:</w:t>
-      </w:r>
-    </w:p>
-    <w:p>
-      <w:pPr>
-        <w:pStyle w:val="BulletCompact"/>
-        <w:numPr>
-          <w:ilvl w:val="0"/>
-          <w:numId w:val="41"/>
-        </w:numPr>
-      </w:pPr>
-      <w:r>
-        <w:rPr>
-          <w:rFonts w:ascii="Calibri" w:hAnsi="Calibri" w:eastAsia="Calibri"/>
-        </w:rPr>
-        <w:t>Причина снятия:</w:t>
-      </w:r>
-    </w:p>
-    <w:p>
-      <w:pPr>
-        <w:pStyle w:val="BulletCompact"/>
-        <w:numPr>
-          <w:ilvl w:val="0"/>
-          <w:numId w:val="41"/>
-        </w:numPr>
-      </w:pPr>
-      <w:r>
-        <w:rPr>
-          <w:rFonts w:ascii="Calibri" w:hAnsi="Calibri" w:eastAsia="Calibri"/>
-        </w:rPr>
-        <w:t>Проверка иных активных оснований:</w:t>
-      </w:r>
-    </w:p>
-    <w:p>
-      <w:pPr>
-        <w:pStyle w:val="BulletCompact"/>
-        <w:numPr>
-          <w:ilvl w:val="0"/>
-          <w:numId w:val="41"/>
-        </w:numPr>
-      </w:pPr>
-      <w:r>
-        <w:rPr>
-          <w:rFonts w:ascii="Calibri" w:hAnsi="Calibri" w:eastAsia="Calibri"/>
-        </w:rPr>
-        <w:t>Step-up/утверждающий:</w:t>
-      </w:r>
-    </w:p>
-    <w:p>
-      <w:pPr>
-        <w:pStyle w:val="BulletCompact"/>
-        <w:numPr>
-          <w:ilvl w:val="0"/>
-          <w:numId w:val="41"/>
-        </w:numPr>
-      </w:pPr>
-      <w:r>
-        <w:rPr>
-          <w:rFonts w:ascii="Calibri" w:hAnsi="Calibri" w:eastAsia="Calibri"/>
-        </w:rPr>
-        <w:t>Дата снятия:</w:t>
-      </w:r>
-    </w:p>
-    <w:p>
-      <w:pPr>
-        <w:pStyle w:val="Heading2"/>
-      </w:pPr>
-      <w:r>
-        <w:t>Форма 4. Журнал ручной передачи официальной выгрузки</w:t>
-      </w:r>
-    </w:p>
-    <w:p>
-      <w:pPr>
-        <w:pStyle w:val="BulletCompact"/>
-        <w:numPr>
-          <w:ilvl w:val="0"/>
-          <w:numId w:val="42"/>
-        </w:numPr>
-      </w:pPr>
-      <w:r>
-        <w:rPr>
-          <w:rFonts w:ascii="Calibri" w:hAnsi="Calibri" w:eastAsia="Calibri"/>
-        </w:rPr>
-        <w:t>Дата и время:</w:t>
-      </w:r>
-    </w:p>
-    <w:p>
-      <w:pPr>
-        <w:pStyle w:val="BulletCompact"/>
-        <w:numPr>
-          <w:ilvl w:val="0"/>
-          <w:numId w:val="42"/>
-        </w:numPr>
-      </w:pPr>
-      <w:r>
-        <w:rPr>
-          <w:rFonts w:ascii="Calibri" w:hAnsi="Calibri" w:eastAsia="Calibri"/>
-        </w:rPr>
-        <w:t>Внутренний export ID:</w:t>
-      </w:r>
-    </w:p>
-    <w:p>
-      <w:pPr>
-        <w:pStyle w:val="BulletCompact"/>
-        <w:numPr>
-          <w:ilvl w:val="0"/>
-          <w:numId w:val="42"/>
-        </w:numPr>
-      </w:pPr>
-      <w:r>
-        <w:rPr>
-          <w:rFonts w:ascii="Calibri" w:hAnsi="Calibri" w:eastAsia="Calibri"/>
-        </w:rPr>
-        <w:t>Основание и связанный запрос:</w:t>
-      </w:r>
-    </w:p>
-    <w:p>
-      <w:pPr>
-        <w:pStyle w:val="BulletCompact"/>
-        <w:numPr>
-          <w:ilvl w:val="0"/>
-          <w:numId w:val="42"/>
-        </w:numPr>
-      </w:pPr>
-      <w:r>
-        <w:rPr>
-          <w:rFonts w:ascii="Calibri" w:hAnsi="Calibri" w:eastAsia="Calibri"/>
-        </w:rPr>
-        <w:t>Канал передачи:</w:t>
-      </w:r>
-    </w:p>
-    <w:p>
-      <w:pPr>
-        <w:pStyle w:val="BulletCompact"/>
-        <w:numPr>
-          <w:ilvl w:val="0"/>
-          <w:numId w:val="42"/>
-        </w:numPr>
-      </w:pPr>
-      <w:r>
-        <w:rPr>
-          <w:rFonts w:ascii="Calibri" w:hAnsi="Calibri" w:eastAsia="Calibri"/>
-        </w:rPr>
-        <w:t>Получатель и реквизит без избыточных ПДн:</w:t>
-      </w:r>
-    </w:p>
-    <w:p>
-      <w:pPr>
-        <w:pStyle w:val="BulletCompact"/>
-        <w:numPr>
-          <w:ilvl w:val="0"/>
-          <w:numId w:val="42"/>
-        </w:numPr>
-      </w:pPr>
-      <w:r>
-        <w:rPr>
-          <w:rFonts w:ascii="Calibri" w:hAnsi="Calibri" w:eastAsia="Calibri"/>
-        </w:rPr>
-        <w:t>Регистрационный номер/reference:</w:t>
-      </w:r>
-    </w:p>
-    <w:p>
-      <w:pPr>
-        <w:pStyle w:val="BulletCompact"/>
-        <w:numPr>
-          <w:ilvl w:val="0"/>
-          <w:numId w:val="42"/>
-        </w:numPr>
-      </w:pPr>
-      <w:r>
-        <w:rPr>
-          <w:rFonts w:ascii="Calibri" w:hAnsi="Calibri" w:eastAsia="Calibri"/>
-        </w:rPr>
-        <w:t>SHA-256 ZIP:</w:t>
-      </w:r>
-    </w:p>
-    <w:p>
-      <w:pPr>
-        <w:pStyle w:val="BulletCompact"/>
-        <w:numPr>
-          <w:ilvl w:val="0"/>
-          <w:numId w:val="42"/>
-        </w:numPr>
-      </w:pPr>
-      <w:r>
-        <w:rPr>
-          <w:rFonts w:ascii="Calibri" w:hAnsi="Calibri" w:eastAsia="Calibri"/>
-        </w:rPr>
-        <w:t>Передал:</w:t>
-      </w:r>
-    </w:p>
-    <w:p>
-      <w:pPr>
-        <w:pStyle w:val="BulletCompact"/>
-        <w:numPr>
-          <w:ilvl w:val="0"/>
-          <w:numId w:val="42"/>
-        </w:numPr>
-      </w:pPr>
-      <w:r>
-        <w:rPr>
-          <w:rFonts w:ascii="Calibri" w:hAnsi="Calibri" w:eastAsia="Calibri"/>
-        </w:rPr>
-        <w:t>Подтвердил:</w:t>
-      </w:r>
-    </w:p>
-    <w:p>
-      <w:pPr>
-        <w:pStyle w:val="BulletCompact"/>
-        <w:numPr>
-          <w:ilvl w:val="0"/>
-          <w:numId w:val="42"/>
-        </w:numPr>
-      </w:pPr>
-      <w:r>
-        <w:rPr>
-          <w:rFonts w:ascii="Calibri" w:hAnsi="Calibri" w:eastAsia="Calibri"/>
-        </w:rPr>
-        <w:t>Результат:</w:t>
-      </w:r>
-    </w:p>
-    <w:p>
-      <w:pPr>
-        <w:pStyle w:val="BulletCompact"/>
-        <w:numPr>
-          <w:ilvl w:val="0"/>
-          <w:numId w:val="42"/>
-        </w:numPr>
-      </w:pPr>
-      <w:r>
-        <w:rPr>
-          <w:rFonts w:ascii="Calibri" w:hAnsi="Calibri" w:eastAsia="Calibri"/>
-        </w:rPr>
-        <w:t>Число скачиваний:</w:t>
-      </w:r>
-    </w:p>
-    <w:p>
-      <w:pPr>
-        <w:pStyle w:val="BulletCompact"/>
-        <w:numPr>
-          <w:ilvl w:val="0"/>
-          <w:numId w:val="42"/>
-        </w:numPr>
-      </w:pPr>
-      <w:r>
-        <w:rPr>
-          <w:rFonts w:ascii="Calibri" w:hAnsi="Calibri" w:eastAsia="Calibri"/>
-        </w:rPr>
-        <w:t>Дата истечения и удаления временного ZIP:</w:t>
-      </w:r>
-    </w:p>
-    <w:p>
-      <w:pPr>
-        <w:pStyle w:val="Heading2"/>
-      </w:pPr>
-      <w:r>
-        <w:t>Форма 5. Акт уничтожения персональных данных</w:t>
-      </w:r>
-    </w:p>
-    <w:p>
-      <w:r>
-        <w:rPr>
-          <w:rFonts w:ascii="Calibri" w:hAnsi="Calibri" w:eastAsia="Calibri"/>
-        </w:rPr>
-        <w:t>Оператор: ООО «ЭНЕРГОАЛЬЯНС», ИНН 6732110789, ОГРН 1156733014657.</w:t>
-      </w:r>
-    </w:p>
-    <w:p>
-      <w:pPr>
-        <w:pStyle w:val="BulletCompact"/>
-        <w:numPr>
-          <w:ilvl w:val="0"/>
-          <w:numId w:val="43"/>
-        </w:numPr>
-      </w:pPr>
-      <w:r>
-        <w:rPr>
-          <w:rFonts w:ascii="Calibri" w:hAnsi="Calibri" w:eastAsia="Calibri"/>
-        </w:rPr>
-        <w:t>Номер и фактическая дата акта:</w:t>
-      </w:r>
-    </w:p>
-    <w:p>
-      <w:pPr>
-        <w:pStyle w:val="BulletCompact"/>
-        <w:numPr>
-          <w:ilvl w:val="0"/>
-          <w:numId w:val="43"/>
-        </w:numPr>
-      </w:pPr>
-      <w:r>
-        <w:rPr>
-          <w:rFonts w:ascii="Calibri" w:hAnsi="Calibri" w:eastAsia="Calibri"/>
-        </w:rPr>
-        <w:t>Основание:</w:t>
-      </w:r>
-    </w:p>
-    <w:p>
-      <w:pPr>
-        <w:pStyle w:val="BulletCompact"/>
-        <w:numPr>
-          <w:ilvl w:val="0"/>
-          <w:numId w:val="43"/>
-        </w:numPr>
-      </w:pPr>
-      <w:r>
-        <w:rPr>
-          <w:rFonts w:ascii="Calibri" w:hAnsi="Calibri" w:eastAsia="Calibri"/>
-        </w:rPr>
-        <w:t>Deletion job ID:</w:t>
-      </w:r>
-    </w:p>
-    <w:p>
-      <w:pPr>
-        <w:pStyle w:val="BulletCompact"/>
-        <w:numPr>
-          <w:ilvl w:val="0"/>
-          <w:numId w:val="43"/>
-        </w:numPr>
-      </w:pPr>
-      <w:r>
-        <w:rPr>
-          <w:rFonts w:ascii="Calibri" w:hAnsi="Calibri" w:eastAsia="Calibri"/>
-        </w:rPr>
-        <w:t>Категории и технические requestId:</w:t>
-      </w:r>
-    </w:p>
-    <w:p>
-      <w:pPr>
-        <w:pStyle w:val="BulletCompact"/>
-        <w:numPr>
-          <w:ilvl w:val="0"/>
-          <w:numId w:val="43"/>
-        </w:numPr>
-      </w:pPr>
-      <w:r>
-        <w:rPr>
-          <w:rFonts w:ascii="Calibri" w:hAnsi="Calibri" w:eastAsia="Calibri"/>
-        </w:rPr>
-        <w:t>Количество удалённых файлов/записей:</w:t>
-      </w:r>
-    </w:p>
-    <w:p>
-      <w:pPr>
-        <w:pStyle w:val="BulletCompact"/>
-        <w:numPr>
-          <w:ilvl w:val="0"/>
-          <w:numId w:val="43"/>
-        </w:numPr>
-      </w:pPr>
-      <w:r>
-        <w:rPr>
-          <w:rFonts w:ascii="Calibri" w:hAnsi="Calibri" w:eastAsia="Calibri"/>
-        </w:rPr>
-        <w:t>Способ уничтожения:</w:t>
-      </w:r>
-    </w:p>
-    <w:p>
-      <w:pPr>
-        <w:pStyle w:val="BulletCompact"/>
-        <w:numPr>
-          <w:ilvl w:val="0"/>
-          <w:numId w:val="43"/>
-        </w:numPr>
-      </w:pPr>
-      <w:r>
-        <w:rPr>
-          <w:rFonts w:ascii="Calibri" w:hAnsi="Calibri" w:eastAsia="Calibri"/>
-        </w:rPr>
-        <w:t>Дата и время:</w:t>
-      </w:r>
-    </w:p>
-    <w:p>
-      <w:pPr>
-        <w:pStyle w:val="BulletCompact"/>
-        <w:numPr>
-          <w:ilvl w:val="0"/>
-          <w:numId w:val="43"/>
-        </w:numPr>
-      </w:pPr>
-      <w:r>
-        <w:rPr>
-          <w:rFonts w:ascii="Calibri" w:hAnsi="Calibri" w:eastAsia="Calibri"/>
-        </w:rPr>
-        <w:t>Исполнитель и проверяющий:</w:t>
-      </w:r>
-    </w:p>
-    <w:p>
-      <w:pPr>
-        <w:pStyle w:val="BulletCompact"/>
-        <w:numPr>
-          <w:ilvl w:val="0"/>
-          <w:numId w:val="43"/>
-        </w:numPr>
-      </w:pPr>
-      <w:r>
-        <w:rPr>
-          <w:rFonts w:ascii="Calibri" w:hAnsi="Calibri" w:eastAsia="Calibri"/>
-        </w:rPr>
-        <w:t>Результат verify:</w:t>
-      </w:r>
-    </w:p>
-    <w:p>
-      <w:pPr>
-        <w:pStyle w:val="BulletCompact"/>
-        <w:numPr>
-          <w:ilvl w:val="0"/>
-          <w:numId w:val="43"/>
-        </w:numPr>
-      </w:pPr>
-      <w:r>
-        <w:rPr>
-          <w:rFonts w:ascii="Calibri" w:hAnsi="Calibri" w:eastAsia="Calibri"/>
-        </w:rPr>
-        <w:t>Сохранённые журналы и основания:</w:t>
-      </w:r>
-    </w:p>
-    <w:p>
-      <w:pPr>
-        <w:pStyle w:val="BulletCompact"/>
-        <w:numPr>
-          <w:ilvl w:val="0"/>
-          <w:numId w:val="43"/>
-        </w:numPr>
-      </w:pPr>
-      <w:r>
-        <w:rPr>
-          <w:rFonts w:ascii="Calibri" w:hAnsi="Calibri" w:eastAsia="Calibri"/>
-        </w:rPr>
-        <w:t>Исключения/частично удалённые элементы:</w:t>
-      </w:r>
-    </w:p>
-    <w:p>
-      <w:pPr>
-        <w:pStyle w:val="BulletCompact"/>
-        <w:numPr>
-          <w:ilvl w:val="0"/>
-          <w:numId w:val="43"/>
-        </w:numPr>
-      </w:pPr>
-      <w:r>
-        <w:rPr>
-          <w:rFonts w:ascii="Calibri" w:hAnsi="Calibri" w:eastAsia="Calibri"/>
-        </w:rPr>
-        <w:t>SHA-256 отчёта и акта:</w:t>
-      </w:r>
-    </w:p>
-    <w:p>
-      <w:pPr>
-        <w:pStyle w:val="BulletCompact"/>
-        <w:numPr>
-          <w:ilvl w:val="0"/>
-          <w:numId w:val="43"/>
-        </w:numPr>
-      </w:pPr>
-      <w:r>
-        <w:rPr>
-          <w:rFonts w:ascii="Calibri" w:hAnsi="Calibri" w:eastAsia="Calibri"/>
-        </w:rPr>
-        <w:t>Приложение: выгрузка из журнала событий для автоматизированного уничтожения.</w:t>
-      </w:r>
-    </w:p>
-    <w:p>
-      <w:r>
-        <w:rPr>
-          <w:rFonts w:ascii="Calibri" w:hAnsi="Calibri" w:eastAsia="Calibri"/>
-        </w:rPr>
-        <w:t>Подписи:</w:t>
-      </w:r>
-    </w:p>
-    <w:p>
-      <w:pPr>
-        <w:pStyle w:val="BulletCompact"/>
-        <w:numPr>
-          <w:ilvl w:val="0"/>
-          <w:numId w:val="43"/>
-        </w:numPr>
-      </w:pPr>
-      <w:r>
-        <w:rPr>
-          <w:rFonts w:ascii="Calibri" w:hAnsi="Calibri" w:eastAsia="Calibri"/>
-        </w:rPr>
-        <w:t>Ответственный за ПДн: __________________</w:t>
-      </w:r>
-    </w:p>
-    <w:p>
-      <w:pPr>
-        <w:pStyle w:val="BulletCompact"/>
-        <w:numPr>
-          <w:ilvl w:val="0"/>
-          <w:numId w:val="43"/>
-        </w:numPr>
-      </w:pPr>
-      <w:r>
-        <w:rPr>
-          <w:rFonts w:ascii="Calibri" w:hAnsi="Calibri" w:eastAsia="Calibri"/>
-        </w:rPr>
-        <w:t>Исполнитель: __________________</w:t>
-      </w:r>
-    </w:p>
-    <w:p>
-      <w:pPr>
-        <w:pStyle w:val="BulletCompact"/>
-        <w:numPr>
-          <w:ilvl w:val="0"/>
-          <w:numId w:val="43"/>
-        </w:numPr>
-      </w:pPr>
-      <w:r>
-        <w:rPr>
-          <w:rFonts w:ascii="Calibri" w:hAnsi="Calibri" w:eastAsia="Calibri"/>
-        </w:rPr>
-        <w:t>Проверяющий: __________________</w:t>
-      </w:r>
-    </w:p>
-    <w:p>
-      <w:pPr>
-        <w:pStyle w:val="Heading2"/>
-      </w:pPr>
-      <w:r>
-        <w:t>Форма 6. Карточка инцидента</w:t>
-      </w:r>
-    </w:p>
-    <w:p>
-      <w:pPr>
-        <w:pStyle w:val="BulletCompact"/>
-        <w:numPr>
-          <w:ilvl w:val="0"/>
-          <w:numId w:val="44"/>
-        </w:numPr>
-      </w:pPr>
-      <w:r>
-        <w:rPr>
-          <w:rFonts w:ascii="Calibri" w:hAnsi="Calibri" w:eastAsia="Calibri"/>
-        </w:rPr>
-        <w:t>ID и фактическая дата выявления:</w:t>
-      </w:r>
-    </w:p>
-    <w:p>
-      <w:pPr>
-        <w:pStyle w:val="BulletCompact"/>
-        <w:numPr>
-          <w:ilvl w:val="0"/>
-          <w:numId w:val="44"/>
-        </w:numPr>
-      </w:pPr>
-      <w:r>
-        <w:rPr>
-          <w:rFonts w:ascii="Calibri" w:hAnsi="Calibri" w:eastAsia="Calibri"/>
-        </w:rPr>
-        <w:t>Выявил:</w:t>
-      </w:r>
-    </w:p>
-    <w:p>
-      <w:pPr>
-        <w:pStyle w:val="BulletCompact"/>
-        <w:numPr>
-          <w:ilvl w:val="0"/>
-          <w:numId w:val="44"/>
-        </w:numPr>
-      </w:pPr>
-      <w:r>
-        <w:rPr>
-          <w:rFonts w:ascii="Calibri" w:hAnsi="Calibri" w:eastAsia="Calibri"/>
-        </w:rPr>
-        <w:t>Описание без избыточных ПДн:</w:t>
-      </w:r>
-    </w:p>
-    <w:p>
-      <w:pPr>
-        <w:pStyle w:val="BulletCompact"/>
-        <w:numPr>
-          <w:ilvl w:val="0"/>
-          <w:numId w:val="44"/>
-        </w:numPr>
-      </w:pPr>
-      <w:r>
-        <w:rPr>
-          <w:rFonts w:ascii="Calibri" w:hAnsi="Calibri" w:eastAsia="Calibri"/>
-        </w:rPr>
-        <w:t>Системы и категории:</w:t>
-      </w:r>
-    </w:p>
-    <w:p>
-      <w:pPr>
-        <w:pStyle w:val="BulletCompact"/>
-        <w:numPr>
-          <w:ilvl w:val="0"/>
-          <w:numId w:val="44"/>
-        </w:numPr>
-      </w:pPr>
-      <w:r>
-        <w:rPr>
-          <w:rFonts w:ascii="Calibri" w:hAnsi="Calibri" w:eastAsia="Calibri"/>
-        </w:rPr>
-        <w:t>Оценка числа субъектов:</w:t>
-      </w:r>
-    </w:p>
-    <w:p>
-      <w:pPr>
-        <w:pStyle w:val="BulletCompact"/>
-        <w:numPr>
-          <w:ilvl w:val="0"/>
-          <w:numId w:val="44"/>
-        </w:numPr>
-      </w:pPr>
-      <w:r>
-        <w:rPr>
-          <w:rFonts w:ascii="Calibri" w:hAnsi="Calibri" w:eastAsia="Calibri"/>
-        </w:rPr>
-        <w:t>Первичные меры:</w:t>
-      </w:r>
-    </w:p>
-    <w:p>
-      <w:pPr>
-        <w:pStyle w:val="BulletCompact"/>
-        <w:numPr>
-          <w:ilvl w:val="0"/>
-          <w:numId w:val="44"/>
-        </w:numPr>
-      </w:pPr>
-      <w:r>
-        <w:rPr>
-          <w:rFonts w:ascii="Calibri" w:hAnsi="Calibri" w:eastAsia="Calibri"/>
-        </w:rPr>
-        <w:t>Статус:</w:t>
-      </w:r>
-    </w:p>
-    <w:p>
-      <w:pPr>
-        <w:pStyle w:val="BulletCompact"/>
-        <w:numPr>
-          <w:ilvl w:val="0"/>
-          <w:numId w:val="44"/>
-        </w:numPr>
-      </w:pPr>
-      <w:r>
-        <w:rPr>
-          <w:rFonts w:ascii="Calibri" w:hAnsi="Calibri" w:eastAsia="Calibri"/>
-        </w:rPr>
-        <w:t>Решение о необходимости уведомления и обоснование:</w:t>
-      </w:r>
-    </w:p>
-    <w:p>
-      <w:pPr>
-        <w:pStyle w:val="BulletCompact"/>
-        <w:numPr>
-          <w:ilvl w:val="0"/>
-          <w:numId w:val="44"/>
-        </w:numPr>
-      </w:pPr>
-      <w:r>
-        <w:rPr>
-          <w:rFonts w:ascii="Calibri" w:hAnsi="Calibri" w:eastAsia="Calibri"/>
-        </w:rPr>
-        <w:t>Дата первичного уведомления:</w:t>
-      </w:r>
-    </w:p>
-    <w:p>
-      <w:pPr>
-        <w:pStyle w:val="BulletCompact"/>
-        <w:numPr>
-          <w:ilvl w:val="0"/>
-          <w:numId w:val="44"/>
-        </w:numPr>
-      </w:pPr>
-      <w:r>
-        <w:rPr>
-          <w:rFonts w:ascii="Calibri" w:hAnsi="Calibri" w:eastAsia="Calibri"/>
-        </w:rPr>
-        <w:t>Дата дополнительного уведомления:</w:t>
-      </w:r>
-    </w:p>
-    <w:p>
-      <w:pPr>
-        <w:pStyle w:val="BulletCompact"/>
-        <w:numPr>
-          <w:ilvl w:val="0"/>
-          <w:numId w:val="44"/>
-        </w:numPr>
-      </w:pPr>
-      <w:r>
-        <w:rPr>
-          <w:rFonts w:ascii="Calibri" w:hAnsi="Calibri" w:eastAsia="Calibri"/>
-        </w:rPr>
-        <w:t>Результат расследования:</w:t>
-      </w:r>
-    </w:p>
-    <w:p>
-      <w:pPr>
-        <w:pStyle w:val="BulletCompact"/>
-        <w:numPr>
-          <w:ilvl w:val="0"/>
-          <w:numId w:val="44"/>
-        </w:numPr>
-      </w:pPr>
-      <w:r>
-        <w:rPr>
-          <w:rFonts w:ascii="Calibri" w:hAnsi="Calibri" w:eastAsia="Calibri"/>
-        </w:rPr>
-        <w:t>Исправление:</w:t>
-      </w:r>
-    </w:p>
-    <w:p>
-      <w:pPr>
-        <w:pStyle w:val="BulletCompact"/>
-        <w:numPr>
-          <w:ilvl w:val="0"/>
-          <w:numId w:val="44"/>
-        </w:numPr>
-      </w:pPr>
-      <w:r>
-        <w:rPr>
-          <w:rFonts w:ascii="Calibri" w:hAnsi="Calibri" w:eastAsia="Calibri"/>
-        </w:rPr>
-        <w:t>Legal hold:</w:t>
-      </w:r>
-    </w:p>
-    <w:p>
-      <w:pPr>
-        <w:pStyle w:val="BulletCompact"/>
-        <w:numPr>
-          <w:ilvl w:val="0"/>
-          <w:numId w:val="44"/>
-        </w:numPr>
-      </w:pPr>
-      <w:r>
-        <w:rPr>
-          <w:rFonts w:ascii="Calibri" w:hAnsi="Calibri" w:eastAsia="Calibri"/>
-        </w:rPr>
-        <w:t>Ответственный:</w:t>
-      </w:r>
-    </w:p>
-    <w:p>
-      <w:pPr>
-        <w:pStyle w:val="BulletCompact"/>
-        <w:numPr>
-          <w:ilvl w:val="0"/>
-          <w:numId w:val="44"/>
-        </w:numPr>
-      </w:pPr>
-      <w:r>
-        <w:rPr>
-          <w:rFonts w:ascii="Calibri" w:hAnsi="Calibri" w:eastAsia="Calibri"/>
-        </w:rPr>
-        <w:t>Дата закрытия:</w:t>
-      </w:r>
-    </w:p>
-    <w:p>
-      <w:pPr>
-        <w:pStyle w:val="Heading2"/>
-      </w:pPr>
-      <w:r>
-        <w:t>Форма 7. Backup run и restore-test</w:t>
-      </w:r>
-    </w:p>
-    <w:p>
-      <w:pPr>
-        <w:pStyle w:val="BulletCompact"/>
-        <w:numPr>
-          <w:ilvl w:val="0"/>
-          <w:numId w:val="45"/>
-        </w:numPr>
-      </w:pPr>
-      <w:r>
-        <w:rPr>
-          <w:rFonts w:ascii="Calibri" w:hAnsi="Calibri" w:eastAsia="Calibri"/>
-        </w:rPr>
-        <w:t>ID и фактическая дата:</w:t>
-      </w:r>
-    </w:p>
-    <w:p>
-      <w:pPr>
-        <w:pStyle w:val="BulletCompact"/>
-        <w:numPr>
-          <w:ilvl w:val="0"/>
-          <w:numId w:val="45"/>
-        </w:numPr>
-      </w:pPr>
-      <w:r>
-        <w:rPr>
-          <w:rFonts w:ascii="Calibri" w:hAnsi="Calibri" w:eastAsia="Calibri"/>
-        </w:rPr>
-        <w:t>Тип и состав:</w:t>
-      </w:r>
-    </w:p>
-    <w:p>
-      <w:pPr>
-        <w:pStyle w:val="BulletCompact"/>
-        <w:numPr>
-          <w:ilvl w:val="0"/>
-          <w:numId w:val="45"/>
-        </w:numPr>
-      </w:pPr>
-      <w:r>
-        <w:rPr>
-          <w:rFonts w:ascii="Calibri" w:hAnsi="Calibri" w:eastAsia="Calibri"/>
-        </w:rPr>
-        <w:t>Destination type/регион:</w:t>
-      </w:r>
-    </w:p>
-    <w:p>
-      <w:pPr>
-        <w:pStyle w:val="BulletCompact"/>
-        <w:numPr>
-          <w:ilvl w:val="0"/>
-          <w:numId w:val="45"/>
-        </w:numPr>
-      </w:pPr>
-      <w:r>
-        <w:rPr>
-          <w:rFonts w:ascii="Calibri" w:hAnsi="Calibri" w:eastAsia="Calibri"/>
-        </w:rPr>
-        <w:t>Client-side encryption: да/нет:</w:t>
-      </w:r>
-    </w:p>
-    <w:p>
-      <w:pPr>
-        <w:pStyle w:val="BulletCompact"/>
-        <w:numPr>
-          <w:ilvl w:val="0"/>
-          <w:numId w:val="45"/>
-        </w:numPr>
-      </w:pPr>
-      <w:r>
-        <w:rPr>
-          <w:rFonts w:ascii="Calibri" w:hAnsi="Calibri" w:eastAsia="Calibri"/>
-        </w:rPr>
-        <w:t>SHA-256:</w:t>
-      </w:r>
-    </w:p>
-    <w:p>
-      <w:pPr>
-        <w:pStyle w:val="BulletCompact"/>
-        <w:numPr>
-          <w:ilvl w:val="0"/>
-          <w:numId w:val="45"/>
-        </w:numPr>
-      </w:pPr>
-      <w:r>
-        <w:rPr>
-          <w:rFonts w:ascii="Calibri" w:hAnsi="Calibri" w:eastAsia="Calibri"/>
-        </w:rPr>
-        <w:t>Число объектов/размер:</w:t>
-      </w:r>
-    </w:p>
-    <w:p>
-      <w:pPr>
-        <w:pStyle w:val="BulletCompact"/>
-        <w:numPr>
-          <w:ilvl w:val="0"/>
-          <w:numId w:val="45"/>
-        </w:numPr>
-      </w:pPr>
-      <w:r>
-        <w:rPr>
-          <w:rFonts w:ascii="Calibri" w:hAnsi="Calibri" w:eastAsia="Calibri"/>
-        </w:rPr>
-        <w:t>Результат передачи и обратного чтения:</w:t>
-      </w:r>
-    </w:p>
-    <w:p>
-      <w:pPr>
-        <w:pStyle w:val="BulletCompact"/>
-        <w:numPr>
-          <w:ilvl w:val="0"/>
-          <w:numId w:val="45"/>
-        </w:numPr>
-      </w:pPr>
-      <w:r>
-        <w:rPr>
-          <w:rFonts w:ascii="Calibri" w:hAnsi="Calibri" w:eastAsia="Calibri"/>
-        </w:rPr>
-        <w:t>Дата restore-test:</w:t>
-      </w:r>
-    </w:p>
-    <w:p>
-      <w:pPr>
-        <w:pStyle w:val="BulletCompact"/>
-        <w:numPr>
-          <w:ilvl w:val="0"/>
-          <w:numId w:val="45"/>
-        </w:numPr>
-      </w:pPr>
-      <w:r>
-        <w:rPr>
-          <w:rFonts w:ascii="Calibri" w:hAnsi="Calibri" w:eastAsia="Calibri"/>
-        </w:rPr>
-        <w:t>Изолированный каталог:</w:t>
-      </w:r>
-    </w:p>
-    <w:p>
-      <w:pPr>
-        <w:pStyle w:val="BulletCompact"/>
-        <w:numPr>
-          <w:ilvl w:val="0"/>
-          <w:numId w:val="45"/>
-        </w:numPr>
-      </w:pPr>
-      <w:r>
-        <w:rPr>
-          <w:rFonts w:ascii="Calibri" w:hAnsi="Calibri" w:eastAsia="Calibri"/>
-        </w:rPr>
-        <w:t>Manifest/JSON/SQLite/вложения проверены:</w:t>
-      </w:r>
-    </w:p>
-    <w:p>
-      <w:pPr>
-        <w:pStyle w:val="BulletCompact"/>
-        <w:numPr>
-          <w:ilvl w:val="0"/>
-          <w:numId w:val="45"/>
-        </w:numPr>
-      </w:pPr>
-      <w:r>
-        <w:rPr>
-          <w:rFonts w:ascii="Calibri" w:hAnsi="Calibri" w:eastAsia="Calibri"/>
-        </w:rPr>
-        <w:t>Число проверенных файлов:</w:t>
-      </w:r>
-    </w:p>
-    <w:p>
-      <w:pPr>
-        <w:pStyle w:val="BulletCompact"/>
-        <w:numPr>
-          <w:ilvl w:val="0"/>
-          <w:numId w:val="45"/>
-        </w:numPr>
-      </w:pPr>
-      <w:r>
-        <w:rPr>
-          <w:rFonts w:ascii="Calibri" w:hAnsi="Calibri" w:eastAsia="Calibri"/>
-        </w:rPr>
-        <w:t>Результат:</w:t>
-      </w:r>
-    </w:p>
-    <w:p>
-      <w:pPr>
-        <w:pStyle w:val="BulletCompact"/>
-        <w:numPr>
-          <w:ilvl w:val="0"/>
-          <w:numId w:val="45"/>
-        </w:numPr>
-      </w:pPr>
-      <w:r>
-        <w:rPr>
-          <w:rFonts w:ascii="Calibri" w:hAnsi="Calibri" w:eastAsia="Calibri"/>
-        </w:rPr>
-        <w:t>Выполнил и проверил:</w:t>
-      </w:r>
-    </w:p>
-    <w:p>
-      <w:pPr>
-        <w:pStyle w:val="BulletCompact"/>
-        <w:numPr>
-          <w:ilvl w:val="0"/>
-          <w:numId w:val="45"/>
-        </w:numPr>
-      </w:pPr>
-      <w:r>
-        <w:rPr>
-          <w:rFonts w:ascii="Calibri" w:hAnsi="Calibri" w:eastAsia="Calibri"/>
-        </w:rPr>
-        <w:t>Удаление временных незашифрованных материалов подтверждено:</w:t>
-      </w:r>
-    </w:p>
-    <w:p>
-      <w:r>
-        <w:br w:type="page"/>
-      </w:r>
-    </w:p>
-    <w:p>
-      <w:pPr>
-        <w:pStyle w:val="DocumentLabel"/>
-      </w:pPr>
-      <w:r>
-        <w:t>ДОКУМЕНТ 14</w:t>
-      </w:r>
-    </w:p>
-    <w:p>
-      <w:pPr>
-        <w:pStyle w:val="Heading1"/>
-        <w:spacing w:before="0"/>
-      </w:pPr>
-      <w:r>
-        <w:t>Тексты сайта, подлежащие одновременному юридическому согласованию</w:t>
-      </w:r>
-    </w:p>
-    <w:p>
-      <w:pPr>
-        <w:spacing w:before="40" w:after="160"/>
-        <w:shd w:fill="FCE9DF"/>
-      </w:pPr>
-      <w:r>
-        <w:rPr>
-          <w:rFonts w:ascii="Calibri" w:hAnsi="Calibri" w:eastAsia="Calibri"/>
-          <w:b/>
-          <w:color w:val="EA5B0C"/>
-        </w:rPr>
-        <w:t xml:space="preserve">  ПРОЕКТ — НЕ УТВЕРЖДЕНО  </w:t>
-      </w:r>
-    </w:p>
-    <w:p>
-      <w:r>
-        <w:rPr>
-          <w:rFonts w:ascii="Calibri" w:hAnsi="Calibri" w:eastAsia="Calibri"/>
-        </w:rPr>
-        <w:t>Этот раздел фиксирует содержательные условия, которые должны одновременно совпадать в публичных документах сайта и локальных актах. Точным текстом для подписания/публикации является версия соответствующей страницы, сохранённая с SHA-256 в день утверждения.</w:t>
-      </w:r>
-    </w:p>
-    <w:p>
-      <w:pPr>
-        <w:pStyle w:val="Heading2"/>
-      </w:pPr>
-      <w:r>
-        <w:t>1. Политика обработки персональных данных</w:t>
-      </w:r>
-    </w:p>
-    <w:p>
-      <w:r>
-        <w:rPr>
-          <w:rFonts w:ascii="Calibri" w:hAnsi="Calibri" w:eastAsia="Calibri"/>
-        </w:rPr>
-        <w:t xml:space="preserve">Страница </w:t>
+        <w:t>[ФИО/ОРГАНИЗАЦИЯ]</w:t>
+      </w:r>
+      <w:r>
+        <w:rPr>
+          <w:rFonts w:ascii="Calibri" w:hAnsi="Calibri" w:eastAsia="Calibri"/>
+        </w:rPr>
+        <w:t xml:space="preserve"> / </w:t>
       </w:r>
       <w:r>
         <w:rPr>
@@ -9340,13 +7654,7 @@
           <w:color w:val="1F4D78"/>
           <w:sz w:val="19"/>
         </w:rPr>
-        <w:t>/legal/privacy</w:t>
-      </w:r>
-      <w:r>
-        <w:rPr>
-          <w:rFonts w:ascii="Calibri" w:hAnsi="Calibri" w:eastAsia="Calibri"/>
-        </w:rPr>
-        <w:t xml:space="preserve"> должна содержать:</w:t>
+        <w:t>[ДАТА]</w:t>
       </w:r>
     </w:p>
     <w:p>
@@ -9354,241 +7662,14 @@
         <w:pStyle w:val="BulletCompact"/>
         <w:numPr>
           <w:ilvl w:val="0"/>
-          <w:numId w:val="46"/>
-        </w:numPr>
-      </w:pPr>
-      <w:r>
-        <w:rPr>
-          <w:rFonts w:ascii="Calibri" w:hAnsi="Calibri" w:eastAsia="Calibri"/>
-        </w:rPr>
-        <w:t>полные реквизиты ООО «ЭНЕРГОАЛЬЯНС» и канал обращения;</w:t>
-      </w:r>
-    </w:p>
-    <w:p>
-      <w:pPr>
-        <w:pStyle w:val="BulletCompact"/>
-        <w:numPr>
-          <w:ilvl w:val="0"/>
-          <w:numId w:val="46"/>
-        </w:numPr>
-      </w:pPr>
-      <w:r>
-        <w:rPr>
-          <w:rFonts w:ascii="Calibri" w:hAnsi="Calibri" w:eastAsia="Calibri"/>
-        </w:rPr>
-        <w:t>цели, категории данных и субъектов для заявок, договоров, рекламы, аналитики,</w:t>
-      </w:r>
-    </w:p>
-    <w:p>
-      <w:r>
-        <w:rPr>
-          <w:rFonts w:ascii="Calibri" w:hAnsi="Calibri" w:eastAsia="Calibri"/>
-        </w:rPr>
-        <w:t>безопасности и ИИ-инженера;</w:t>
-      </w:r>
-    </w:p>
-    <w:p>
-      <w:pPr>
-        <w:pStyle w:val="BulletCompact"/>
-        <w:numPr>
-          <w:ilvl w:val="0"/>
-          <w:numId w:val="46"/>
-        </w:numPr>
-      </w:pPr>
-      <w:r>
-        <w:rPr>
-          <w:rFonts w:ascii="Calibri" w:hAnsi="Calibri" w:eastAsia="Calibri"/>
-        </w:rPr>
-        <w:t>срок заявки без договора не более 90 дней с даты направления;</w:t>
-      </w:r>
-    </w:p>
-    <w:p>
-      <w:pPr>
-        <w:pStyle w:val="BulletCompact"/>
-        <w:numPr>
-          <w:ilvl w:val="0"/>
-          <w:numId w:val="46"/>
-        </w:numPr>
-      </w:pPr>
-      <w:r>
-        <w:rPr>
-          <w:rFonts w:ascii="Calibri" w:hAnsi="Calibri" w:eastAsia="Calibri"/>
-        </w:rPr>
-        <w:t>отдельный срок доказательства согласия — до трёх лет с даты фиксации, если</w:t>
-      </w:r>
-    </w:p>
-    <w:p>
-      <w:r>
-        <w:rPr>
-          <w:rFonts w:ascii="Calibri" w:hAnsi="Calibri" w:eastAsia="Calibri"/>
-        </w:rPr>
-        <w:t>спор или закон не требуют иного;</w:t>
-      </w:r>
-    </w:p>
-    <w:p>
-      <w:pPr>
-        <w:pStyle w:val="BulletCompact"/>
-        <w:numPr>
-          <w:ilvl w:val="0"/>
-          <w:numId w:val="46"/>
-        </w:numPr>
-      </w:pPr>
-      <w:r>
-        <w:rPr>
-          <w:rFonts w:ascii="Calibri" w:hAnsi="Calibri" w:eastAsia="Calibri"/>
-        </w:rPr>
-        <w:t>основания по согласию, инициативе до договора, договору и закону;</w:t>
-      </w:r>
-    </w:p>
-    <w:p>
-      <w:pPr>
-        <w:pStyle w:val="BulletCompact"/>
-        <w:numPr>
-          <w:ilvl w:val="0"/>
-          <w:numId w:val="46"/>
-        </w:numPr>
-      </w:pPr>
-      <w:r>
-        <w:rPr>
-          <w:rFonts w:ascii="Calibri" w:hAnsi="Calibri" w:eastAsia="Calibri"/>
-        </w:rPr>
-        <w:t>перечень операций и смешанный способ обработки;</w:t>
-      </w:r>
-    </w:p>
-    <w:p>
-      <w:pPr>
-        <w:pStyle w:val="BulletCompact"/>
-        <w:numPr>
-          <w:ilvl w:val="0"/>
-          <w:numId w:val="46"/>
-        </w:numPr>
-      </w:pPr>
-      <w:r>
-        <w:rPr>
-          <w:rFonts w:ascii="Calibri" w:hAnsi="Calibri" w:eastAsia="Calibri"/>
-        </w:rPr>
-        <w:t>локализацию первичных баз в РФ и правила допуска поставщиков;</w:t>
-      </w:r>
-    </w:p>
-    <w:p>
-      <w:pPr>
-        <w:pStyle w:val="BulletCompact"/>
-        <w:numPr>
-          <w:ilvl w:val="0"/>
-          <w:numId w:val="46"/>
-        </w:numPr>
-      </w:pPr>
-      <w:r>
-        <w:rPr>
-          <w:rFonts w:ascii="Calibri" w:hAnsi="Calibri" w:eastAsia="Calibri"/>
-        </w:rPr>
-        <w:t>фактический статус internal: техническая база развёрнута, интерфейс выключен;</w:t>
-      </w:r>
-    </w:p>
-    <w:p>
-      <w:pPr>
-        <w:pStyle w:val="BulletCompact"/>
-        <w:numPr>
-          <w:ilvl w:val="0"/>
-          <w:numId w:val="46"/>
-        </w:numPr>
-      </w:pPr>
-      <w:r>
-        <w:rPr>
-          <w:rFonts w:ascii="Calibri" w:hAnsi="Calibri" w:eastAsia="Calibri"/>
-        </w:rPr>
-        <w:t>Яндекс Метрику только после согласия, Вебвизор выключен по умолчанию;</w:t>
-      </w:r>
-    </w:p>
-    <w:p>
-      <w:pPr>
-        <w:pStyle w:val="BulletCompact"/>
-        <w:numPr>
-          <w:ilvl w:val="0"/>
-          <w:numId w:val="46"/>
-        </w:numPr>
-      </w:pPr>
-      <w:r>
-        <w:rPr>
-          <w:rFonts w:ascii="Calibri" w:hAnsi="Calibri" w:eastAsia="Calibri"/>
-        </w:rPr>
-        <w:t>меры защиты, закрытый карантин и шифрованный backup в Beget Object Storage;</w:t>
-      </w:r>
-    </w:p>
-    <w:p>
-      <w:pPr>
-        <w:pStyle w:val="BulletCompact"/>
-        <w:numPr>
-          <w:ilvl w:val="0"/>
-          <w:numId w:val="46"/>
-        </w:numPr>
-      </w:pPr>
-      <w:r>
-        <w:rPr>
-          <w:rFonts w:ascii="Calibri" w:hAnsi="Calibri" w:eastAsia="Calibri"/>
-        </w:rPr>
-        <w:t>права субъекта, сроки ответа и порядок отзыва;</w:t>
-      </w:r>
-    </w:p>
-    <w:p>
-      <w:pPr>
-        <w:pStyle w:val="BulletCompact"/>
-        <w:numPr>
-          <w:ilvl w:val="0"/>
-          <w:numId w:val="46"/>
-        </w:numPr>
-      </w:pPr>
-      <w:r>
-        <w:rPr>
-          <w:rFonts w:ascii="Calibri" w:hAnsi="Calibri" w:eastAsia="Calibri"/>
-        </w:rPr>
-        <w:t>выборочный официальный экспорт без прямого доступа органа и без автосend;</w:t>
-      </w:r>
-    </w:p>
-    <w:p>
-      <w:pPr>
-        <w:pStyle w:val="BulletCompact"/>
-        <w:numPr>
-          <w:ilvl w:val="0"/>
-          <w:numId w:val="46"/>
-        </w:numPr>
-      </w:pPr>
-      <w:r>
-        <w:rPr>
-          <w:rFonts w:ascii="Calibri" w:hAnsi="Calibri" w:eastAsia="Calibri"/>
-        </w:rPr>
-        <w:t>запрет удаления при документированном правовом основании;</w:t>
-      </w:r>
-    </w:p>
-    <w:p>
-      <w:pPr>
-        <w:pStyle w:val="BulletCompact"/>
-        <w:numPr>
-          <w:ilvl w:val="0"/>
-          <w:numId w:val="46"/>
-        </w:numPr>
-      </w:pPr>
-      <w:r>
-        <w:rPr>
-          <w:rFonts w:ascii="Calibri" w:hAnsi="Calibri" w:eastAsia="Calibri"/>
-        </w:rPr>
-        <w:t>дату редакции и порядок архивирования предыдущей версии.</w:t>
-      </w:r>
-    </w:p>
-    <w:p>
-      <w:pPr>
-        <w:pStyle w:val="Heading2"/>
-      </w:pPr>
-      <w:r>
-        <w:t>2. Согласие на обработку персональных данных</w:t>
-      </w:r>
-    </w:p>
-    <w:p>
-      <w:r>
-        <w:rPr>
-          <w:rFonts w:ascii="Calibri" w:hAnsi="Calibri" w:eastAsia="Calibri"/>
-        </w:rPr>
-        <w:t xml:space="preserve">Страница </w:t>
+          <w:numId w:val="38"/>
+        </w:numPr>
+      </w:pPr>
+      <w:r>
+        <w:rPr>
+          <w:rFonts w:ascii="Calibri" w:hAnsi="Calibri" w:eastAsia="Calibri"/>
+        </w:rPr>
+        <w:t xml:space="preserve">Технический администратор: __________________ / </w:t>
       </w:r>
       <w:r>
         <w:rPr>
@@ -9596,157 +7677,13 @@
           <w:color w:val="1F4D78"/>
           <w:sz w:val="19"/>
         </w:rPr>
-        <w:t>/legal/personal-data-consent</w:t>
-      </w:r>
-      <w:r>
-        <w:rPr>
-          <w:rFonts w:ascii="Calibri" w:hAnsi="Calibri" w:eastAsia="Calibri"/>
-        </w:rPr>
-        <w:t xml:space="preserve"> должна быть отдельной от рекламы и однозначно описывать:</w:t>
-      </w:r>
-    </w:p>
-    <w:p>
-      <w:pPr>
-        <w:pStyle w:val="BulletCompact"/>
-        <w:numPr>
-          <w:ilvl w:val="0"/>
-          <w:numId w:val="47"/>
-        </w:numPr>
-      </w:pPr>
-      <w:r>
-        <w:rPr>
-          <w:rFonts w:ascii="Calibri" w:hAnsi="Calibri" w:eastAsia="Calibri"/>
-        </w:rPr>
-        <w:t>Оператора;</w:t>
-      </w:r>
-    </w:p>
-    <w:p>
-      <w:pPr>
-        <w:pStyle w:val="BulletCompact"/>
-        <w:numPr>
-          <w:ilvl w:val="0"/>
-          <w:numId w:val="47"/>
-        </w:numPr>
-      </w:pPr>
-      <w:r>
-        <w:rPr>
-          <w:rFonts w:ascii="Calibri" w:hAnsi="Calibri" w:eastAsia="Calibri"/>
-        </w:rPr>
-        <w:t>имя, контакты, компанию, сообщение, приложенные материалы и технические</w:t>
-      </w:r>
-    </w:p>
-    <w:p>
-      <w:r>
-        <w:rPr>
-          <w:rFonts w:ascii="Calibri" w:hAnsi="Calibri" w:eastAsia="Calibri"/>
-        </w:rPr>
-        <w:t>данные формы;</w:t>
-      </w:r>
-    </w:p>
-    <w:p>
-      <w:pPr>
-        <w:pStyle w:val="BulletCompact"/>
-        <w:numPr>
-          <w:ilvl w:val="0"/>
-          <w:numId w:val="47"/>
-        </w:numPr>
-      </w:pPr>
-      <w:r>
-        <w:rPr>
-          <w:rFonts w:ascii="Calibri" w:hAnsi="Calibri" w:eastAsia="Calibri"/>
-        </w:rPr>
-        <w:t>цели ответа, расчёта, действий до договора, безопасности и доказательства;</w:t>
-      </w:r>
-    </w:p>
-    <w:p>
-      <w:pPr>
-        <w:pStyle w:val="BulletCompact"/>
-        <w:numPr>
-          <w:ilvl w:val="0"/>
-          <w:numId w:val="47"/>
-        </w:numPr>
-      </w:pPr>
-      <w:r>
-        <w:rPr>
-          <w:rFonts w:ascii="Calibri" w:hAnsi="Calibri" w:eastAsia="Calibri"/>
-        </w:rPr>
-        <w:t>операции и способы;</w:t>
-      </w:r>
-    </w:p>
-    <w:p>
-      <w:pPr>
-        <w:pStyle w:val="BulletCompact"/>
-        <w:numPr>
-          <w:ilvl w:val="0"/>
-          <w:numId w:val="47"/>
-        </w:numPr>
-      </w:pPr>
-      <w:r>
-        <w:rPr>
-          <w:rFonts w:ascii="Calibri" w:hAnsi="Calibri" w:eastAsia="Calibri"/>
-        </w:rPr>
-        <w:t>категории российских исполнителей по поручению;</w:t>
-      </w:r>
-    </w:p>
-    <w:p>
-      <w:pPr>
-        <w:pStyle w:val="BulletCompact"/>
-        <w:numPr>
-          <w:ilvl w:val="0"/>
-          <w:numId w:val="47"/>
-        </w:numPr>
-      </w:pPr>
-      <w:r>
-        <w:rPr>
-          <w:rFonts w:ascii="Calibri" w:hAnsi="Calibri" w:eastAsia="Calibri"/>
-        </w:rPr>
-        <w:t>срок 90 дней для обращения без договора;</w:t>
-      </w:r>
-    </w:p>
-    <w:p>
-      <w:pPr>
-        <w:pStyle w:val="BulletCompact"/>
-        <w:numPr>
-          <w:ilvl w:val="0"/>
-          <w:numId w:val="47"/>
-        </w:numPr>
-      </w:pPr>
-      <w:r>
-        <w:rPr>
-          <w:rFonts w:ascii="Calibri" w:hAnsi="Calibri" w:eastAsia="Calibri"/>
-        </w:rPr>
-        <w:t>самостоятельный срок технического доказательства согласия до трёх лет;</w:t>
-      </w:r>
-    </w:p>
-    <w:p>
-      <w:pPr>
-        <w:pStyle w:val="BulletCompact"/>
-        <w:numPr>
-          <w:ilvl w:val="0"/>
-          <w:numId w:val="47"/>
-        </w:numPr>
-      </w:pPr>
-      <w:r>
-        <w:rPr>
-          <w:rFonts w:ascii="Calibri" w:hAnsi="Calibri" w:eastAsia="Calibri"/>
-        </w:rPr>
-        <w:t>порядок отзыва и исключения для договора/закона.</w:t>
-      </w:r>
-    </w:p>
-    <w:p>
-      <w:pPr>
-        <w:pStyle w:val="Heading2"/>
-      </w:pPr>
-      <w:r>
-        <w:t>3. Согласие на рекламу</w:t>
-      </w:r>
-    </w:p>
-    <w:p>
-      <w:r>
-        <w:rPr>
-          <w:rFonts w:ascii="Calibri" w:hAnsi="Calibri" w:eastAsia="Calibri"/>
-        </w:rPr>
-        <w:t xml:space="preserve">Страница </w:t>
+        <w:t>[ФИО]</w:t>
+      </w:r>
+      <w:r>
+        <w:rPr>
+          <w:rFonts w:ascii="Calibri" w:hAnsi="Calibri" w:eastAsia="Calibri"/>
+        </w:rPr>
+        <w:t xml:space="preserve"> / </w:t>
       </w:r>
       <w:r>
         <w:rPr>
@@ -9754,13 +7691,51 @@
           <w:color w:val="1F4D78"/>
           <w:sz w:val="19"/>
         </w:rPr>
-        <w:t>/legal/marketing-consent</w:t>
-      </w:r>
-      <w:r>
-        <w:rPr>
-          <w:rFonts w:ascii="Calibri" w:hAnsi="Calibri" w:eastAsia="Calibri"/>
-        </w:rPr>
-        <w:t xml:space="preserve"> должна оставаться отдельной, необязательной, не влиять на ответ по заявке, перечислять каналы, данные, срок до отзыва (не более трёх лет) и простой способ отказа.</w:t>
+        <w:t>[ДАТА]</w:t>
+      </w:r>
+    </w:p>
+    <w:p>
+      <w:r>
+        <w:rPr>
+          <w:rFonts w:ascii="Calibri" w:hAnsi="Calibri" w:eastAsia="Calibri"/>
+        </w:rPr>
+        <w:t>До заполнения и подписания этого листа изменения публичных юридических текстов считаются проектом и не должны публиковаться как утверждённая редакция.</w:t>
+      </w:r>
+    </w:p>
+    <w:p>
+      <w:r>
+        <w:br w:type="page"/>
+      </w:r>
+    </w:p>
+    <w:p>
+      <w:pPr>
+        <w:pStyle w:val="DocumentLabel"/>
+      </w:pPr>
+      <w:r>
+        <w:t>ДОКУМЕНТ 13</w:t>
+      </w:r>
+    </w:p>
+    <w:p>
+      <w:pPr>
+        <w:pStyle w:val="Heading1"/>
+        <w:spacing w:before="0"/>
+      </w:pPr>
+      <w:r>
+        <w:t>Операционные формы</w:t>
+      </w:r>
+    </w:p>
+    <w:p>
+      <w:pPr>
+        <w:spacing w:before="40" w:after="160"/>
+        <w:shd w:fill="FCE9DF"/>
+      </w:pPr>
+      <w:r>
+        <w:rPr>
+          <w:rFonts w:ascii="Calibri" w:hAnsi="Calibri" w:eastAsia="Calibri"/>
+          <w:b/>
+          <w:color w:val="EA5B0C"/>
+        </w:rPr>
+        <w:t xml:space="preserve">  ПРОЕКТ — НЕ УТВЕРЖДЕНО. ЗАПОЛНЯТЬ ТОЛЬКО ПО ФАКТУ СОБЫТИЯ.  </w:t>
       </w:r>
     </w:p>
     <w:p>
@@ -9768,7 +7743,1678 @@
         <w:pStyle w:val="Heading2"/>
       </w:pPr>
       <w:r>
-        <w:t>4. Политика cookies</w:t>
+        <w:t>Форма 1. Карточка обращения субъекта</w:t>
+      </w:r>
+    </w:p>
+    <w:p>
+      <w:pPr>
+        <w:pStyle w:val="BulletCompact"/>
+        <w:numPr>
+          <w:ilvl w:val="0"/>
+          <w:numId w:val="39"/>
+        </w:numPr>
+      </w:pPr>
+      <w:r>
+        <w:rPr>
+          <w:rFonts w:ascii="Calibri" w:hAnsi="Calibri" w:eastAsia="Calibri"/>
+        </w:rPr>
+        <w:t>Регистрационный номер:</w:t>
+      </w:r>
+    </w:p>
+    <w:p>
+      <w:pPr>
+        <w:pStyle w:val="BulletCompact"/>
+        <w:numPr>
+          <w:ilvl w:val="0"/>
+          <w:numId w:val="39"/>
+        </w:numPr>
+      </w:pPr>
+      <w:r>
+        <w:rPr>
+          <w:rFonts w:ascii="Calibri" w:hAnsi="Calibri" w:eastAsia="Calibri"/>
+        </w:rPr>
+        <w:t>Дата/время и канал получения:</w:t>
+      </w:r>
+    </w:p>
+    <w:p>
+      <w:pPr>
+        <w:pStyle w:val="BulletCompact"/>
+        <w:numPr>
+          <w:ilvl w:val="0"/>
+          <w:numId w:val="39"/>
+        </w:numPr>
+      </w:pPr>
+      <w:r>
+        <w:rPr>
+          <w:rFonts w:ascii="Calibri" w:hAnsi="Calibri" w:eastAsia="Calibri"/>
+        </w:rPr>
+        <w:t>Тип требования:</w:t>
+      </w:r>
+    </w:p>
+    <w:p>
+      <w:pPr>
+        <w:pStyle w:val="BulletCompact"/>
+        <w:numPr>
+          <w:ilvl w:val="0"/>
+          <w:numId w:val="39"/>
+        </w:numPr>
+      </w:pPr>
+      <w:r>
+        <w:rPr>
+          <w:rFonts w:ascii="Calibri" w:hAnsi="Calibri" w:eastAsia="Calibri"/>
+        </w:rPr>
+        <w:t>Краткое содержание:</w:t>
+      </w:r>
+    </w:p>
+    <w:p>
+      <w:pPr>
+        <w:pStyle w:val="BulletCompact"/>
+        <w:numPr>
+          <w:ilvl w:val="0"/>
+          <w:numId w:val="39"/>
+        </w:numPr>
+      </w:pPr>
+      <w:r>
+        <w:rPr>
+          <w:rFonts w:ascii="Calibri" w:hAnsi="Calibri" w:eastAsia="Calibri"/>
+        </w:rPr>
+        <w:t>Способ идентификации:</w:t>
+      </w:r>
+    </w:p>
+    <w:p>
+      <w:pPr>
+        <w:pStyle w:val="BulletCompact"/>
+        <w:numPr>
+          <w:ilvl w:val="0"/>
+          <w:numId w:val="39"/>
+        </w:numPr>
+      </w:pPr>
+      <w:r>
+        <w:rPr>
+          <w:rFonts w:ascii="Calibri" w:hAnsi="Calibri" w:eastAsia="Calibri"/>
+        </w:rPr>
+        <w:t>Статус идентификации:</w:t>
+      </w:r>
+    </w:p>
+    <w:p>
+      <w:pPr>
+        <w:pStyle w:val="BulletCompact"/>
+        <w:numPr>
+          <w:ilvl w:val="0"/>
+          <w:numId w:val="39"/>
+        </w:numPr>
+      </w:pPr>
+      <w:r>
+        <w:rPr>
+          <w:rFonts w:ascii="Calibri" w:hAnsi="Calibri" w:eastAsia="Calibri"/>
+        </w:rPr>
+        <w:t>Связанные requestId:</w:t>
+      </w:r>
+    </w:p>
+    <w:p>
+      <w:pPr>
+        <w:pStyle w:val="BulletCompact"/>
+        <w:numPr>
+          <w:ilvl w:val="0"/>
+          <w:numId w:val="39"/>
+        </w:numPr>
+      </w:pPr>
+      <w:r>
+        <w:rPr>
+          <w:rFonts w:ascii="Calibri" w:hAnsi="Calibri" w:eastAsia="Calibri"/>
+        </w:rPr>
+        <w:t>Рассчитанный срок:</w:t>
+      </w:r>
+    </w:p>
+    <w:p>
+      <w:pPr>
+        <w:pStyle w:val="BulletCompact"/>
+        <w:numPr>
+          <w:ilvl w:val="0"/>
+          <w:numId w:val="39"/>
+        </w:numPr>
+      </w:pPr>
+      <w:r>
+        <w:rPr>
+          <w:rFonts w:ascii="Calibri" w:hAnsi="Calibri" w:eastAsia="Calibri"/>
+        </w:rPr>
+        <w:t>Подтверждённый срок и подтвердивший:</w:t>
+      </w:r>
+    </w:p>
+    <w:p>
+      <w:pPr>
+        <w:pStyle w:val="BulletCompact"/>
+        <w:numPr>
+          <w:ilvl w:val="0"/>
+          <w:numId w:val="39"/>
+        </w:numPr>
+      </w:pPr>
+      <w:r>
+        <w:rPr>
+          <w:rFonts w:ascii="Calibri" w:hAnsi="Calibri" w:eastAsia="Calibri"/>
+        </w:rPr>
+        <w:t>Продление, дата и причина:</w:t>
+      </w:r>
+    </w:p>
+    <w:p>
+      <w:pPr>
+        <w:pStyle w:val="BulletCompact"/>
+        <w:numPr>
+          <w:ilvl w:val="0"/>
+          <w:numId w:val="39"/>
+        </w:numPr>
+      </w:pPr>
+      <w:r>
+        <w:rPr>
+          <w:rFonts w:ascii="Calibri" w:hAnsi="Calibri" w:eastAsia="Calibri"/>
+        </w:rPr>
+        <w:t>Ответственный:</w:t>
+      </w:r>
+    </w:p>
+    <w:p>
+      <w:pPr>
+        <w:pStyle w:val="BulletCompact"/>
+        <w:numPr>
+          <w:ilvl w:val="0"/>
+          <w:numId w:val="39"/>
+        </w:numPr>
+      </w:pPr>
+      <w:r>
+        <w:rPr>
+          <w:rFonts w:ascii="Calibri" w:hAnsi="Calibri" w:eastAsia="Calibri"/>
+        </w:rPr>
+        <w:t>Статус:</w:t>
+      </w:r>
+    </w:p>
+    <w:p>
+      <w:pPr>
+        <w:pStyle w:val="BulletCompact"/>
+        <w:numPr>
+          <w:ilvl w:val="0"/>
+          <w:numId w:val="39"/>
+        </w:numPr>
+      </w:pPr>
+      <w:r>
+        <w:rPr>
+          <w:rFonts w:ascii="Calibri" w:hAnsi="Calibri" w:eastAsia="Calibri"/>
+        </w:rPr>
+        <w:t>Дата, способ и результат ответа:</w:t>
+      </w:r>
+    </w:p>
+    <w:p>
+      <w:pPr>
+        <w:pStyle w:val="BulletCompact"/>
+        <w:numPr>
+          <w:ilvl w:val="0"/>
+          <w:numId w:val="39"/>
+        </w:numPr>
+      </w:pPr>
+      <w:r>
+        <w:rPr>
+          <w:rFonts w:ascii="Calibri" w:hAnsi="Calibri" w:eastAsia="Calibri"/>
+        </w:rPr>
+        <w:t>Связанная выгрузка:</w:t>
+      </w:r>
+    </w:p>
+    <w:p>
+      <w:pPr>
+        <w:pStyle w:val="BulletCompact"/>
+        <w:numPr>
+          <w:ilvl w:val="0"/>
+          <w:numId w:val="39"/>
+        </w:numPr>
+      </w:pPr>
+      <w:r>
+        <w:rPr>
+          <w:rFonts w:ascii="Calibri" w:hAnsi="Calibri" w:eastAsia="Calibri"/>
+        </w:rPr>
+        <w:t>Решение по legal hold/дальнейшему хранению:</w:t>
+      </w:r>
+    </w:p>
+    <w:p>
+      <w:pPr>
+        <w:pStyle w:val="Heading2"/>
+      </w:pPr>
+      <w:r>
+        <w:t>Форма 2. Контрольный лист государственного запроса</w:t>
+      </w:r>
+    </w:p>
+    <w:p>
+      <w:pPr>
+        <w:pStyle w:val="BulletCompact"/>
+        <w:numPr>
+          <w:ilvl w:val="0"/>
+          <w:numId w:val="40"/>
+        </w:numPr>
+      </w:pPr>
+      <w:r>
+        <w:rPr>
+          <w:rFonts w:ascii="Calibri" w:hAnsi="Calibri" w:eastAsia="Calibri"/>
+        </w:rPr>
+        <w:t>Внутренний номер:</w:t>
+      </w:r>
+    </w:p>
+    <w:p>
+      <w:pPr>
+        <w:pStyle w:val="BulletCompact"/>
+        <w:numPr>
+          <w:ilvl w:val="0"/>
+          <w:numId w:val="40"/>
+        </w:numPr>
+      </w:pPr>
+      <w:r>
+        <w:rPr>
+          <w:rFonts w:ascii="Calibri" w:hAnsi="Calibri" w:eastAsia="Calibri"/>
+        </w:rPr>
+        <w:t>Дата/время и канал получения:</w:t>
+      </w:r>
+    </w:p>
+    <w:p>
+      <w:pPr>
+        <w:pStyle w:val="BulletCompact"/>
+        <w:numPr>
+          <w:ilvl w:val="0"/>
+          <w:numId w:val="40"/>
+        </w:numPr>
+      </w:pPr>
+      <w:r>
+        <w:rPr>
+          <w:rFonts w:ascii="Calibri" w:hAnsi="Calibri" w:eastAsia="Calibri"/>
+        </w:rPr>
+        <w:t>Орган, подразделение, должностное лицо:</w:t>
+      </w:r>
+    </w:p>
+    <w:p>
+      <w:pPr>
+        <w:pStyle w:val="BulletCompact"/>
+        <w:numPr>
+          <w:ilvl w:val="0"/>
+          <w:numId w:val="40"/>
+        </w:numPr>
+      </w:pPr>
+      <w:r>
+        <w:rPr>
+          <w:rFonts w:ascii="Calibri" w:hAnsi="Calibri" w:eastAsia="Calibri"/>
+        </w:rPr>
+        <w:t>Номер и дата документа:</w:t>
+      </w:r>
+    </w:p>
+    <w:p>
+      <w:pPr>
+        <w:pStyle w:val="BulletCompact"/>
+        <w:numPr>
+          <w:ilvl w:val="0"/>
+          <w:numId w:val="40"/>
+        </w:numPr>
+      </w:pPr>
+      <w:r>
+        <w:rPr>
+          <w:rFonts w:ascii="Calibri" w:hAnsi="Calibri" w:eastAsia="Calibri"/>
+        </w:rPr>
+        <w:t>Правовое основание и цель:</w:t>
+      </w:r>
+    </w:p>
+    <w:p>
+      <w:pPr>
+        <w:pStyle w:val="BulletCompact"/>
+        <w:numPr>
+          <w:ilvl w:val="0"/>
+          <w:numId w:val="40"/>
+        </w:numPr>
+      </w:pPr>
+      <w:r>
+        <w:rPr>
+          <w:rFonts w:ascii="Calibri" w:hAnsi="Calibri" w:eastAsia="Calibri"/>
+        </w:rPr>
+        <w:t>Запрошенный период, категории и объём:</w:t>
+      </w:r>
+    </w:p>
+    <w:p>
+      <w:pPr>
+        <w:pStyle w:val="BulletCompact"/>
+        <w:numPr>
+          <w:ilvl w:val="0"/>
+          <w:numId w:val="40"/>
+        </w:numPr>
+      </w:pPr>
+      <w:r>
+        <w:rPr>
+          <w:rFonts w:ascii="Calibri" w:hAnsi="Calibri" w:eastAsia="Calibri"/>
+        </w:rPr>
+        <w:t>Рассчитанный и подтверждённый срок:</w:t>
+      </w:r>
+    </w:p>
+    <w:p>
+      <w:pPr>
+        <w:pStyle w:val="BulletCompact"/>
+        <w:numPr>
+          <w:ilvl w:val="0"/>
+          <w:numId w:val="40"/>
+        </w:numPr>
+      </w:pPr>
+      <w:r>
+        <w:rPr>
+          <w:rFonts w:ascii="Calibri" w:hAnsi="Calibri" w:eastAsia="Calibri"/>
+        </w:rPr>
+        <w:t>Ответственный:</w:t>
+      </w:r>
+    </w:p>
+    <w:p>
+      <w:r>
+        <w:rPr>
+          <w:rFonts w:ascii="Calibri" w:hAnsi="Calibri" w:eastAsia="Calibri"/>
+        </w:rPr>
+        <w:t>Проверка:</w:t>
+      </w:r>
+    </w:p>
+    <w:p>
+      <w:pPr>
+        <w:pStyle w:val="Checklist"/>
+        <w:ind w:left="360" w:firstLine="0"/>
+      </w:pPr>
+      <w:r>
+        <w:rPr>
+          <w:rFonts w:ascii="Calibri" w:hAnsi="Calibri" w:eastAsia="Calibri"/>
+        </w:rPr>
+        <w:t>☐ Подлинность и отправитель подтверждены независимым каналом.</w:t>
+      </w:r>
+    </w:p>
+    <w:p>
+      <w:pPr>
+        <w:pStyle w:val="Checklist"/>
+        <w:ind w:left="360" w:firstLine="0"/>
+      </w:pPr>
+      <w:r>
+        <w:rPr>
+          <w:rFonts w:ascii="Calibri" w:hAnsi="Calibri" w:eastAsia="Calibri"/>
+        </w:rPr>
+        <w:t>☐ Полномочия подписанта подтверждены.</w:t>
+      </w:r>
+    </w:p>
+    <w:p>
+      <w:pPr>
+        <w:pStyle w:val="Checklist"/>
+        <w:ind w:left="360" w:firstLine="0"/>
+      </w:pPr>
+      <w:r>
+        <w:rPr>
+          <w:rFonts w:ascii="Calibri" w:hAnsi="Calibri" w:eastAsia="Calibri"/>
+        </w:rPr>
+        <w:t>☐ Основание, цель, объём и срок определены.</w:t>
+      </w:r>
+    </w:p>
+    <w:p>
+      <w:pPr>
+        <w:pStyle w:val="Checklist"/>
+        <w:ind w:left="360" w:firstLine="0"/>
+      </w:pPr>
+      <w:r>
+        <w:rPr>
+          <w:rFonts w:ascii="Calibri" w:hAnsi="Calibri" w:eastAsia="Calibri"/>
+        </w:rPr>
+        <w:t>☐ Законность и соразмерность проверены юристом/ответственным.</w:t>
+      </w:r>
+    </w:p>
+    <w:p>
+      <w:pPr>
+        <w:pStyle w:val="Checklist"/>
+        <w:ind w:left="360" w:firstLine="0"/>
+      </w:pPr>
+      <w:r>
+        <w:rPr>
+          <w:rFonts w:ascii="Calibri" w:hAnsi="Calibri" w:eastAsia="Calibri"/>
+        </w:rPr>
+        <w:t>☐ Проверены ограничения на уведомление субъекта.</w:t>
+      </w:r>
+    </w:p>
+    <w:p>
+      <w:pPr>
+        <w:pStyle w:val="Checklist"/>
+        <w:ind w:left="360" w:firstLine="0"/>
+      </w:pPr>
+      <w:r>
+        <w:rPr>
+          <w:rFonts w:ascii="Calibri" w:hAnsi="Calibri" w:eastAsia="Calibri"/>
+        </w:rPr>
+        <w:t>☐ Установлен legal hold для связанных записей.</w:t>
+      </w:r>
+    </w:p>
+    <w:p>
+      <w:pPr>
+        <w:pStyle w:val="Checklist"/>
+        <w:ind w:left="360" w:firstLine="0"/>
+      </w:pPr>
+      <w:r>
+        <w:rPr>
+          <w:rFonts w:ascii="Calibri" w:hAnsi="Calibri" w:eastAsia="Calibri"/>
+        </w:rPr>
+        <w:t>☐ Полный экспорт без фильтра не используется.</w:t>
+      </w:r>
+    </w:p>
+    <w:p>
+      <w:pPr>
+        <w:pStyle w:val="Checklist"/>
+        <w:ind w:left="360" w:firstLine="0"/>
+      </w:pPr>
+      <w:r>
+        <w:rPr>
+          <w:rFonts w:ascii="Calibri" w:hAnsi="Calibri" w:eastAsia="Calibri"/>
+        </w:rPr>
+        <w:t>☐ Preview и исключённые материалы проверены.</w:t>
+      </w:r>
+    </w:p>
+    <w:p>
+      <w:pPr>
+        <w:pStyle w:val="Checklist"/>
+        <w:ind w:left="360" w:firstLine="0"/>
+      </w:pPr>
+      <w:r>
+        <w:rPr>
+          <w:rFonts w:ascii="Calibri" w:hAnsi="Calibri" w:eastAsia="Calibri"/>
+        </w:rPr>
+        <w:t>☐ Историческое отсутствие consent-audit честно отражено при наличии.</w:t>
+      </w:r>
+    </w:p>
+    <w:p>
+      <w:pPr>
+        <w:pStyle w:val="Checklist"/>
+        <w:ind w:left="360" w:firstLine="0"/>
+      </w:pPr>
+      <w:r>
+        <w:rPr>
+          <w:rFonts w:ascii="Calibri" w:hAnsi="Calibri" w:eastAsia="Calibri"/>
+        </w:rPr>
+        <w:t>☐ Состав утверждён; ZIP и SHA-256 проверены.</w:t>
+      </w:r>
+    </w:p>
+    <w:p>
+      <w:pPr>
+        <w:pStyle w:val="Checklist"/>
+        <w:ind w:left="360" w:firstLine="0"/>
+      </w:pPr>
+      <w:r>
+        <w:rPr>
+          <w:rFonts w:ascii="Calibri" w:hAnsi="Calibri" w:eastAsia="Calibri"/>
+        </w:rPr>
+        <w:t>☐ Передача выполнена по официальному каналу и зарегистрирована.</w:t>
+      </w:r>
+    </w:p>
+    <w:p>
+      <w:pPr>
+        <w:pStyle w:val="Checklist"/>
+        <w:ind w:left="360" w:firstLine="0"/>
+      </w:pPr>
+      <w:r>
+        <w:rPr>
+          <w:rFonts w:ascii="Calibri" w:hAnsi="Calibri" w:eastAsia="Calibri"/>
+        </w:rPr>
+        <w:t>☐ TTL и удаление временного ZIP проконтролированы.</w:t>
+      </w:r>
+    </w:p>
+    <w:p>
+      <w:r>
+        <w:rPr>
+          <w:rFonts w:ascii="Calibri" w:hAnsi="Calibri" w:eastAsia="Calibri"/>
+        </w:rPr>
+        <w:t>Результат, дата ответа и reference:</w:t>
+      </w:r>
+    </w:p>
+    <w:p>
+      <w:pPr>
+        <w:pStyle w:val="Heading2"/>
+      </w:pPr>
+      <w:r>
+        <w:t>Форма 3. Legal hold</w:t>
+      </w:r>
+    </w:p>
+    <w:p>
+      <w:pPr>
+        <w:pStyle w:val="BulletCompact"/>
+        <w:numPr>
+          <w:ilvl w:val="0"/>
+          <w:numId w:val="41"/>
+        </w:numPr>
+      </w:pPr>
+      <w:r>
+        <w:rPr>
+          <w:rFonts w:ascii="Calibri" w:hAnsi="Calibri" w:eastAsia="Calibri"/>
+        </w:rPr>
+        <w:t>ID/номер:</w:t>
+      </w:r>
+    </w:p>
+    <w:p>
+      <w:pPr>
+        <w:pStyle w:val="BulletCompact"/>
+        <w:numPr>
+          <w:ilvl w:val="0"/>
+          <w:numId w:val="41"/>
+        </w:numPr>
+      </w:pPr>
+      <w:r>
+        <w:rPr>
+          <w:rFonts w:ascii="Calibri" w:hAnsi="Calibri" w:eastAsia="Calibri"/>
+        </w:rPr>
+        <w:t>Связанные requestId/запрос/инцидент:</w:t>
+      </w:r>
+    </w:p>
+    <w:p>
+      <w:pPr>
+        <w:pStyle w:val="BulletCompact"/>
+        <w:numPr>
+          <w:ilvl w:val="0"/>
+          <w:numId w:val="41"/>
+        </w:numPr>
+      </w:pPr>
+      <w:r>
+        <w:rPr>
+          <w:rFonts w:ascii="Calibri" w:hAnsi="Calibri" w:eastAsia="Calibri"/>
+        </w:rPr>
+        <w:t>Основание и документ:</w:t>
+      </w:r>
+    </w:p>
+    <w:p>
+      <w:pPr>
+        <w:pStyle w:val="BulletCompact"/>
+        <w:numPr>
+          <w:ilvl w:val="0"/>
+          <w:numId w:val="41"/>
+        </w:numPr>
+      </w:pPr>
+      <w:r>
+        <w:rPr>
+          <w:rFonts w:ascii="Calibri" w:hAnsi="Calibri" w:eastAsia="Calibri"/>
+        </w:rPr>
+        <w:t>Причина:</w:t>
+      </w:r>
+    </w:p>
+    <w:p>
+      <w:pPr>
+        <w:pStyle w:val="BulletCompact"/>
+        <w:numPr>
+          <w:ilvl w:val="0"/>
+          <w:numId w:val="41"/>
+        </w:numPr>
+      </w:pPr>
+      <w:r>
+        <w:rPr>
+          <w:rFonts w:ascii="Calibri" w:hAnsi="Calibri" w:eastAsia="Calibri"/>
+        </w:rPr>
+        <w:t>Дата начала:</w:t>
+      </w:r>
+    </w:p>
+    <w:p>
+      <w:pPr>
+        <w:pStyle w:val="BulletCompact"/>
+        <w:numPr>
+          <w:ilvl w:val="0"/>
+          <w:numId w:val="41"/>
+        </w:numPr>
+      </w:pPr>
+      <w:r>
+        <w:rPr>
+          <w:rFonts w:ascii="Calibri" w:hAnsi="Calibri" w:eastAsia="Calibri"/>
+        </w:rPr>
+        <w:t>Дата пересмотра:</w:t>
+      </w:r>
+    </w:p>
+    <w:p>
+      <w:pPr>
+        <w:pStyle w:val="BulletCompact"/>
+        <w:numPr>
+          <w:ilvl w:val="0"/>
+          <w:numId w:val="41"/>
+        </w:numPr>
+      </w:pPr>
+      <w:r>
+        <w:rPr>
+          <w:rFonts w:ascii="Calibri" w:hAnsi="Calibri" w:eastAsia="Calibri"/>
+        </w:rPr>
+        <w:t>Создал:</w:t>
+      </w:r>
+    </w:p>
+    <w:p>
+      <w:pPr>
+        <w:pStyle w:val="BulletCompact"/>
+        <w:numPr>
+          <w:ilvl w:val="0"/>
+          <w:numId w:val="41"/>
+        </w:numPr>
+      </w:pPr>
+      <w:r>
+        <w:rPr>
+          <w:rFonts w:ascii="Calibri" w:hAnsi="Calibri" w:eastAsia="Calibri"/>
+        </w:rPr>
+        <w:t>Статус:</w:t>
+      </w:r>
+    </w:p>
+    <w:p>
+      <w:pPr>
+        <w:pStyle w:val="BulletCompact"/>
+        <w:numPr>
+          <w:ilvl w:val="0"/>
+          <w:numId w:val="41"/>
+        </w:numPr>
+      </w:pPr>
+      <w:r>
+        <w:rPr>
+          <w:rFonts w:ascii="Calibri" w:hAnsi="Calibri" w:eastAsia="Calibri"/>
+        </w:rPr>
+        <w:t>Результат пересмотра:</w:t>
+      </w:r>
+    </w:p>
+    <w:p>
+      <w:pPr>
+        <w:pStyle w:val="BulletCompact"/>
+        <w:numPr>
+          <w:ilvl w:val="0"/>
+          <w:numId w:val="41"/>
+        </w:numPr>
+      </w:pPr>
+      <w:r>
+        <w:rPr>
+          <w:rFonts w:ascii="Calibri" w:hAnsi="Calibri" w:eastAsia="Calibri"/>
+        </w:rPr>
+        <w:t>Причина снятия:</w:t>
+      </w:r>
+    </w:p>
+    <w:p>
+      <w:pPr>
+        <w:pStyle w:val="BulletCompact"/>
+        <w:numPr>
+          <w:ilvl w:val="0"/>
+          <w:numId w:val="41"/>
+        </w:numPr>
+      </w:pPr>
+      <w:r>
+        <w:rPr>
+          <w:rFonts w:ascii="Calibri" w:hAnsi="Calibri" w:eastAsia="Calibri"/>
+        </w:rPr>
+        <w:t>Проверка иных активных оснований:</w:t>
+      </w:r>
+    </w:p>
+    <w:p>
+      <w:pPr>
+        <w:pStyle w:val="BulletCompact"/>
+        <w:numPr>
+          <w:ilvl w:val="0"/>
+          <w:numId w:val="41"/>
+        </w:numPr>
+      </w:pPr>
+      <w:r>
+        <w:rPr>
+          <w:rFonts w:ascii="Calibri" w:hAnsi="Calibri" w:eastAsia="Calibri"/>
+        </w:rPr>
+        <w:t>Step-up/утверждающий:</w:t>
+      </w:r>
+    </w:p>
+    <w:p>
+      <w:pPr>
+        <w:pStyle w:val="BulletCompact"/>
+        <w:numPr>
+          <w:ilvl w:val="0"/>
+          <w:numId w:val="41"/>
+        </w:numPr>
+      </w:pPr>
+      <w:r>
+        <w:rPr>
+          <w:rFonts w:ascii="Calibri" w:hAnsi="Calibri" w:eastAsia="Calibri"/>
+        </w:rPr>
+        <w:t>Дата снятия:</w:t>
+      </w:r>
+    </w:p>
+    <w:p>
+      <w:pPr>
+        <w:pStyle w:val="Heading2"/>
+      </w:pPr>
+      <w:r>
+        <w:t>Форма 4. Журнал ручной передачи официальной выгрузки</w:t>
+      </w:r>
+    </w:p>
+    <w:p>
+      <w:pPr>
+        <w:pStyle w:val="BulletCompact"/>
+        <w:numPr>
+          <w:ilvl w:val="0"/>
+          <w:numId w:val="42"/>
+        </w:numPr>
+      </w:pPr>
+      <w:r>
+        <w:rPr>
+          <w:rFonts w:ascii="Calibri" w:hAnsi="Calibri" w:eastAsia="Calibri"/>
+        </w:rPr>
+        <w:t>Дата и время:</w:t>
+      </w:r>
+    </w:p>
+    <w:p>
+      <w:pPr>
+        <w:pStyle w:val="BulletCompact"/>
+        <w:numPr>
+          <w:ilvl w:val="0"/>
+          <w:numId w:val="42"/>
+        </w:numPr>
+      </w:pPr>
+      <w:r>
+        <w:rPr>
+          <w:rFonts w:ascii="Calibri" w:hAnsi="Calibri" w:eastAsia="Calibri"/>
+        </w:rPr>
+        <w:t>Внутренний export ID:</w:t>
+      </w:r>
+    </w:p>
+    <w:p>
+      <w:pPr>
+        <w:pStyle w:val="BulletCompact"/>
+        <w:numPr>
+          <w:ilvl w:val="0"/>
+          <w:numId w:val="42"/>
+        </w:numPr>
+      </w:pPr>
+      <w:r>
+        <w:rPr>
+          <w:rFonts w:ascii="Calibri" w:hAnsi="Calibri" w:eastAsia="Calibri"/>
+        </w:rPr>
+        <w:t>Основание и связанный запрос:</w:t>
+      </w:r>
+    </w:p>
+    <w:p>
+      <w:pPr>
+        <w:pStyle w:val="BulletCompact"/>
+        <w:numPr>
+          <w:ilvl w:val="0"/>
+          <w:numId w:val="42"/>
+        </w:numPr>
+      </w:pPr>
+      <w:r>
+        <w:rPr>
+          <w:rFonts w:ascii="Calibri" w:hAnsi="Calibri" w:eastAsia="Calibri"/>
+        </w:rPr>
+        <w:t>Канал передачи:</w:t>
+      </w:r>
+    </w:p>
+    <w:p>
+      <w:pPr>
+        <w:pStyle w:val="BulletCompact"/>
+        <w:numPr>
+          <w:ilvl w:val="0"/>
+          <w:numId w:val="42"/>
+        </w:numPr>
+      </w:pPr>
+      <w:r>
+        <w:rPr>
+          <w:rFonts w:ascii="Calibri" w:hAnsi="Calibri" w:eastAsia="Calibri"/>
+        </w:rPr>
+        <w:t>Получатель и реквизит без избыточных ПДн:</w:t>
+      </w:r>
+    </w:p>
+    <w:p>
+      <w:pPr>
+        <w:pStyle w:val="BulletCompact"/>
+        <w:numPr>
+          <w:ilvl w:val="0"/>
+          <w:numId w:val="42"/>
+        </w:numPr>
+      </w:pPr>
+      <w:r>
+        <w:rPr>
+          <w:rFonts w:ascii="Calibri" w:hAnsi="Calibri" w:eastAsia="Calibri"/>
+        </w:rPr>
+        <w:t>Регистрационный номер/reference:</w:t>
+      </w:r>
+    </w:p>
+    <w:p>
+      <w:pPr>
+        <w:pStyle w:val="BulletCompact"/>
+        <w:numPr>
+          <w:ilvl w:val="0"/>
+          <w:numId w:val="42"/>
+        </w:numPr>
+      </w:pPr>
+      <w:r>
+        <w:rPr>
+          <w:rFonts w:ascii="Calibri" w:hAnsi="Calibri" w:eastAsia="Calibri"/>
+        </w:rPr>
+        <w:t>SHA-256 ZIP:</w:t>
+      </w:r>
+    </w:p>
+    <w:p>
+      <w:pPr>
+        <w:pStyle w:val="BulletCompact"/>
+        <w:numPr>
+          <w:ilvl w:val="0"/>
+          <w:numId w:val="42"/>
+        </w:numPr>
+      </w:pPr>
+      <w:r>
+        <w:rPr>
+          <w:rFonts w:ascii="Calibri" w:hAnsi="Calibri" w:eastAsia="Calibri"/>
+        </w:rPr>
+        <w:t>Передал:</w:t>
+      </w:r>
+    </w:p>
+    <w:p>
+      <w:pPr>
+        <w:pStyle w:val="BulletCompact"/>
+        <w:numPr>
+          <w:ilvl w:val="0"/>
+          <w:numId w:val="42"/>
+        </w:numPr>
+      </w:pPr>
+      <w:r>
+        <w:rPr>
+          <w:rFonts w:ascii="Calibri" w:hAnsi="Calibri" w:eastAsia="Calibri"/>
+        </w:rPr>
+        <w:t>Подтвердил:</w:t>
+      </w:r>
+    </w:p>
+    <w:p>
+      <w:pPr>
+        <w:pStyle w:val="BulletCompact"/>
+        <w:numPr>
+          <w:ilvl w:val="0"/>
+          <w:numId w:val="42"/>
+        </w:numPr>
+      </w:pPr>
+      <w:r>
+        <w:rPr>
+          <w:rFonts w:ascii="Calibri" w:hAnsi="Calibri" w:eastAsia="Calibri"/>
+        </w:rPr>
+        <w:t>Результат:</w:t>
+      </w:r>
+    </w:p>
+    <w:p>
+      <w:pPr>
+        <w:pStyle w:val="BulletCompact"/>
+        <w:numPr>
+          <w:ilvl w:val="0"/>
+          <w:numId w:val="42"/>
+        </w:numPr>
+      </w:pPr>
+      <w:r>
+        <w:rPr>
+          <w:rFonts w:ascii="Calibri" w:hAnsi="Calibri" w:eastAsia="Calibri"/>
+        </w:rPr>
+        <w:t>Число скачиваний:</w:t>
+      </w:r>
+    </w:p>
+    <w:p>
+      <w:pPr>
+        <w:pStyle w:val="BulletCompact"/>
+        <w:numPr>
+          <w:ilvl w:val="0"/>
+          <w:numId w:val="42"/>
+        </w:numPr>
+      </w:pPr>
+      <w:r>
+        <w:rPr>
+          <w:rFonts w:ascii="Calibri" w:hAnsi="Calibri" w:eastAsia="Calibri"/>
+        </w:rPr>
+        <w:t>Дата истечения и удаления временного ZIP:</w:t>
+      </w:r>
+    </w:p>
+    <w:p>
+      <w:pPr>
+        <w:pStyle w:val="Heading2"/>
+      </w:pPr>
+      <w:r>
+        <w:t>Форма 5. Акт уничтожения персональных данных</w:t>
+      </w:r>
+    </w:p>
+    <w:p>
+      <w:r>
+        <w:rPr>
+          <w:rFonts w:ascii="Calibri" w:hAnsi="Calibri" w:eastAsia="Calibri"/>
+        </w:rPr>
+        <w:t>Оператор: ООО «ЭНЕРГОАЛЬЯНС», ИНН 6732110789, ОГРН 1156733014657.</w:t>
+      </w:r>
+    </w:p>
+    <w:p>
+      <w:pPr>
+        <w:pStyle w:val="BulletCompact"/>
+        <w:numPr>
+          <w:ilvl w:val="0"/>
+          <w:numId w:val="43"/>
+        </w:numPr>
+      </w:pPr>
+      <w:r>
+        <w:rPr>
+          <w:rFonts w:ascii="Calibri" w:hAnsi="Calibri" w:eastAsia="Calibri"/>
+        </w:rPr>
+        <w:t>Номер и фактическая дата акта:</w:t>
+      </w:r>
+    </w:p>
+    <w:p>
+      <w:pPr>
+        <w:pStyle w:val="BulletCompact"/>
+        <w:numPr>
+          <w:ilvl w:val="0"/>
+          <w:numId w:val="43"/>
+        </w:numPr>
+      </w:pPr>
+      <w:r>
+        <w:rPr>
+          <w:rFonts w:ascii="Calibri" w:hAnsi="Calibri" w:eastAsia="Calibri"/>
+        </w:rPr>
+        <w:t>Основание:</w:t>
+      </w:r>
+    </w:p>
+    <w:p>
+      <w:pPr>
+        <w:pStyle w:val="BulletCompact"/>
+        <w:numPr>
+          <w:ilvl w:val="0"/>
+          <w:numId w:val="43"/>
+        </w:numPr>
+      </w:pPr>
+      <w:r>
+        <w:rPr>
+          <w:rFonts w:ascii="Calibri" w:hAnsi="Calibri" w:eastAsia="Calibri"/>
+        </w:rPr>
+        <w:t>Deletion job ID:</w:t>
+      </w:r>
+    </w:p>
+    <w:p>
+      <w:pPr>
+        <w:pStyle w:val="BulletCompact"/>
+        <w:numPr>
+          <w:ilvl w:val="0"/>
+          <w:numId w:val="43"/>
+        </w:numPr>
+      </w:pPr>
+      <w:r>
+        <w:rPr>
+          <w:rFonts w:ascii="Calibri" w:hAnsi="Calibri" w:eastAsia="Calibri"/>
+        </w:rPr>
+        <w:t>Категории и технические requestId:</w:t>
+      </w:r>
+    </w:p>
+    <w:p>
+      <w:pPr>
+        <w:pStyle w:val="BulletCompact"/>
+        <w:numPr>
+          <w:ilvl w:val="0"/>
+          <w:numId w:val="43"/>
+        </w:numPr>
+      </w:pPr>
+      <w:r>
+        <w:rPr>
+          <w:rFonts w:ascii="Calibri" w:hAnsi="Calibri" w:eastAsia="Calibri"/>
+        </w:rPr>
+        <w:t>Количество удалённых файлов/записей:</w:t>
+      </w:r>
+    </w:p>
+    <w:p>
+      <w:pPr>
+        <w:pStyle w:val="BulletCompact"/>
+        <w:numPr>
+          <w:ilvl w:val="0"/>
+          <w:numId w:val="43"/>
+        </w:numPr>
+      </w:pPr>
+      <w:r>
+        <w:rPr>
+          <w:rFonts w:ascii="Calibri" w:hAnsi="Calibri" w:eastAsia="Calibri"/>
+        </w:rPr>
+        <w:t>Способ уничтожения:</w:t>
+      </w:r>
+    </w:p>
+    <w:p>
+      <w:pPr>
+        <w:pStyle w:val="BulletCompact"/>
+        <w:numPr>
+          <w:ilvl w:val="0"/>
+          <w:numId w:val="43"/>
+        </w:numPr>
+      </w:pPr>
+      <w:r>
+        <w:rPr>
+          <w:rFonts w:ascii="Calibri" w:hAnsi="Calibri" w:eastAsia="Calibri"/>
+        </w:rPr>
+        <w:t>Дата и время:</w:t>
+      </w:r>
+    </w:p>
+    <w:p>
+      <w:pPr>
+        <w:pStyle w:val="BulletCompact"/>
+        <w:numPr>
+          <w:ilvl w:val="0"/>
+          <w:numId w:val="43"/>
+        </w:numPr>
+      </w:pPr>
+      <w:r>
+        <w:rPr>
+          <w:rFonts w:ascii="Calibri" w:hAnsi="Calibri" w:eastAsia="Calibri"/>
+        </w:rPr>
+        <w:t>Исполнитель и проверяющий:</w:t>
+      </w:r>
+    </w:p>
+    <w:p>
+      <w:pPr>
+        <w:pStyle w:val="BulletCompact"/>
+        <w:numPr>
+          <w:ilvl w:val="0"/>
+          <w:numId w:val="43"/>
+        </w:numPr>
+      </w:pPr>
+      <w:r>
+        <w:rPr>
+          <w:rFonts w:ascii="Calibri" w:hAnsi="Calibri" w:eastAsia="Calibri"/>
+        </w:rPr>
+        <w:t>Результат verify:</w:t>
+      </w:r>
+    </w:p>
+    <w:p>
+      <w:pPr>
+        <w:pStyle w:val="BulletCompact"/>
+        <w:numPr>
+          <w:ilvl w:val="0"/>
+          <w:numId w:val="43"/>
+        </w:numPr>
+      </w:pPr>
+      <w:r>
+        <w:rPr>
+          <w:rFonts w:ascii="Calibri" w:hAnsi="Calibri" w:eastAsia="Calibri"/>
+        </w:rPr>
+        <w:t>Сохранённые журналы и основания:</w:t>
+      </w:r>
+    </w:p>
+    <w:p>
+      <w:pPr>
+        <w:pStyle w:val="BulletCompact"/>
+        <w:numPr>
+          <w:ilvl w:val="0"/>
+          <w:numId w:val="43"/>
+        </w:numPr>
+      </w:pPr>
+      <w:r>
+        <w:rPr>
+          <w:rFonts w:ascii="Calibri" w:hAnsi="Calibri" w:eastAsia="Calibri"/>
+        </w:rPr>
+        <w:t>Исключения/частично удалённые элементы:</w:t>
+      </w:r>
+    </w:p>
+    <w:p>
+      <w:pPr>
+        <w:pStyle w:val="BulletCompact"/>
+        <w:numPr>
+          <w:ilvl w:val="0"/>
+          <w:numId w:val="43"/>
+        </w:numPr>
+      </w:pPr>
+      <w:r>
+        <w:rPr>
+          <w:rFonts w:ascii="Calibri" w:hAnsi="Calibri" w:eastAsia="Calibri"/>
+        </w:rPr>
+        <w:t>SHA-256 отчёта и акта:</w:t>
+      </w:r>
+    </w:p>
+    <w:p>
+      <w:pPr>
+        <w:pStyle w:val="BulletCompact"/>
+        <w:numPr>
+          <w:ilvl w:val="0"/>
+          <w:numId w:val="43"/>
+        </w:numPr>
+      </w:pPr>
+      <w:r>
+        <w:rPr>
+          <w:rFonts w:ascii="Calibri" w:hAnsi="Calibri" w:eastAsia="Calibri"/>
+        </w:rPr>
+        <w:t>Приложение: выгрузка из журнала событий для автоматизированного уничтожения.</w:t>
+      </w:r>
+    </w:p>
+    <w:p>
+      <w:r>
+        <w:rPr>
+          <w:rFonts w:ascii="Calibri" w:hAnsi="Calibri" w:eastAsia="Calibri"/>
+        </w:rPr>
+        <w:t>Подписи:</w:t>
+      </w:r>
+    </w:p>
+    <w:p>
+      <w:pPr>
+        <w:pStyle w:val="BulletCompact"/>
+        <w:numPr>
+          <w:ilvl w:val="0"/>
+          <w:numId w:val="43"/>
+        </w:numPr>
+      </w:pPr>
+      <w:r>
+        <w:rPr>
+          <w:rFonts w:ascii="Calibri" w:hAnsi="Calibri" w:eastAsia="Calibri"/>
+        </w:rPr>
+        <w:t>Ответственный за ПДн: __________________</w:t>
+      </w:r>
+    </w:p>
+    <w:p>
+      <w:pPr>
+        <w:pStyle w:val="BulletCompact"/>
+        <w:numPr>
+          <w:ilvl w:val="0"/>
+          <w:numId w:val="43"/>
+        </w:numPr>
+      </w:pPr>
+      <w:r>
+        <w:rPr>
+          <w:rFonts w:ascii="Calibri" w:hAnsi="Calibri" w:eastAsia="Calibri"/>
+        </w:rPr>
+        <w:t>Исполнитель: __________________</w:t>
+      </w:r>
+    </w:p>
+    <w:p>
+      <w:pPr>
+        <w:pStyle w:val="BulletCompact"/>
+        <w:numPr>
+          <w:ilvl w:val="0"/>
+          <w:numId w:val="43"/>
+        </w:numPr>
+      </w:pPr>
+      <w:r>
+        <w:rPr>
+          <w:rFonts w:ascii="Calibri" w:hAnsi="Calibri" w:eastAsia="Calibri"/>
+        </w:rPr>
+        <w:t>Проверяющий: __________________</w:t>
+      </w:r>
+    </w:p>
+    <w:p>
+      <w:pPr>
+        <w:pStyle w:val="Heading2"/>
+      </w:pPr>
+      <w:r>
+        <w:t>Форма 6. Карточка инцидента</w:t>
+      </w:r>
+    </w:p>
+    <w:p>
+      <w:pPr>
+        <w:pStyle w:val="BulletCompact"/>
+        <w:numPr>
+          <w:ilvl w:val="0"/>
+          <w:numId w:val="44"/>
+        </w:numPr>
+      </w:pPr>
+      <w:r>
+        <w:rPr>
+          <w:rFonts w:ascii="Calibri" w:hAnsi="Calibri" w:eastAsia="Calibri"/>
+        </w:rPr>
+        <w:t>ID и фактическая дата выявления:</w:t>
+      </w:r>
+    </w:p>
+    <w:p>
+      <w:pPr>
+        <w:pStyle w:val="BulletCompact"/>
+        <w:numPr>
+          <w:ilvl w:val="0"/>
+          <w:numId w:val="44"/>
+        </w:numPr>
+      </w:pPr>
+      <w:r>
+        <w:rPr>
+          <w:rFonts w:ascii="Calibri" w:hAnsi="Calibri" w:eastAsia="Calibri"/>
+        </w:rPr>
+        <w:t>Выявил:</w:t>
+      </w:r>
+    </w:p>
+    <w:p>
+      <w:pPr>
+        <w:pStyle w:val="BulletCompact"/>
+        <w:numPr>
+          <w:ilvl w:val="0"/>
+          <w:numId w:val="44"/>
+        </w:numPr>
+      </w:pPr>
+      <w:r>
+        <w:rPr>
+          <w:rFonts w:ascii="Calibri" w:hAnsi="Calibri" w:eastAsia="Calibri"/>
+        </w:rPr>
+        <w:t>Описание без избыточных ПДн:</w:t>
+      </w:r>
+    </w:p>
+    <w:p>
+      <w:pPr>
+        <w:pStyle w:val="BulletCompact"/>
+        <w:numPr>
+          <w:ilvl w:val="0"/>
+          <w:numId w:val="44"/>
+        </w:numPr>
+      </w:pPr>
+      <w:r>
+        <w:rPr>
+          <w:rFonts w:ascii="Calibri" w:hAnsi="Calibri" w:eastAsia="Calibri"/>
+        </w:rPr>
+        <w:t>Системы и категории:</w:t>
+      </w:r>
+    </w:p>
+    <w:p>
+      <w:pPr>
+        <w:pStyle w:val="BulletCompact"/>
+        <w:numPr>
+          <w:ilvl w:val="0"/>
+          <w:numId w:val="44"/>
+        </w:numPr>
+      </w:pPr>
+      <w:r>
+        <w:rPr>
+          <w:rFonts w:ascii="Calibri" w:hAnsi="Calibri" w:eastAsia="Calibri"/>
+        </w:rPr>
+        <w:t>Оценка числа субъектов:</w:t>
+      </w:r>
+    </w:p>
+    <w:p>
+      <w:pPr>
+        <w:pStyle w:val="BulletCompact"/>
+        <w:numPr>
+          <w:ilvl w:val="0"/>
+          <w:numId w:val="44"/>
+        </w:numPr>
+      </w:pPr>
+      <w:r>
+        <w:rPr>
+          <w:rFonts w:ascii="Calibri" w:hAnsi="Calibri" w:eastAsia="Calibri"/>
+        </w:rPr>
+        <w:t>Первичные меры:</w:t>
+      </w:r>
+    </w:p>
+    <w:p>
+      <w:pPr>
+        <w:pStyle w:val="BulletCompact"/>
+        <w:numPr>
+          <w:ilvl w:val="0"/>
+          <w:numId w:val="44"/>
+        </w:numPr>
+      </w:pPr>
+      <w:r>
+        <w:rPr>
+          <w:rFonts w:ascii="Calibri" w:hAnsi="Calibri" w:eastAsia="Calibri"/>
+        </w:rPr>
+        <w:t>Статус:</w:t>
+      </w:r>
+    </w:p>
+    <w:p>
+      <w:pPr>
+        <w:pStyle w:val="BulletCompact"/>
+        <w:numPr>
+          <w:ilvl w:val="0"/>
+          <w:numId w:val="44"/>
+        </w:numPr>
+      </w:pPr>
+      <w:r>
+        <w:rPr>
+          <w:rFonts w:ascii="Calibri" w:hAnsi="Calibri" w:eastAsia="Calibri"/>
+        </w:rPr>
+        <w:t>Решение о необходимости уведомления и обоснование:</w:t>
+      </w:r>
+    </w:p>
+    <w:p>
+      <w:pPr>
+        <w:pStyle w:val="BulletCompact"/>
+        <w:numPr>
+          <w:ilvl w:val="0"/>
+          <w:numId w:val="44"/>
+        </w:numPr>
+      </w:pPr>
+      <w:r>
+        <w:rPr>
+          <w:rFonts w:ascii="Calibri" w:hAnsi="Calibri" w:eastAsia="Calibri"/>
+        </w:rPr>
+        <w:t>Дата первичного уведомления:</w:t>
+      </w:r>
+    </w:p>
+    <w:p>
+      <w:pPr>
+        <w:pStyle w:val="BulletCompact"/>
+        <w:numPr>
+          <w:ilvl w:val="0"/>
+          <w:numId w:val="44"/>
+        </w:numPr>
+      </w:pPr>
+      <w:r>
+        <w:rPr>
+          <w:rFonts w:ascii="Calibri" w:hAnsi="Calibri" w:eastAsia="Calibri"/>
+        </w:rPr>
+        <w:t>Дата дополнительного уведомления:</w:t>
+      </w:r>
+    </w:p>
+    <w:p>
+      <w:pPr>
+        <w:pStyle w:val="BulletCompact"/>
+        <w:numPr>
+          <w:ilvl w:val="0"/>
+          <w:numId w:val="44"/>
+        </w:numPr>
+      </w:pPr>
+      <w:r>
+        <w:rPr>
+          <w:rFonts w:ascii="Calibri" w:hAnsi="Calibri" w:eastAsia="Calibri"/>
+        </w:rPr>
+        <w:t>Результат расследования:</w:t>
+      </w:r>
+    </w:p>
+    <w:p>
+      <w:pPr>
+        <w:pStyle w:val="BulletCompact"/>
+        <w:numPr>
+          <w:ilvl w:val="0"/>
+          <w:numId w:val="44"/>
+        </w:numPr>
+      </w:pPr>
+      <w:r>
+        <w:rPr>
+          <w:rFonts w:ascii="Calibri" w:hAnsi="Calibri" w:eastAsia="Calibri"/>
+        </w:rPr>
+        <w:t>Исправление:</w:t>
+      </w:r>
+    </w:p>
+    <w:p>
+      <w:pPr>
+        <w:pStyle w:val="BulletCompact"/>
+        <w:numPr>
+          <w:ilvl w:val="0"/>
+          <w:numId w:val="44"/>
+        </w:numPr>
+      </w:pPr>
+      <w:r>
+        <w:rPr>
+          <w:rFonts w:ascii="Calibri" w:hAnsi="Calibri" w:eastAsia="Calibri"/>
+        </w:rPr>
+        <w:t>Legal hold:</w:t>
+      </w:r>
+    </w:p>
+    <w:p>
+      <w:pPr>
+        <w:pStyle w:val="BulletCompact"/>
+        <w:numPr>
+          <w:ilvl w:val="0"/>
+          <w:numId w:val="44"/>
+        </w:numPr>
+      </w:pPr>
+      <w:r>
+        <w:rPr>
+          <w:rFonts w:ascii="Calibri" w:hAnsi="Calibri" w:eastAsia="Calibri"/>
+        </w:rPr>
+        <w:t>Ответственный:</w:t>
+      </w:r>
+    </w:p>
+    <w:p>
+      <w:pPr>
+        <w:pStyle w:val="BulletCompact"/>
+        <w:numPr>
+          <w:ilvl w:val="0"/>
+          <w:numId w:val="44"/>
+        </w:numPr>
+      </w:pPr>
+      <w:r>
+        <w:rPr>
+          <w:rFonts w:ascii="Calibri" w:hAnsi="Calibri" w:eastAsia="Calibri"/>
+        </w:rPr>
+        <w:t>Дата закрытия:</w:t>
+      </w:r>
+    </w:p>
+    <w:p>
+      <w:pPr>
+        <w:pStyle w:val="Heading2"/>
+      </w:pPr>
+      <w:r>
+        <w:t>Форма 7. Backup run и restore-test</w:t>
+      </w:r>
+    </w:p>
+    <w:p>
+      <w:pPr>
+        <w:pStyle w:val="BulletCompact"/>
+        <w:numPr>
+          <w:ilvl w:val="0"/>
+          <w:numId w:val="45"/>
+        </w:numPr>
+      </w:pPr>
+      <w:r>
+        <w:rPr>
+          <w:rFonts w:ascii="Calibri" w:hAnsi="Calibri" w:eastAsia="Calibri"/>
+        </w:rPr>
+        <w:t>ID и фактическая дата:</w:t>
+      </w:r>
+    </w:p>
+    <w:p>
+      <w:pPr>
+        <w:pStyle w:val="BulletCompact"/>
+        <w:numPr>
+          <w:ilvl w:val="0"/>
+          <w:numId w:val="45"/>
+        </w:numPr>
+      </w:pPr>
+      <w:r>
+        <w:rPr>
+          <w:rFonts w:ascii="Calibri" w:hAnsi="Calibri" w:eastAsia="Calibri"/>
+        </w:rPr>
+        <w:t>Тип и состав:</w:t>
+      </w:r>
+    </w:p>
+    <w:p>
+      <w:pPr>
+        <w:pStyle w:val="BulletCompact"/>
+        <w:numPr>
+          <w:ilvl w:val="0"/>
+          <w:numId w:val="45"/>
+        </w:numPr>
+      </w:pPr>
+      <w:r>
+        <w:rPr>
+          <w:rFonts w:ascii="Calibri" w:hAnsi="Calibri" w:eastAsia="Calibri"/>
+        </w:rPr>
+        <w:t>Destination type/регион:</w:t>
+      </w:r>
+    </w:p>
+    <w:p>
+      <w:pPr>
+        <w:pStyle w:val="BulletCompact"/>
+        <w:numPr>
+          <w:ilvl w:val="0"/>
+          <w:numId w:val="45"/>
+        </w:numPr>
+      </w:pPr>
+      <w:r>
+        <w:rPr>
+          <w:rFonts w:ascii="Calibri" w:hAnsi="Calibri" w:eastAsia="Calibri"/>
+        </w:rPr>
+        <w:t>Client-side encryption: да/нет:</w:t>
+      </w:r>
+    </w:p>
+    <w:p>
+      <w:pPr>
+        <w:pStyle w:val="BulletCompact"/>
+        <w:numPr>
+          <w:ilvl w:val="0"/>
+          <w:numId w:val="45"/>
+        </w:numPr>
+      </w:pPr>
+      <w:r>
+        <w:rPr>
+          <w:rFonts w:ascii="Calibri" w:hAnsi="Calibri" w:eastAsia="Calibri"/>
+        </w:rPr>
+        <w:t>SHA-256:</w:t>
+      </w:r>
+    </w:p>
+    <w:p>
+      <w:pPr>
+        <w:pStyle w:val="BulletCompact"/>
+        <w:numPr>
+          <w:ilvl w:val="0"/>
+          <w:numId w:val="45"/>
+        </w:numPr>
+      </w:pPr>
+      <w:r>
+        <w:rPr>
+          <w:rFonts w:ascii="Calibri" w:hAnsi="Calibri" w:eastAsia="Calibri"/>
+        </w:rPr>
+        <w:t>Число объектов/размер:</w:t>
+      </w:r>
+    </w:p>
+    <w:p>
+      <w:pPr>
+        <w:pStyle w:val="BulletCompact"/>
+        <w:numPr>
+          <w:ilvl w:val="0"/>
+          <w:numId w:val="45"/>
+        </w:numPr>
+      </w:pPr>
+      <w:r>
+        <w:rPr>
+          <w:rFonts w:ascii="Calibri" w:hAnsi="Calibri" w:eastAsia="Calibri"/>
+        </w:rPr>
+        <w:t>Результат передачи и обратного чтения:</w:t>
+      </w:r>
+    </w:p>
+    <w:p>
+      <w:pPr>
+        <w:pStyle w:val="BulletCompact"/>
+        <w:numPr>
+          <w:ilvl w:val="0"/>
+          <w:numId w:val="45"/>
+        </w:numPr>
+      </w:pPr>
+      <w:r>
+        <w:rPr>
+          <w:rFonts w:ascii="Calibri" w:hAnsi="Calibri" w:eastAsia="Calibri"/>
+        </w:rPr>
+        <w:t>Дата restore-test:</w:t>
+      </w:r>
+    </w:p>
+    <w:p>
+      <w:pPr>
+        <w:pStyle w:val="BulletCompact"/>
+        <w:numPr>
+          <w:ilvl w:val="0"/>
+          <w:numId w:val="45"/>
+        </w:numPr>
+      </w:pPr>
+      <w:r>
+        <w:rPr>
+          <w:rFonts w:ascii="Calibri" w:hAnsi="Calibri" w:eastAsia="Calibri"/>
+        </w:rPr>
+        <w:t>Изолированный каталог:</w:t>
+      </w:r>
+    </w:p>
+    <w:p>
+      <w:pPr>
+        <w:pStyle w:val="BulletCompact"/>
+        <w:numPr>
+          <w:ilvl w:val="0"/>
+          <w:numId w:val="45"/>
+        </w:numPr>
+      </w:pPr>
+      <w:r>
+        <w:rPr>
+          <w:rFonts w:ascii="Calibri" w:hAnsi="Calibri" w:eastAsia="Calibri"/>
+        </w:rPr>
+        <w:t>Manifest/JSON/SQLite/вложения проверены:</w:t>
+      </w:r>
+    </w:p>
+    <w:p>
+      <w:pPr>
+        <w:pStyle w:val="BulletCompact"/>
+        <w:numPr>
+          <w:ilvl w:val="0"/>
+          <w:numId w:val="45"/>
+        </w:numPr>
+      </w:pPr>
+      <w:r>
+        <w:rPr>
+          <w:rFonts w:ascii="Calibri" w:hAnsi="Calibri" w:eastAsia="Calibri"/>
+        </w:rPr>
+        <w:t>Число проверенных файлов:</w:t>
+      </w:r>
+    </w:p>
+    <w:p>
+      <w:pPr>
+        <w:pStyle w:val="BulletCompact"/>
+        <w:numPr>
+          <w:ilvl w:val="0"/>
+          <w:numId w:val="45"/>
+        </w:numPr>
+      </w:pPr>
+      <w:r>
+        <w:rPr>
+          <w:rFonts w:ascii="Calibri" w:hAnsi="Calibri" w:eastAsia="Calibri"/>
+        </w:rPr>
+        <w:t>Результат:</w:t>
+      </w:r>
+    </w:p>
+    <w:p>
+      <w:pPr>
+        <w:pStyle w:val="BulletCompact"/>
+        <w:numPr>
+          <w:ilvl w:val="0"/>
+          <w:numId w:val="45"/>
+        </w:numPr>
+      </w:pPr>
+      <w:r>
+        <w:rPr>
+          <w:rFonts w:ascii="Calibri" w:hAnsi="Calibri" w:eastAsia="Calibri"/>
+        </w:rPr>
+        <w:t>Выполнил и проверил:</w:t>
+      </w:r>
+    </w:p>
+    <w:p>
+      <w:pPr>
+        <w:pStyle w:val="BulletCompact"/>
+        <w:numPr>
+          <w:ilvl w:val="0"/>
+          <w:numId w:val="45"/>
+        </w:numPr>
+      </w:pPr>
+      <w:r>
+        <w:rPr>
+          <w:rFonts w:ascii="Calibri" w:hAnsi="Calibri" w:eastAsia="Calibri"/>
+        </w:rPr>
+        <w:t>Удаление временных незашифрованных материалов подтверждено:</w:t>
+      </w:r>
+    </w:p>
+    <w:p>
+      <w:r>
+        <w:br w:type="page"/>
+      </w:r>
+    </w:p>
+    <w:p>
+      <w:pPr>
+        <w:pStyle w:val="DocumentLabel"/>
+      </w:pPr>
+      <w:r>
+        <w:t>ДОКУМЕНТ 14</w:t>
+      </w:r>
+    </w:p>
+    <w:p>
+      <w:pPr>
+        <w:pStyle w:val="Heading1"/>
+        <w:spacing w:before="0"/>
+      </w:pPr>
+      <w:r>
+        <w:t>Тексты сайта, подлежащие одновременному юридическому согласованию</w:t>
+      </w:r>
+    </w:p>
+    <w:p>
+      <w:pPr>
+        <w:spacing w:before="40" w:after="160"/>
+        <w:shd w:fill="FCE9DF"/>
+      </w:pPr>
+      <w:r>
+        <w:rPr>
+          <w:rFonts w:ascii="Calibri" w:hAnsi="Calibri" w:eastAsia="Calibri"/>
+          <w:b/>
+          <w:color w:val="EA5B0C"/>
+        </w:rPr>
+        <w:t xml:space="preserve">  ПРОЕКТ — НЕ УТВЕРЖДЕНО  </w:t>
+      </w:r>
+    </w:p>
+    <w:p>
+      <w:r>
+        <w:rPr>
+          <w:rFonts w:ascii="Calibri" w:hAnsi="Calibri" w:eastAsia="Calibri"/>
+        </w:rPr>
+        <w:t>Этот раздел фиксирует содержательные условия, которые должны одновременно совпадать в публичных документах сайта и локальных актах. Точным текстом для подписания/публикации является версия соответствующей страницы, сохранённая с SHA-256 в день утверждения.</w:t>
+      </w:r>
+    </w:p>
+    <w:p>
+      <w:pPr>
+        <w:pStyle w:val="Heading2"/>
+      </w:pPr>
+      <w:r>
+        <w:t>1. Политика обработки персональных данных</w:t>
       </w:r>
     </w:p>
     <w:p>
@@ -9784,13 +9430,239 @@
           <w:color w:val="1F4D78"/>
           <w:sz w:val="19"/>
         </w:rPr>
-        <w:t>/legal/cookies</w:t>
-      </w:r>
-      <w:r>
-        <w:rPr>
-          <w:rFonts w:ascii="Calibri" w:hAnsi="Calibri" w:eastAsia="Calibri"/>
-        </w:rPr>
-        <w:t xml:space="preserve"> должна отражать фактический localStorage-ключ выбора, необходимые технические журналы, загрузку Яндекс Метрики только после согласия, Вебвизор по умолчанию выключенным, отсутствие Google Analytics/рекламных пикселей и доступный способ изменить выбор.</w:t>
+        <w:t>/legal/privacy</w:t>
+      </w:r>
+      <w:r>
+        <w:rPr>
+          <w:rFonts w:ascii="Calibri" w:hAnsi="Calibri" w:eastAsia="Calibri"/>
+        </w:rPr>
+        <w:t xml:space="preserve"> должна содержать:</w:t>
+      </w:r>
+    </w:p>
+    <w:p>
+      <w:pPr>
+        <w:pStyle w:val="BulletCompact"/>
+        <w:numPr>
+          <w:ilvl w:val="0"/>
+          <w:numId w:val="46"/>
+        </w:numPr>
+      </w:pPr>
+      <w:r>
+        <w:rPr>
+          <w:rFonts w:ascii="Calibri" w:hAnsi="Calibri" w:eastAsia="Calibri"/>
+        </w:rPr>
+        <w:t>полные реквизиты ООО «ЭНЕРГОАЛЬЯНС» и канал обращения;</w:t>
+      </w:r>
+    </w:p>
+    <w:p>
+      <w:pPr>
+        <w:pStyle w:val="BulletCompact"/>
+        <w:numPr>
+          <w:ilvl w:val="0"/>
+          <w:numId w:val="46"/>
+        </w:numPr>
+      </w:pPr>
+      <w:r>
+        <w:rPr>
+          <w:rFonts w:ascii="Calibri" w:hAnsi="Calibri" w:eastAsia="Calibri"/>
+        </w:rPr>
+        <w:t>цели, категории данных и субъектов для заявок, договоров, рекламы, аналитики,</w:t>
+      </w:r>
+    </w:p>
+    <w:p>
+      <w:r>
+        <w:rPr>
+          <w:rFonts w:ascii="Calibri" w:hAnsi="Calibri" w:eastAsia="Calibri"/>
+        </w:rPr>
+        <w:t>безопасности и ИИ-инженера;</w:t>
+      </w:r>
+    </w:p>
+    <w:p>
+      <w:pPr>
+        <w:pStyle w:val="BulletCompact"/>
+        <w:numPr>
+          <w:ilvl w:val="0"/>
+          <w:numId w:val="46"/>
+        </w:numPr>
+      </w:pPr>
+      <w:r>
+        <w:rPr>
+          <w:rFonts w:ascii="Calibri" w:hAnsi="Calibri" w:eastAsia="Calibri"/>
+        </w:rPr>
+        <w:t>срок заявки без договора не более 90 дней с даты направления;</w:t>
+      </w:r>
+    </w:p>
+    <w:p>
+      <w:pPr>
+        <w:pStyle w:val="BulletCompact"/>
+        <w:numPr>
+          <w:ilvl w:val="0"/>
+          <w:numId w:val="46"/>
+        </w:numPr>
+      </w:pPr>
+      <w:r>
+        <w:rPr>
+          <w:rFonts w:ascii="Calibri" w:hAnsi="Calibri" w:eastAsia="Calibri"/>
+        </w:rPr>
+        <w:t>отдельный срок доказательства согласия — до трёх лет с даты фиксации, если</w:t>
+      </w:r>
+    </w:p>
+    <w:p>
+      <w:r>
+        <w:rPr>
+          <w:rFonts w:ascii="Calibri" w:hAnsi="Calibri" w:eastAsia="Calibri"/>
+        </w:rPr>
+        <w:t>спор или закон не требуют иного;</w:t>
+      </w:r>
+    </w:p>
+    <w:p>
+      <w:pPr>
+        <w:pStyle w:val="BulletCompact"/>
+        <w:numPr>
+          <w:ilvl w:val="0"/>
+          <w:numId w:val="46"/>
+        </w:numPr>
+      </w:pPr>
+      <w:r>
+        <w:rPr>
+          <w:rFonts w:ascii="Calibri" w:hAnsi="Calibri" w:eastAsia="Calibri"/>
+        </w:rPr>
+        <w:t>основания по согласию, инициативе до договора, договору и закону;</w:t>
+      </w:r>
+    </w:p>
+    <w:p>
+      <w:pPr>
+        <w:pStyle w:val="BulletCompact"/>
+        <w:numPr>
+          <w:ilvl w:val="0"/>
+          <w:numId w:val="46"/>
+        </w:numPr>
+      </w:pPr>
+      <w:r>
+        <w:rPr>
+          <w:rFonts w:ascii="Calibri" w:hAnsi="Calibri" w:eastAsia="Calibri"/>
+        </w:rPr>
+        <w:t>перечень операций и смешанный способ обработки;</w:t>
+      </w:r>
+    </w:p>
+    <w:p>
+      <w:pPr>
+        <w:pStyle w:val="BulletCompact"/>
+        <w:numPr>
+          <w:ilvl w:val="0"/>
+          <w:numId w:val="46"/>
+        </w:numPr>
+      </w:pPr>
+      <w:r>
+        <w:rPr>
+          <w:rFonts w:ascii="Calibri" w:hAnsi="Calibri" w:eastAsia="Calibri"/>
+        </w:rPr>
+        <w:t>локализацию первичных баз в РФ и правила допуска поставщиков;</w:t>
+      </w:r>
+    </w:p>
+    <w:p>
+      <w:pPr>
+        <w:pStyle w:val="BulletCompact"/>
+        <w:numPr>
+          <w:ilvl w:val="0"/>
+          <w:numId w:val="46"/>
+        </w:numPr>
+      </w:pPr>
+      <w:r>
+        <w:rPr>
+          <w:rFonts w:ascii="Calibri" w:hAnsi="Calibri" w:eastAsia="Calibri"/>
+        </w:rPr>
+        <w:t>фактический статус internal: техническая база развёрнута, интерфейс выключен;</w:t>
+      </w:r>
+    </w:p>
+    <w:p>
+      <w:pPr>
+        <w:pStyle w:val="BulletCompact"/>
+        <w:numPr>
+          <w:ilvl w:val="0"/>
+          <w:numId w:val="46"/>
+        </w:numPr>
+      </w:pPr>
+      <w:r>
+        <w:rPr>
+          <w:rFonts w:ascii="Calibri" w:hAnsi="Calibri" w:eastAsia="Calibri"/>
+        </w:rPr>
+        <w:t>Яндекс Метрику только после согласия, Вебвизор выключен по умолчанию;</w:t>
+      </w:r>
+    </w:p>
+    <w:p>
+      <w:pPr>
+        <w:pStyle w:val="BulletCompact"/>
+        <w:numPr>
+          <w:ilvl w:val="0"/>
+          <w:numId w:val="46"/>
+        </w:numPr>
+      </w:pPr>
+      <w:r>
+        <w:rPr>
+          <w:rFonts w:ascii="Calibri" w:hAnsi="Calibri" w:eastAsia="Calibri"/>
+        </w:rPr>
+        <w:t>меры защиты, закрытый карантин и шифрованный backup в Beget Object Storage;</w:t>
+      </w:r>
+    </w:p>
+    <w:p>
+      <w:pPr>
+        <w:pStyle w:val="BulletCompact"/>
+        <w:numPr>
+          <w:ilvl w:val="0"/>
+          <w:numId w:val="46"/>
+        </w:numPr>
+      </w:pPr>
+      <w:r>
+        <w:rPr>
+          <w:rFonts w:ascii="Calibri" w:hAnsi="Calibri" w:eastAsia="Calibri"/>
+        </w:rPr>
+        <w:t>права субъекта, сроки ответа и порядок отзыва;</w:t>
+      </w:r>
+    </w:p>
+    <w:p>
+      <w:pPr>
+        <w:pStyle w:val="BulletCompact"/>
+        <w:numPr>
+          <w:ilvl w:val="0"/>
+          <w:numId w:val="46"/>
+        </w:numPr>
+      </w:pPr>
+      <w:r>
+        <w:rPr>
+          <w:rFonts w:ascii="Calibri" w:hAnsi="Calibri" w:eastAsia="Calibri"/>
+        </w:rPr>
+        <w:t>выборочный официальный экспорт без прямого доступа органа и без автосend;</w:t>
+      </w:r>
+    </w:p>
+    <w:p>
+      <w:pPr>
+        <w:pStyle w:val="BulletCompact"/>
+        <w:numPr>
+          <w:ilvl w:val="0"/>
+          <w:numId w:val="46"/>
+        </w:numPr>
+      </w:pPr>
+      <w:r>
+        <w:rPr>
+          <w:rFonts w:ascii="Calibri" w:hAnsi="Calibri" w:eastAsia="Calibri"/>
+        </w:rPr>
+        <w:t>запрет удаления при документированном правовом основании;</w:t>
+      </w:r>
+    </w:p>
+    <w:p>
+      <w:pPr>
+        <w:pStyle w:val="BulletCompact"/>
+        <w:numPr>
+          <w:ilvl w:val="0"/>
+          <w:numId w:val="46"/>
+        </w:numPr>
+      </w:pPr>
+      <w:r>
+        <w:rPr>
+          <w:rFonts w:ascii="Calibri" w:hAnsi="Calibri" w:eastAsia="Calibri"/>
+        </w:rPr>
+        <w:t>дату редакции и порядок архивирования предыдущей версии.</w:t>
       </w:r>
     </w:p>
     <w:p>
@@ -9798,7 +9670,7 @@
         <w:pStyle w:val="Heading2"/>
       </w:pPr>
       <w:r>
-        <w:t>5. Сервисы обработки данных</w:t>
+        <w:t>2. Согласие на обработку персональных данных</w:t>
       </w:r>
     </w:p>
     <w:p>
@@ -9814,13 +9686,13 @@
           <w:color w:val="1F4D78"/>
           <w:sz w:val="19"/>
         </w:rPr>
-        <w:t>/legal/services</w:t>
-      </w:r>
-      <w:r>
-        <w:rPr>
-          <w:rFonts w:ascii="Calibri" w:hAnsi="Calibri" w:eastAsia="Calibri"/>
-        </w:rPr>
-        <w:t xml:space="preserve"> должна отражать только фактические статусы:</w:t>
+        <w:t>/legal/personal-data-consent</w:t>
+      </w:r>
+      <w:r>
+        <w:rPr>
+          <w:rFonts w:ascii="Calibri" w:hAnsi="Calibri" w:eastAsia="Calibri"/>
+        </w:rPr>
+        <w:t xml:space="preserve"> должна быть отдельной от рекламы и однозначно описывать:</w:t>
       </w:r>
     </w:p>
     <w:p>
@@ -9828,14 +9700,14 @@
         <w:pStyle w:val="BulletCompact"/>
         <w:numPr>
           <w:ilvl w:val="0"/>
-          <w:numId w:val="48"/>
-        </w:numPr>
-      </w:pPr>
-      <w:r>
-        <w:rPr>
-          <w:rFonts w:ascii="Calibri" w:hAnsi="Calibri" w:eastAsia="Calibri"/>
-        </w:rPr>
-        <w:t>сайт/VPS и защищённые каталоги используются;</w:t>
+          <w:numId w:val="47"/>
+        </w:numPr>
+      </w:pPr>
+      <w:r>
+        <w:rPr>
+          <w:rFonts w:ascii="Calibri" w:hAnsi="Calibri" w:eastAsia="Calibri"/>
+        </w:rPr>
+        <w:t>Оператора;</w:t>
       </w:r>
     </w:p>
     <w:p>
@@ -9843,14 +9715,14 @@
         <w:pStyle w:val="BulletCompact"/>
         <w:numPr>
           <w:ilvl w:val="0"/>
-          <w:numId w:val="48"/>
-        </w:numPr>
-      </w:pPr>
-      <w:r>
-        <w:rPr>
-          <w:rFonts w:ascii="Calibri" w:hAnsi="Calibri" w:eastAsia="Calibri"/>
-        </w:rPr>
-        <w:t>корпоративная почта используется только после корректной настройки;</w:t>
+          <w:numId w:val="47"/>
+        </w:numPr>
+      </w:pPr>
+      <w:r>
+        <w:rPr>
+          <w:rFonts w:ascii="Calibri" w:hAnsi="Calibri" w:eastAsia="Calibri"/>
+        </w:rPr>
+        <w:t>сведения о субъекте и фактический порядок идентификации отправителя формы;</w:t>
       </w:r>
     </w:p>
     <w:p>
@@ -9858,14 +9730,22 @@
         <w:pStyle w:val="BulletCompact"/>
         <w:numPr>
           <w:ilvl w:val="0"/>
-          <w:numId w:val="48"/>
-        </w:numPr>
-      </w:pPr>
-      <w:r>
-        <w:rPr>
-          <w:rFonts w:ascii="Calibri" w:hAnsi="Calibri" w:eastAsia="Calibri"/>
-        </w:rPr>
-        <w:t>Метрика — после согласия;</w:t>
+          <w:numId w:val="47"/>
+        </w:numPr>
+      </w:pPr>
+      <w:r>
+        <w:rPr>
+          <w:rFonts w:ascii="Calibri" w:hAnsi="Calibri" w:eastAsia="Calibri"/>
+        </w:rPr>
+        <w:t>имя, контакты, компанию, сообщение, приложенные материалы и технические</w:t>
+      </w:r>
+    </w:p>
+    <w:p>
+      <w:r>
+        <w:rPr>
+          <w:rFonts w:ascii="Calibri" w:hAnsi="Calibri" w:eastAsia="Calibri"/>
+        </w:rPr>
+        <w:t>данные формы;</w:t>
       </w:r>
     </w:p>
     <w:p>
@@ -9873,14 +9753,14 @@
         <w:pStyle w:val="BulletCompact"/>
         <w:numPr>
           <w:ilvl w:val="0"/>
-          <w:numId w:val="48"/>
-        </w:numPr>
-      </w:pPr>
-      <w:r>
-        <w:rPr>
-          <w:rFonts w:ascii="Calibri" w:hAnsi="Calibri" w:eastAsia="Calibri"/>
-        </w:rPr>
-        <w:t>CRM не подключена к форме;</w:t>
+          <w:numId w:val="47"/>
+        </w:numPr>
+      </w:pPr>
+      <w:r>
+        <w:rPr>
+          <w:rFonts w:ascii="Calibri" w:hAnsi="Calibri" w:eastAsia="Calibri"/>
+        </w:rPr>
+        <w:t>цели ответа, расчёта, действий до договора, безопасности и доказательства;</w:t>
       </w:r>
     </w:p>
     <w:p>
@@ -9888,127 +9768,90 @@
         <w:pStyle w:val="BulletCompact"/>
         <w:numPr>
           <w:ilvl w:val="0"/>
-          <w:numId w:val="48"/>
-        </w:numPr>
-      </w:pPr>
-      <w:r>
-        <w:rPr>
-          <w:rFonts w:ascii="Calibri" w:hAnsi="Calibri" w:eastAsia="Calibri"/>
-        </w:rPr>
-        <w:t xml:space="preserve">internal-база развёрнута, но </w:t>
-      </w:r>
+          <w:numId w:val="47"/>
+        </w:numPr>
+      </w:pPr>
+      <w:r>
+        <w:rPr>
+          <w:rFonts w:ascii="Calibri" w:hAnsi="Calibri" w:eastAsia="Calibri"/>
+        </w:rPr>
+        <w:t>операции и способы;</w:t>
+      </w:r>
+    </w:p>
+    <w:p>
+      <w:pPr>
+        <w:pStyle w:val="BulletCompact"/>
+        <w:numPr>
+          <w:ilvl w:val="0"/>
+          <w:numId w:val="47"/>
+        </w:numPr>
+      </w:pPr>
+      <w:r>
+        <w:rPr>
+          <w:rFonts w:ascii="Calibri" w:hAnsi="Calibri" w:eastAsia="Calibri"/>
+        </w:rPr>
+        <w:t>категории российских исполнителей по поручению;</w:t>
+      </w:r>
+    </w:p>
+    <w:p>
+      <w:pPr>
+        <w:pStyle w:val="BulletCompact"/>
+        <w:numPr>
+          <w:ilvl w:val="0"/>
+          <w:numId w:val="47"/>
+        </w:numPr>
+      </w:pPr>
+      <w:r>
+        <w:rPr>
+          <w:rFonts w:ascii="Calibri" w:hAnsi="Calibri" w:eastAsia="Calibri"/>
+        </w:rPr>
+        <w:t>срок 90 дней для обращения без договора;</w:t>
+      </w:r>
+    </w:p>
+    <w:p>
+      <w:pPr>
+        <w:pStyle w:val="BulletCompact"/>
+        <w:numPr>
+          <w:ilvl w:val="0"/>
+          <w:numId w:val="47"/>
+        </w:numPr>
+      </w:pPr>
+      <w:r>
+        <w:rPr>
+          <w:rFonts w:ascii="Calibri" w:hAnsi="Calibri" w:eastAsia="Calibri"/>
+        </w:rPr>
+        <w:t>самостоятельный срок технического доказательства согласия до трёх лет;</w:t>
+      </w:r>
+    </w:p>
+    <w:p>
+      <w:pPr>
+        <w:pStyle w:val="BulletCompact"/>
+        <w:numPr>
+          <w:ilvl w:val="0"/>
+          <w:numId w:val="47"/>
+        </w:numPr>
+      </w:pPr>
+      <w:r>
+        <w:rPr>
+          <w:rFonts w:ascii="Calibri" w:hAnsi="Calibri" w:eastAsia="Calibri"/>
+        </w:rPr>
+        <w:t>отделение согласия формы от аналитических cookies и указание доменов</w:t>
+      </w:r>
+    </w:p>
+    <w:p>
       <w:r>
         <w:rPr>
           <w:rFonts w:ascii="Courier New" w:hAnsi="Courier New" w:eastAsia="Courier New"/>
           <w:color w:val="1F4D78"/>
           <w:sz w:val="19"/>
         </w:rPr>
-        <w:t>PD_ADMIN_ENABLED=false</w:t>
-      </w:r>
-      <w:r>
-        <w:rPr>
-          <w:rFonts w:ascii="Calibri" w:hAnsi="Calibri" w:eastAsia="Calibri"/>
-        </w:rPr>
-        <w:t>;</w:t>
-      </w:r>
-    </w:p>
-    <w:p>
-      <w:pPr>
-        <w:pStyle w:val="BulletCompact"/>
-        <w:numPr>
-          <w:ilvl w:val="0"/>
-          <w:numId w:val="48"/>
-        </w:numPr>
-      </w:pPr>
-      <w:r>
-        <w:rPr>
-          <w:rFonts w:ascii="Calibri" w:hAnsi="Calibri" w:eastAsia="Calibri"/>
-        </w:rPr>
-        <w:t>локальная база знаний ИИ-инженера используется;</w:t>
-      </w:r>
-    </w:p>
-    <w:p>
-      <w:pPr>
-        <w:pStyle w:val="BulletCompact"/>
-        <w:numPr>
-          <w:ilvl w:val="0"/>
-          <w:numId w:val="48"/>
-        </w:numPr>
-      </w:pPr>
-      <w:r>
-        <w:rPr>
-          <w:rFonts w:ascii="Calibri" w:hAnsi="Calibri" w:eastAsia="Calibri"/>
-        </w:rPr>
-        <w:t>Yandex AI показывается включённым только при полном наборе серверных условий;</w:t>
-      </w:r>
-    </w:p>
-    <w:p>
-      <w:pPr>
-        <w:pStyle w:val="BulletCompact"/>
-        <w:numPr>
-          <w:ilvl w:val="0"/>
-          <w:numId w:val="48"/>
-        </w:numPr>
-      </w:pPr>
-      <w:r>
-        <w:rPr>
-          <w:rFonts w:ascii="Calibri" w:hAnsi="Calibri" w:eastAsia="Calibri"/>
-        </w:rPr>
-        <w:t>Telegram выключен кодом;</w:t>
-      </w:r>
-    </w:p>
-    <w:p>
-      <w:pPr>
-        <w:pStyle w:val="BulletCompact"/>
-        <w:numPr>
-          <w:ilvl w:val="0"/>
-          <w:numId w:val="48"/>
-        </w:numPr>
-      </w:pPr>
-      <w:r>
-        <w:rPr>
-          <w:rFonts w:ascii="Calibri" w:hAnsi="Calibri" w:eastAsia="Calibri"/>
-        </w:rPr>
-        <w:t>иностранные облака не получают заявки автоматически;</w:t>
-      </w:r>
-    </w:p>
-    <w:p>
-      <w:pPr>
-        <w:pStyle w:val="BulletCompact"/>
-        <w:numPr>
-          <w:ilvl w:val="0"/>
-          <w:numId w:val="48"/>
-        </w:numPr>
-      </w:pPr>
-      <w:r>
-        <w:rPr>
-          <w:rFonts w:ascii="Calibri" w:hAnsi="Calibri" w:eastAsia="Calibri"/>
-        </w:rPr>
-        <w:t>backup настроен в Beget Object Storage в РФ, но успешность каждого запуска</w:t>
-      </w:r>
-    </w:p>
-    <w:p>
-      <w:r>
-        <w:rPr>
-          <w:rFonts w:ascii="Calibri" w:hAnsi="Calibri" w:eastAsia="Calibri"/>
-        </w:rPr>
-        <w:t>подтверждается только отчётом и проверкой восстановления.</w:t>
-      </w:r>
-    </w:p>
-    <w:p>
-      <w:pPr>
-        <w:pStyle w:val="Heading2"/>
-      </w:pPr>
-      <w:r>
-        <w:t>6. Пользовательское соглашение и реквизиты</w:t>
-      </w:r>
-    </w:p>
-    <w:p>
-      <w:r>
-        <w:rPr>
-          <w:rFonts w:ascii="Calibri" w:hAnsi="Calibri" w:eastAsia="Calibri"/>
-        </w:rPr>
-        <w:t xml:space="preserve">Страницы </w:t>
+        <w:t>mc.yandex.ru</w:t>
+      </w:r>
+      <w:r>
+        <w:rPr>
+          <w:rFonts w:ascii="Calibri" w:hAnsi="Calibri" w:eastAsia="Calibri"/>
+        </w:rPr>
+        <w:t xml:space="preserve"> и </w:t>
       </w:r>
       <w:r>
         <w:rPr>
@@ -10016,13 +9859,44 @@
           <w:color w:val="1F4D78"/>
           <w:sz w:val="19"/>
         </w:rPr>
-        <w:t>/legal/terms</w:t>
-      </w:r>
-      <w:r>
-        <w:rPr>
-          <w:rFonts w:ascii="Calibri" w:hAnsi="Calibri" w:eastAsia="Calibri"/>
-        </w:rPr>
-        <w:t xml:space="preserve"> и </w:t>
+        <w:t>mc.yandex.com</w:t>
+      </w:r>
+      <w:r>
+        <w:rPr>
+          <w:rFonts w:ascii="Calibri" w:hAnsi="Calibri" w:eastAsia="Calibri"/>
+        </w:rPr>
+        <w:t>;</w:t>
+      </w:r>
+    </w:p>
+    <w:p>
+      <w:pPr>
+        <w:pStyle w:val="BulletCompact"/>
+        <w:numPr>
+          <w:ilvl w:val="0"/>
+          <w:numId w:val="47"/>
+        </w:numPr>
+      </w:pPr>
+      <w:r>
+        <w:rPr>
+          <w:rFonts w:ascii="Calibri" w:hAnsi="Calibri" w:eastAsia="Calibri"/>
+        </w:rPr>
+        <w:t>порядок отзыва и исключения для договора/закона.</w:t>
+      </w:r>
+    </w:p>
+    <w:p>
+      <w:pPr>
+        <w:pStyle w:val="Heading2"/>
+      </w:pPr>
+      <w:r>
+        <w:t>3. Согласие на рекламу</w:t>
+      </w:r>
+    </w:p>
+    <w:p>
+      <w:r>
+        <w:rPr>
+          <w:rFonts w:ascii="Calibri" w:hAnsi="Calibri" w:eastAsia="Calibri"/>
+        </w:rPr>
+        <w:t xml:space="preserve">Страница </w:t>
       </w:r>
       <w:r>
         <w:rPr>
@@ -10030,13 +9904,13 @@
           <w:color w:val="1F4D78"/>
           <w:sz w:val="19"/>
         </w:rPr>
-        <w:t>/legal/requisites</w:t>
-      </w:r>
-      <w:r>
-        <w:rPr>
-          <w:rFonts w:ascii="Calibri" w:hAnsi="Calibri" w:eastAsia="Calibri"/>
-        </w:rPr>
-        <w:t xml:space="preserve"> должны совпадать с корпоративными документами по наименованию, ИНН, КПП, ОГРН, адресам, директору, банковским и контактным данным. Сайт не является публичной офертой; отправка формы не заключает договор; пользователь подтверждает право передать технические материалы.</w:t>
+        <w:t>/legal/marketing-consent</w:t>
+      </w:r>
+      <w:r>
+        <w:rPr>
+          <w:rFonts w:ascii="Calibri" w:hAnsi="Calibri" w:eastAsia="Calibri"/>
+        </w:rPr>
+        <w:t xml:space="preserve"> должна оставаться отдельной, необязательной, не влиять на ответ по заявке, перечислять каналы, данные, срок до отзыва (не более трёх лет) и простой способ отказа.</w:t>
       </w:r>
     </w:p>
     <w:p>
@@ -10044,59 +9918,15 @@
         <w:pStyle w:val="Heading2"/>
       </w:pPr>
       <w:r>
-        <w:t>7. Проверка версии перед публикацией</w:t>
-      </w:r>
-    </w:p>
-    <w:p>
-      <w:r>
-        <w:rPr>
-          <w:rFonts w:ascii="Calibri" w:hAnsi="Calibri" w:eastAsia="Calibri"/>
-        </w:rPr>
-        <w:t>Для каждой страницы ответственный сравнивает текст с кодом формы, environment, фактическими сервисами и локальными актами. После утверждения сохраняются exact text/PDF, SHA-256, версия, приказ, дата вступления в силу и результат проверки публичного URL. Изменение одного срока или сервиса требует одновременной проверки всех связанных документов.</w:t>
-      </w:r>
-    </w:p>
-    <w:p>
-      <w:r>
-        <w:br w:type="page"/>
-      </w:r>
-    </w:p>
-    <w:p>
-      <w:pPr>
-        <w:pStyle w:val="DocumentLabel"/>
-      </w:pPr>
-      <w:r>
-        <w:t>ДОКУМЕНТ 15</w:t>
-      </w:r>
-    </w:p>
-    <w:p>
-      <w:pPr>
-        <w:pStyle w:val="Heading1"/>
-        <w:spacing w:before="0"/>
-      </w:pPr>
-      <w:r>
-        <w:t>Обязательство сотрудника о конфиденциальности и соблюдении правил доступа</w:t>
-      </w:r>
-    </w:p>
-    <w:p>
-      <w:pPr>
-        <w:spacing w:before="40" w:after="160"/>
-        <w:shd w:fill="FCE9DF"/>
-      </w:pPr>
-      <w:r>
-        <w:rPr>
-          <w:rFonts w:ascii="Calibri" w:hAnsi="Calibri" w:eastAsia="Calibri"/>
-          <w:b/>
-          <w:color w:val="EA5B0C"/>
-        </w:rPr>
-        <w:t xml:space="preserve">  ПРОЕКТ — НЕ УТВЕРЖДЕНО  </w:t>
-      </w:r>
-    </w:p>
-    <w:p>
-      <w:r>
-        <w:rPr>
-          <w:rFonts w:ascii="Calibri" w:hAnsi="Calibri" w:eastAsia="Calibri"/>
-        </w:rPr>
-        <w:t xml:space="preserve">Я, </w:t>
+        <w:t>4. Политика cookies</w:t>
+      </w:r>
+    </w:p>
+    <w:p>
+      <w:r>
+        <w:rPr>
+          <w:rFonts w:ascii="Calibri" w:hAnsi="Calibri" w:eastAsia="Calibri"/>
+        </w:rPr>
+        <w:t xml:space="preserve">Страница </w:t>
       </w:r>
       <w:r>
         <w:rPr>
@@ -10104,13 +9934,13 @@
           <w:color w:val="1F4D78"/>
           <w:sz w:val="19"/>
         </w:rPr>
-        <w:t>[ФИО]</w:t>
-      </w:r>
-      <w:r>
-        <w:rPr>
-          <w:rFonts w:ascii="Calibri" w:hAnsi="Calibri" w:eastAsia="Calibri"/>
-        </w:rPr>
-        <w:t xml:space="preserve">, должность </w:t>
+        <w:t>/legal/cookies</w:t>
+      </w:r>
+      <w:r>
+        <w:rPr>
+          <w:rFonts w:ascii="Calibri" w:hAnsi="Calibri" w:eastAsia="Calibri"/>
+        </w:rPr>
+        <w:t xml:space="preserve"> должна отражать фактический localStorage-ключ выбора, необходимые технические журналы, загрузку Яндекс Метрики и обращения к </w:t>
       </w:r>
       <w:r>
         <w:rPr>
@@ -10118,699 +9948,13 @@
           <w:color w:val="1F4D78"/>
           <w:sz w:val="19"/>
         </w:rPr>
-        <w:t>[ДОЛЖНОСТЬ]</w:t>
-      </w:r>
-      <w:r>
-        <w:rPr>
-          <w:rFonts w:ascii="Calibri" w:hAnsi="Calibri" w:eastAsia="Calibri"/>
-        </w:rPr>
-        <w:t>, в связи с предоставлением доступа к персональным данным и служебным системам ООО «ЭНЕРГОАЛЬЯНС» обязуюсь:</w:t>
-      </w:r>
-    </w:p>
-    <w:p>
-      <w:pPr>
-        <w:pStyle w:val="NumberCompact"/>
-        <w:numPr>
-          <w:ilvl w:val="0"/>
-          <w:numId w:val="49"/>
-        </w:numPr>
-      </w:pPr>
-      <w:r>
-        <w:rPr>
-          <w:rFonts w:ascii="Calibri" w:hAnsi="Calibri" w:eastAsia="Calibri"/>
-        </w:rPr>
-        <w:t>обрабатывать персональные данные только для порученных задач, в пределах</w:t>
-      </w:r>
-    </w:p>
-    <w:p>
-      <w:r>
-        <w:rPr>
-          <w:rFonts w:ascii="Calibri" w:hAnsi="Calibri" w:eastAsia="Calibri"/>
-        </w:rPr>
-        <w:t>предоставленной роли и документированного основания;</w:t>
-      </w:r>
-    </w:p>
-    <w:p>
-      <w:pPr>
-        <w:pStyle w:val="NumberCompact"/>
-        <w:numPr>
-          <w:ilvl w:val="0"/>
-          <w:numId w:val="49"/>
-        </w:numPr>
-      </w:pPr>
-      <w:r>
-        <w:rPr>
-          <w:rFonts w:ascii="Calibri" w:hAnsi="Calibri" w:eastAsia="Calibri"/>
-        </w:rPr>
-        <w:t>не передавать пароль, session token, файлы, выгрузки или сведения лицам без</w:t>
-      </w:r>
-    </w:p>
-    <w:p>
-      <w:r>
-        <w:rPr>
-          <w:rFonts w:ascii="Calibri" w:hAnsi="Calibri" w:eastAsia="Calibri"/>
-        </w:rPr>
-        <w:t>полномочий;</w:t>
-      </w:r>
-    </w:p>
-    <w:p>
-      <w:pPr>
-        <w:pStyle w:val="NumberCompact"/>
-        <w:numPr>
-          <w:ilvl w:val="0"/>
-          <w:numId w:val="49"/>
-        </w:numPr>
-      </w:pPr>
-      <w:r>
-        <w:rPr>
-          <w:rFonts w:ascii="Calibri" w:hAnsi="Calibri" w:eastAsia="Calibri"/>
-        </w:rPr>
-        <w:t>не копировать данные в личную почту, мессенджеры, публичные облака, внешние</w:t>
-      </w:r>
-    </w:p>
-    <w:p>
-      <w:r>
-        <w:rPr>
-          <w:rFonts w:ascii="Calibri" w:hAnsi="Calibri" w:eastAsia="Calibri"/>
-        </w:rPr>
-        <w:t>ИИ-сервисы, съёмные носители и иные неутверждённые системы;</w:t>
-      </w:r>
-    </w:p>
-    <w:p>
-      <w:pPr>
-        <w:pStyle w:val="NumberCompact"/>
-        <w:numPr>
-          <w:ilvl w:val="0"/>
-          <w:numId w:val="49"/>
-        </w:numPr>
-      </w:pPr>
-      <w:r>
-        <w:rPr>
-          <w:rFonts w:ascii="Calibri" w:hAnsi="Calibri" w:eastAsia="Calibri"/>
-        </w:rPr>
-        <w:t>не помещать персональные данные, пароли и секреты в Git, URL, browser console,</w:t>
-      </w:r>
-    </w:p>
-    <w:p>
-      <w:r>
-        <w:rPr>
-          <w:rFonts w:ascii="Calibri" w:hAnsi="Calibri" w:eastAsia="Calibri"/>
-        </w:rPr>
-        <w:t>технические логи или общедоступные каталоги;</w:t>
-      </w:r>
-    </w:p>
-    <w:p>
-      <w:pPr>
-        <w:pStyle w:val="NumberCompact"/>
-        <w:numPr>
-          <w:ilvl w:val="0"/>
-          <w:numId w:val="49"/>
-        </w:numPr>
-      </w:pPr>
-      <w:r>
-        <w:rPr>
-          <w:rFonts w:ascii="Calibri" w:hAnsi="Calibri" w:eastAsia="Calibri"/>
-        </w:rPr>
-        <w:t>использовать маскирование по умолчанию и раскрывать/скачивать только</w:t>
-      </w:r>
-    </w:p>
-    <w:p>
-      <w:r>
-        <w:rPr>
-          <w:rFonts w:ascii="Calibri" w:hAnsi="Calibri" w:eastAsia="Calibri"/>
-        </w:rPr>
-        <w:t>минимально необходимое;</w:t>
-      </w:r>
-    </w:p>
-    <w:p>
-      <w:pPr>
-        <w:pStyle w:val="NumberCompact"/>
-        <w:numPr>
-          <w:ilvl w:val="0"/>
-          <w:numId w:val="49"/>
-        </w:numPr>
-      </w:pPr>
-      <w:r>
-        <w:rPr>
-          <w:rFonts w:ascii="Calibri" w:hAnsi="Calibri" w:eastAsia="Calibri"/>
-        </w:rPr>
-        <w:t>проверять адресата и официальный канал перед передачей;</w:t>
-      </w:r>
-    </w:p>
-    <w:p>
-      <w:pPr>
-        <w:pStyle w:val="NumberCompact"/>
-        <w:numPr>
-          <w:ilvl w:val="0"/>
-          <w:numId w:val="49"/>
-        </w:numPr>
-      </w:pPr>
-      <w:r>
-        <w:rPr>
-          <w:rFonts w:ascii="Calibri" w:hAnsi="Calibri" w:eastAsia="Calibri"/>
-        </w:rPr>
-        <w:t>не создавать реестры, согласия, журналы или подтверждения задним числом;</w:t>
-      </w:r>
-    </w:p>
-    <w:p>
-      <w:pPr>
-        <w:pStyle w:val="NumberCompact"/>
-        <w:numPr>
-          <w:ilvl w:val="0"/>
-          <w:numId w:val="49"/>
-        </w:numPr>
-      </w:pPr>
-      <w:r>
-        <w:rPr>
-          <w:rFonts w:ascii="Calibri" w:hAnsi="Calibri" w:eastAsia="Calibri"/>
-        </w:rPr>
-        <w:t>не выполнять физическое удаление, официальный экспорт или снятие legal hold</w:t>
-      </w:r>
-    </w:p>
-    <w:p>
-      <w:r>
-        <w:rPr>
-          <w:rFonts w:ascii="Calibri" w:hAnsi="Calibri" w:eastAsia="Calibri"/>
-        </w:rPr>
-        <w:t>без установленного подтверждения;</w:t>
-      </w:r>
-    </w:p>
-    <w:p>
-      <w:pPr>
-        <w:pStyle w:val="NumberCompact"/>
-        <w:numPr>
-          <w:ilvl w:val="0"/>
-          <w:numId w:val="49"/>
-        </w:numPr>
-      </w:pPr>
-      <w:r>
-        <w:rPr>
-          <w:rFonts w:ascii="Calibri" w:hAnsi="Calibri" w:eastAsia="Calibri"/>
-        </w:rPr>
-        <w:t>немедленно сообщать ответственному за ПДн о потере устройства, ошибочной</w:t>
-      </w:r>
-    </w:p>
-    <w:p>
-      <w:r>
-        <w:rPr>
-          <w:rFonts w:ascii="Calibri" w:hAnsi="Calibri" w:eastAsia="Calibri"/>
-        </w:rPr>
-        <w:t>передаче, подозрительном доступе, malware, повреждении данных или иной угрозе;</w:t>
-      </w:r>
-    </w:p>
-    <w:p>
-      <w:pPr>
-        <w:pStyle w:val="NumberCompact"/>
-        <w:numPr>
-          <w:ilvl w:val="0"/>
-          <w:numId w:val="49"/>
-        </w:numPr>
-      </w:pPr>
-      <w:r>
-        <w:rPr>
-          <w:rFonts w:ascii="Calibri" w:hAnsi="Calibri" w:eastAsia="Calibri"/>
-        </w:rPr>
-        <w:t>при прекращении допуска вернуть носители и документы, завершить работу и не</w:t>
-      </w:r>
-    </w:p>
-    <w:p>
-      <w:r>
-        <w:rPr>
-          <w:rFonts w:ascii="Calibri" w:hAnsi="Calibri" w:eastAsia="Calibri"/>
-        </w:rPr>
-        <w:t>сохранять копии; обязанность конфиденциальности действует после прекращения доступа в пределах закона и подписанных обязательств.</w:t>
-      </w:r>
-    </w:p>
-    <w:p>
-      <w:r>
-        <w:rPr>
-          <w:rFonts w:ascii="Calibri" w:hAnsi="Calibri" w:eastAsia="Calibri"/>
-        </w:rPr>
-        <w:t>Подтверждаю, что ознакомлен(а) с:</w:t>
-      </w:r>
-    </w:p>
-    <w:p>
-      <w:pPr>
-        <w:pStyle w:val="BulletCompact"/>
-        <w:numPr>
-          <w:ilvl w:val="0"/>
-          <w:numId w:val="50"/>
-        </w:numPr>
-      </w:pPr>
-      <w:r>
-        <w:rPr>
-          <w:rFonts w:ascii="Calibri" w:hAnsi="Calibri" w:eastAsia="Calibri"/>
-        </w:rPr>
-        <w:t>Положением об обработке и защите персональных данных;</w:t>
-      </w:r>
-    </w:p>
-    <w:p>
-      <w:pPr>
-        <w:pStyle w:val="BulletCompact"/>
-        <w:numPr>
-          <w:ilvl w:val="0"/>
-          <w:numId w:val="50"/>
-        </w:numPr>
-      </w:pPr>
-      <w:r>
-        <w:rPr>
-          <w:rFonts w:ascii="Calibri" w:hAnsi="Calibri" w:eastAsia="Calibri"/>
-        </w:rPr>
-        <w:t>Правилами допуска и разграничения доступа;</w:t>
-      </w:r>
-    </w:p>
-    <w:p>
-      <w:pPr>
-        <w:pStyle w:val="BulletCompact"/>
-        <w:numPr>
-          <w:ilvl w:val="0"/>
-          <w:numId w:val="50"/>
-        </w:numPr>
-      </w:pPr>
-      <w:r>
-        <w:rPr>
-          <w:rFonts w:ascii="Calibri" w:hAnsi="Calibri" w:eastAsia="Calibri"/>
-        </w:rPr>
-        <w:t>Регламентами обращений, экспорта, хранения/уничтожения и инцидентов;</w:t>
-      </w:r>
-    </w:p>
-    <w:p>
-      <w:pPr>
-        <w:pStyle w:val="BulletCompact"/>
-        <w:numPr>
-          <w:ilvl w:val="0"/>
-          <w:numId w:val="50"/>
-        </w:numPr>
-      </w:pPr>
-      <w:r>
-        <w:rPr>
-          <w:rFonts w:ascii="Calibri" w:hAnsi="Calibri" w:eastAsia="Calibri"/>
-        </w:rPr>
-        <w:t>ответственностью за нарушение конфиденциальности и установленного порядка.</w:t>
-      </w:r>
-    </w:p>
-    <w:p>
-      <w:r>
-        <w:rPr>
-          <w:rFonts w:ascii="Calibri" w:hAnsi="Calibri" w:eastAsia="Calibri"/>
-        </w:rPr>
-        <w:t>ФИО: ______________________________</w:t>
-      </w:r>
-    </w:p>
-    <w:p>
-      <w:r>
-        <w:rPr>
-          <w:rFonts w:ascii="Calibri" w:hAnsi="Calibri" w:eastAsia="Calibri"/>
-        </w:rPr>
-        <w:t>Должность: _________________________</w:t>
-      </w:r>
-    </w:p>
-    <w:p>
-      <w:r>
-        <w:rPr>
-          <w:rFonts w:ascii="Calibri" w:hAnsi="Calibri" w:eastAsia="Calibri"/>
-        </w:rPr>
-        <w:t>Роль/объём доступа: _________________</w:t>
-      </w:r>
-    </w:p>
-    <w:p>
-      <w:r>
-        <w:rPr>
-          <w:rFonts w:ascii="Calibri" w:hAnsi="Calibri" w:eastAsia="Calibri"/>
-        </w:rPr>
-        <w:t>Основание допуска: __________________</w:t>
-      </w:r>
-    </w:p>
-    <w:p>
-      <w:r>
-        <w:rPr>
-          <w:rFonts w:ascii="Calibri" w:hAnsi="Calibri" w:eastAsia="Calibri"/>
-        </w:rPr>
-        <w:t>Дата ознакомления: __________________</w:t>
-      </w:r>
-    </w:p>
-    <w:p>
-      <w:r>
-        <w:rPr>
-          <w:rFonts w:ascii="Calibri" w:hAnsi="Calibri" w:eastAsia="Calibri"/>
-        </w:rPr>
-        <w:t>Подпись сотрудника: _________________</w:t>
-      </w:r>
-    </w:p>
-    <w:p>
-      <w:r>
-        <w:rPr>
-          <w:rFonts w:ascii="Calibri" w:hAnsi="Calibri" w:eastAsia="Calibri"/>
-        </w:rPr>
-        <w:t>Ознакомил: __________________________</w:t>
-      </w:r>
-    </w:p>
-    <w:p>
-      <w:r>
-        <w:br w:type="page"/>
-      </w:r>
-    </w:p>
-    <w:p>
-      <w:pPr>
-        <w:pStyle w:val="DocumentLabel"/>
-      </w:pPr>
-      <w:r>
-        <w:t>ДОКУМЕНТ 16</w:t>
-      </w:r>
-    </w:p>
-    <w:p>
-      <w:pPr>
-        <w:pStyle w:val="Heading1"/>
-        <w:spacing w:before="0"/>
-      </w:pPr>
-      <w:r>
-        <w:t>Полные проекты публичных юридических текстов сайта</w:t>
-      </w:r>
-    </w:p>
-    <w:p>
-      <w:pPr>
-        <w:spacing w:before="40" w:after="160"/>
-        <w:shd w:fill="FCE9DF"/>
-      </w:pPr>
-      <w:r>
-        <w:rPr>
-          <w:rFonts w:ascii="Calibri" w:hAnsi="Calibri" w:eastAsia="Calibri"/>
-          <w:b/>
-          <w:color w:val="EA5B0C"/>
-        </w:rPr>
-        <w:t xml:space="preserve">  ПРОЕКТ — НЕ УТВЕРЖДЕНО. ПУБЛИКОВАТЬ ТОЛЬКО ПОСЛЕ СОГЛАСОВАНИЯ.  </w:t>
-      </w:r>
-    </w:p>
-    <w:p>
-      <w:r>
-        <w:rPr>
-          <w:rFonts w:ascii="Calibri" w:hAnsi="Calibri" w:eastAsia="Calibri"/>
-        </w:rPr>
-        <w:t>Ниже приведены редакции для юридического согласования. Перед публикацией текст сверяется с исходным кодом страниц, production environment и фактическими сервисами; затем сохраняются точный файл/PDF, SHA-256, версия, приказ и дата вступления в силу.</w:t>
-      </w:r>
-    </w:p>
-    <w:p>
-      <w:pPr>
-        <w:pStyle w:val="Heading2"/>
-      </w:pPr>
-      <w:r>
-        <w:t>А. Политика обработки персональных данных</w:t>
-      </w:r>
-    </w:p>
-    <w:p>
-      <w:pPr>
-        <w:pStyle w:val="Heading3"/>
-      </w:pPr>
-      <w:r>
-        <w:t>1. Общие положения</w:t>
-      </w:r>
-    </w:p>
-    <w:p>
-      <w:r>
-        <w:rPr>
-          <w:rFonts w:ascii="Calibri" w:hAnsi="Calibri" w:eastAsia="Calibri"/>
-        </w:rPr>
-        <w:t>Настоящая политика определяет порядок обработки и защиты персональных данных, которые Общество с ограниченной ответственностью «ЭНЕРГОАЛЬЯНС» (далее — Оператор) получает от посетителей сайта «Сталь Продукт» по адресам steelprodukt.ru и www.steelprodukt.ru.</w:t>
-      </w:r>
-    </w:p>
-    <w:p>
-      <w:r>
-        <w:rPr>
-          <w:rFonts w:ascii="Calibri" w:hAnsi="Calibri" w:eastAsia="Calibri"/>
-        </w:rPr>
-        <w:t>Оператор: ООО «ЭНЕРГОАЛЬЯНС», ОГРН 1156733014657, ИНН 6732110789, юридический адрес: 214009, Смоленская область, г.о. город Смоленск, г. Смоленск, ш. Рославльское, д. 99, стр. 2, помещ. 1,2,3,4,8. Обращения по вопросам персональных данных: info@steelprodukt.ru; почтовый адрес: 214009, г. Смоленск, а/я 4.</w:t>
-      </w:r>
-    </w:p>
-    <w:p>
-      <w:r>
-        <w:rPr>
-          <w:rFonts w:ascii="Calibri" w:hAnsi="Calibri" w:eastAsia="Calibri"/>
-        </w:rPr>
-        <w:t>Политика применяется к посетителям сайта, представителям потенциальных и действующих заказчиков, поставщиков и иным лицам, направляющим обращения.</w:t>
-      </w:r>
-    </w:p>
-    <w:p>
-      <w:pPr>
-        <w:pStyle w:val="Heading3"/>
-      </w:pPr>
-      <w:r>
-        <w:t>2. Цели, данные и сроки</w:t>
-      </w:r>
-    </w:p>
-    <w:p>
-      <w:r>
-        <w:rPr>
-          <w:rFonts w:ascii="Calibri" w:hAnsi="Calibri" w:eastAsia="Calibri"/>
-        </w:rPr>
-        <w:t>Для рассмотрения заявки и подготовки предложения обрабатываются имя, телефон, e-mail, компания и должность при их указании, текст обращения, данные из приложенных файлов, страница, источник перехода и рекламные метки, дата и время, IP-адрес и браузерные сведения. Заявка без договора хранится не более 90 дней с даты направления. Более длительный срок допустим только при документированном договорном, претензионном, судебном или ином законном основании.</w:t>
-      </w:r>
-    </w:p>
-    <w:p>
-      <w:r>
-        <w:rPr>
-          <w:rFonts w:ascii="Calibri" w:hAnsi="Calibri" w:eastAsia="Calibri"/>
-        </w:rPr>
-        <w:t>Для заключения/исполнения договора обрабатываются контактные и должностные данные представителей, переписка, договорные и технические документы в течение срока договора и обязательных сроков хранения.</w:t>
-      </w:r>
-    </w:p>
-    <w:p>
-      <w:r>
-        <w:rPr>
-          <w:rFonts w:ascii="Calibri" w:hAnsi="Calibri" w:eastAsia="Calibri"/>
-        </w:rPr>
-        <w:t>Телефон, e-mail и мессенджер используются для рекламы только по отдельному добровольному согласию до отзыва, но не более трёх лет.</w:t>
-      </w:r>
-    </w:p>
-    <w:p>
-      <w:r>
-        <w:rPr>
-          <w:rFonts w:ascii="Calibri" w:hAnsi="Calibri" w:eastAsia="Calibri"/>
-        </w:rPr>
-        <w:t>После согласия на аналитику могут обрабатываться сетевой адрес, устройство и браузер, страницы, источник и действия. Без согласия аналитический сервис не загружается.</w:t>
-      </w:r>
-    </w:p>
-    <w:p>
-      <w:r>
-        <w:rPr>
-          <w:rFonts w:ascii="Calibri" w:hAnsi="Calibri" w:eastAsia="Calibri"/>
-        </w:rPr>
-        <w:t>Для безопасности и доказательства согласия хранятся технические журналы, дата и время, хешированные контакты/сетевые идентификаторы, версии документов и страница отправки. Consent-audit хранится отдельно не более трёх лет с даты фиксации, если спор или закон не требуют иного.</w:t>
-      </w:r>
-    </w:p>
-    <w:p>
-      <w:r>
-        <w:rPr>
-          <w:rFonts w:ascii="Calibri" w:hAnsi="Calibri" w:eastAsia="Calibri"/>
-        </w:rPr>
-        <w:t>В ИИ-инженере обрабатывается технический текст. Пользователь не должен указывать лишние ПДн. Распознанные контакты, адреса, ИНН, паспортные данные, номера заказов и token-ссылки заменяются обозначениями до возможного обращения к внешнему модулю, однако автоматическая очистка не гарантирует распознавание любого формата. Контакты и чертежи собираются отдельной формой и не включаются в запрос к модели. Базовый режим использует серверную базу знаний; Yandex AI допускается только после явного включения администратором.</w:t>
-      </w:r>
-    </w:p>
-    <w:p>
-      <w:pPr>
-        <w:pStyle w:val="Heading3"/>
-      </w:pPr>
-      <w:r>
-        <w:t>3. Основания и операции</w:t>
-      </w:r>
-    </w:p>
-    <w:p>
-      <w:r>
-        <w:rPr>
-          <w:rFonts w:ascii="Calibri" w:hAnsi="Calibri" w:eastAsia="Calibri"/>
-        </w:rPr>
-        <w:t>Основания: согласие; действия по инициативе субъекта до договора; заключение и исполнение договора; обязанности по закону; иные случаи статьи 6 Закона № 152-ФЗ. Рекламное согласие является отдельным и необязательным.</w:t>
-      </w:r>
-    </w:p>
-    <w:p>
-      <w:r>
-        <w:rPr>
-          <w:rFonts w:ascii="Calibri" w:hAnsi="Calibri" w:eastAsia="Calibri"/>
-        </w:rPr>
-        <w:t>Операции: сбор, запись, систематизация, накопление, хранение, уточнение, извлечение, использование, предоставление исполнителям по поручению, блокирование, удаление и уничтожение автоматизированным, неавтоматизированным или смешанным способом. Юридически значимые решения не принимаются только автоматически.</w:t>
-      </w:r>
-    </w:p>
-    <w:p>
-      <w:pPr>
-        <w:pStyle w:val="Heading3"/>
-      </w:pPr>
-      <w:r>
-        <w:t>4. Хранение в РФ, поставщики и internal</w:t>
-      </w:r>
-    </w:p>
-    <w:p>
-      <w:r>
-        <w:rPr>
-          <w:rFonts w:ascii="Calibri" w:hAnsi="Calibri" w:eastAsia="Calibri"/>
-        </w:rPr>
-        <w:t>Первичная запись, систематизация, накопление, хранение, уточнение и извлечение данных граждан РФ выполняются в базах на территории РФ. Доступ имеют только уполномоченные сотрудники. Российский хостинг, корпоративная почта, аналитика и специалисты могут участвовать по договору и только в необходимом объёме.</w:t>
-      </w:r>
-    </w:p>
-    <w:p>
-      <w:r>
-        <w:rPr>
-          <w:rFonts w:ascii="Calibri" w:hAnsi="Calibri" w:eastAsia="Calibri"/>
-        </w:rPr>
-        <w:t>Форма не должна автоматически передавать заявки в иностранные CRM/мессенджеры. Трансграничная передача начинается только после отдельной правовой проверки и выполнения статьи 12 Закона № 152-ФЗ.</w:t>
-      </w:r>
-    </w:p>
-    <w:p>
-      <w:r>
-        <w:rPr>
-          <w:rFonts w:ascii="Calibri" w:hAnsi="Calibri" w:eastAsia="Calibri"/>
-        </w:rPr>
-        <w:t>Техническая база закрытого учёта развёрнута отдельно от формы: применены миграции, HMAC-индекс, роли, контроль целостности, запросы, инциденты, legal hold, выборочные выгрузки и контролируемое удаление. Интерфейс выключен и недоступен до отдельного утверждения. Первичные JSON продолжают сохраняться независимо от SQLite. Исторические журналы не создаются задним числом.</w:t>
-      </w:r>
-    </w:p>
-    <w:p>
-      <w:pPr>
-        <w:pStyle w:val="Heading3"/>
-      </w:pPr>
-      <w:r>
-        <w:t>5. Cookies, защита, обращения</w:t>
-      </w:r>
-    </w:p>
-    <w:p>
-      <w:r>
-        <w:rPr>
-          <w:rFonts w:ascii="Calibri" w:hAnsi="Calibri" w:eastAsia="Calibri"/>
-        </w:rPr>
-        <w:t>Яндекс Метрика загружается только после согласия. Вебвизор по умолчанию выключен. Применяются разграничение доступа, TLS, обновления, журналы без открытых контактов, закрытый карантин, договорная конфиденциальность и реагирование на инциденты. Backup шифруется до передачи в закрытое Beget Object Storage в РФ; ключ туда не передаётся, SHA-256 и восстановление проверяются.</w:t>
-      </w:r>
-    </w:p>
-    <w:p>
-      <w:r>
-        <w:rPr>
-          <w:rFonts w:ascii="Calibri" w:hAnsi="Calibri" w:eastAsia="Calibri"/>
-        </w:rPr>
-        <w:t>Субъект вправе получить сведения, потребовать уточнения, блокирования или уничтожения при наличии оснований, отозвать согласие и обжаловать действия. Обращение направляется на info@steelprodukt.ru или по почтовому адресу. Для доступа/сведений применяется срок 10 рабочих дней; предусмотренное законом продление — до пяти рабочих дней с мотивированным уведомлением. Специальные требования имеют специальные сроки.</w:t>
-      </w:r>
-    </w:p>
-    <w:p>
-      <w:r>
-        <w:rPr>
-          <w:rFonts w:ascii="Calibri" w:hAnsi="Calibri" w:eastAsia="Calibri"/>
-        </w:rPr>
-        <w:t>При отзыве согласия обработка прекращается, а данные уничтожаются не позднее 30 дней, если договор или закон не требуют дальнейшего хранения. Открытый запрос, спор или инцидент может документированно приостановить плановое удаление.</w:t>
-      </w:r>
-    </w:p>
-    <w:p>
-      <w:r>
-        <w:rPr>
-          <w:rFonts w:ascii="Calibri" w:hAnsi="Calibri" w:eastAsia="Calibri"/>
-        </w:rPr>
-        <w:t>Государственный орган не получает прямого доступа. Официальная выгрузка выборочная, проверяемая человеком и передаваемая по официальному каналу без постоянной публичной ссылки.</w:t>
-      </w:r>
-    </w:p>
-    <w:p>
-      <w:pPr>
-        <w:pStyle w:val="Heading3"/>
-      </w:pPr>
-      <w:r>
-        <w:t>6. Файлы и заключительные положения</w:t>
-      </w:r>
-    </w:p>
-    <w:p>
-      <w:r>
-        <w:rPr>
-          <w:rFonts w:ascii="Calibri" w:hAnsi="Calibri" w:eastAsia="Calibri"/>
-        </w:rPr>
-        <w:t>Не следует направлять паспортные, платёжные, медицинские, биометрические и иные избыточные данные. Передающий файл подтверждает право на его использование для расчёта. Файл помещается в закрытый карантин; CAD/архивы считаются непроверенными до дополнительной проверки.</w:t>
-      </w:r>
-    </w:p>
-    <w:p>
-      <w:r>
-        <w:rPr>
-          <w:rFonts w:ascii="Calibri" w:hAnsi="Calibri" w:eastAsia="Calibri"/>
-        </w:rPr>
-        <w:t>Оператор актуализирует политику при изменении процессов и публикует новую редакцию. Предыдущая утверждённая версия архивируется и не перезаписывается.</w:t>
-      </w:r>
-    </w:p>
-    <w:p>
-      <w:pPr>
-        <w:pStyle w:val="Heading2"/>
-      </w:pPr>
-      <w:r>
-        <w:t>Б. Согласие на обработку персональных данных</w:t>
-      </w:r>
-    </w:p>
-    <w:p>
-      <w:r>
-        <w:rPr>
-          <w:rFonts w:ascii="Calibri" w:hAnsi="Calibri" w:eastAsia="Calibri"/>
-        </w:rPr>
-        <w:t>Устанавливая отдельную отметку в форме и отправляя заявку, субъект свободно и однозначно даёт ООО «ЭНЕРГОАЛЬЯНС», ОГРН 1156733014657, ИНН 6732110789, адрес: 214009, Смоленская область, г. Смоленск, ш. Рославльское, д. 99, стр. 2, помещ. 1,2,3,4,8, согласие на обработку имени, телефона, e-mail, компании, сообщения, сведений из приложенных материалов, страницы, источника/меток, даты и времени, IP-адреса и браузерных сведений.</w:t>
-      </w:r>
-    </w:p>
-    <w:p>
-      <w:r>
-        <w:rPr>
-          <w:rFonts w:ascii="Calibri" w:hAnsi="Calibri" w:eastAsia="Calibri"/>
-        </w:rPr>
-        <w:t>Цели: рассмотрение обращения, связь, уточнение, расчёт, техническое решение, коммерческое предложение, действия до договора, защита формы и фиксация условий согласия. Операции: сбор, запись, систематизация, накопление, хранение, уточнение, извлечение, использование, предоставление исполнителям по поручению, блокирование, удаление и уничтожение любым допустимым способом.</w:t>
-      </w:r>
-    </w:p>
-    <w:p>
-      <w:r>
-        <w:rPr>
-          <w:rFonts w:ascii="Calibri" w:hAnsi="Calibri" w:eastAsia="Calibri"/>
-        </w:rPr>
-        <w:t>Российский хостинг, корпоративная почта и обслуживающие специалисты могут обрабатывать данные по договору, конфиденциально и только по инструкции Оператора.</w:t>
-      </w:r>
-    </w:p>
-    <w:p>
-      <w:r>
-        <w:rPr>
-          <w:rFonts w:ascii="Calibri" w:hAnsi="Calibri" w:eastAsia="Calibri"/>
-        </w:rPr>
-        <w:t>Если договор не заключён, согласие действует до цели, но не более 90 дней с даты заявки. Более длительная обработка допускается по договору или иному документированному законному основанию. Техническое доказательство согласия может храниться до трёх лет с даты фиксации, если спор или закон не требуют иного.</w:t>
-      </w:r>
-    </w:p>
-    <w:p>
-      <w:r>
-        <w:rPr>
-          <w:rFonts w:ascii="Calibri" w:hAnsi="Calibri" w:eastAsia="Calibri"/>
-        </w:rPr>
-        <w:t>Отзыв направляется на info@steelprodukt.ru или почтовый адрес Оператора с указанием идентифицирующих сведений и требования. Рекламное согласие в этот документ не входит.</w:t>
-      </w:r>
-    </w:p>
-    <w:p>
-      <w:pPr>
-        <w:pStyle w:val="Heading2"/>
-      </w:pPr>
-      <w:r>
-        <w:t>В. Согласие на рекламные и информационные материалы</w:t>
-      </w:r>
-    </w:p>
-    <w:p>
-      <w:r>
-        <w:rPr>
-          <w:rFonts w:ascii="Calibri" w:hAnsi="Calibri" w:eastAsia="Calibri"/>
-        </w:rPr>
-        <w:t>Отдельная необязательная отметка означает предварительное, свободное и однозначное согласие получать от ООО «ЭНЕРГОАЛЬЯНС» сведения о продукции, производстве, решениях, статьях, мероприятиях, каталогах и предложениях по e-mail, телефону с участием сотрудника, SMS или указанному мессенджеру.</w:t>
-      </w:r>
-    </w:p>
-    <w:p>
-      <w:r>
-        <w:rPr>
-          <w:rFonts w:ascii="Calibri" w:hAnsi="Calibri" w:eastAsia="Calibri"/>
-        </w:rPr>
-        <w:t>Используются имя, e-mail, телефон, компания и профессиональный интерес. Срок — до отзыва, но не более трёх лет. Согласие не является условием ответа/договора. Отзыв возможен ответом, ссылкой отказа при наличии или письмом на info@steelprodukt.ru. Отзыв рекламы не препятствует сообщениям по конкретной заявке или договору.</w:t>
-      </w:r>
-    </w:p>
-    <w:p>
-      <w:pPr>
-        <w:pStyle w:val="Heading2"/>
-      </w:pPr>
-      <w:r>
-        <w:t>Г. Политика cookies</w:t>
-      </w:r>
-    </w:p>
-    <w:p>
-      <w:r>
-        <w:rPr>
-          <w:rFonts w:ascii="Calibri" w:hAnsi="Calibri" w:eastAsia="Calibri"/>
-        </w:rPr>
-        <w:t xml:space="preserve">Cookies и localStorage помогают работе сайта и сохранению выбора. Запись </w:t>
+        <w:t>mc.yandex.ru</w:t>
+      </w:r>
+      <w:r>
+        <w:rPr>
+          <w:rFonts w:ascii="Calibri" w:hAnsi="Calibri" w:eastAsia="Calibri"/>
+        </w:rPr>
+        <w:t>/</w:t>
       </w:r>
       <w:r>
         <w:rPr>
@@ -10818,6 +9962,1154 @@
           <w:color w:val="1F4D78"/>
           <w:sz w:val="19"/>
         </w:rPr>
+        <w:t>mc.yandex.com</w:t>
+      </w:r>
+      <w:r>
+        <w:rPr>
+          <w:rFonts w:ascii="Calibri" w:hAnsi="Calibri" w:eastAsia="Calibri"/>
+        </w:rPr>
+        <w:t xml:space="preserve"> только после согласия, Вебвизор по умолчанию выключенным, отсутствие Google Analytics/рекламных пикселей и доступный способ изменить выбор.</w:t>
+      </w:r>
+    </w:p>
+    <w:p>
+      <w:pPr>
+        <w:pStyle w:val="Heading2"/>
+      </w:pPr>
+      <w:r>
+        <w:t>5. Сервисы обработки данных</w:t>
+      </w:r>
+    </w:p>
+    <w:p>
+      <w:r>
+        <w:rPr>
+          <w:rFonts w:ascii="Calibri" w:hAnsi="Calibri" w:eastAsia="Calibri"/>
+        </w:rPr>
+        <w:t xml:space="preserve">Страница </w:t>
+      </w:r>
+      <w:r>
+        <w:rPr>
+          <w:rFonts w:ascii="Courier New" w:hAnsi="Courier New" w:eastAsia="Courier New"/>
+          <w:color w:val="1F4D78"/>
+          <w:sz w:val="19"/>
+        </w:rPr>
+        <w:t>/legal/services</w:t>
+      </w:r>
+      <w:r>
+        <w:rPr>
+          <w:rFonts w:ascii="Calibri" w:hAnsi="Calibri" w:eastAsia="Calibri"/>
+        </w:rPr>
+        <w:t xml:space="preserve"> должна отражать только фактические статусы:</w:t>
+      </w:r>
+    </w:p>
+    <w:p>
+      <w:pPr>
+        <w:pStyle w:val="BulletCompact"/>
+        <w:numPr>
+          <w:ilvl w:val="0"/>
+          <w:numId w:val="48"/>
+        </w:numPr>
+      </w:pPr>
+      <w:r>
+        <w:rPr>
+          <w:rFonts w:ascii="Calibri" w:hAnsi="Calibri" w:eastAsia="Calibri"/>
+        </w:rPr>
+        <w:t>сайт/VPS и защищённые каталоги используются;</w:t>
+      </w:r>
+    </w:p>
+    <w:p>
+      <w:pPr>
+        <w:pStyle w:val="BulletCompact"/>
+        <w:numPr>
+          <w:ilvl w:val="0"/>
+          <w:numId w:val="48"/>
+        </w:numPr>
+      </w:pPr>
+      <w:r>
+        <w:rPr>
+          <w:rFonts w:ascii="Calibri" w:hAnsi="Calibri" w:eastAsia="Calibri"/>
+        </w:rPr>
+        <w:t>корпоративная почта используется только после корректной настройки;</w:t>
+      </w:r>
+    </w:p>
+    <w:p>
+      <w:pPr>
+        <w:pStyle w:val="BulletCompact"/>
+        <w:numPr>
+          <w:ilvl w:val="0"/>
+          <w:numId w:val="48"/>
+        </w:numPr>
+      </w:pPr>
+      <w:r>
+        <w:rPr>
+          <w:rFonts w:ascii="Calibri" w:hAnsi="Calibri" w:eastAsia="Calibri"/>
+        </w:rPr>
+        <w:t>Метрика — после согласия;</w:t>
+      </w:r>
+    </w:p>
+    <w:p>
+      <w:pPr>
+        <w:pStyle w:val="BulletCompact"/>
+        <w:numPr>
+          <w:ilvl w:val="0"/>
+          <w:numId w:val="48"/>
+        </w:numPr>
+      </w:pPr>
+      <w:r>
+        <w:rPr>
+          <w:rFonts w:ascii="Calibri" w:hAnsi="Calibri" w:eastAsia="Calibri"/>
+        </w:rPr>
+        <w:t>CRM не подключена к форме;</w:t>
+      </w:r>
+    </w:p>
+    <w:p>
+      <w:pPr>
+        <w:pStyle w:val="BulletCompact"/>
+        <w:numPr>
+          <w:ilvl w:val="0"/>
+          <w:numId w:val="48"/>
+        </w:numPr>
+      </w:pPr>
+      <w:r>
+        <w:rPr>
+          <w:rFonts w:ascii="Calibri" w:hAnsi="Calibri" w:eastAsia="Calibri"/>
+        </w:rPr>
+        <w:t xml:space="preserve">internal-база развёрнута, но </w:t>
+      </w:r>
+      <w:r>
+        <w:rPr>
+          <w:rFonts w:ascii="Courier New" w:hAnsi="Courier New" w:eastAsia="Courier New"/>
+          <w:color w:val="1F4D78"/>
+          <w:sz w:val="19"/>
+        </w:rPr>
+        <w:t>PD_ADMIN_ENABLED=false</w:t>
+      </w:r>
+      <w:r>
+        <w:rPr>
+          <w:rFonts w:ascii="Calibri" w:hAnsi="Calibri" w:eastAsia="Calibri"/>
+        </w:rPr>
+        <w:t>;</w:t>
+      </w:r>
+    </w:p>
+    <w:p>
+      <w:pPr>
+        <w:pStyle w:val="BulletCompact"/>
+        <w:numPr>
+          <w:ilvl w:val="0"/>
+          <w:numId w:val="48"/>
+        </w:numPr>
+      </w:pPr>
+      <w:r>
+        <w:rPr>
+          <w:rFonts w:ascii="Calibri" w:hAnsi="Calibri" w:eastAsia="Calibri"/>
+        </w:rPr>
+        <w:t>локальная база знаний ИИ-инженера используется;</w:t>
+      </w:r>
+    </w:p>
+    <w:p>
+      <w:pPr>
+        <w:pStyle w:val="BulletCompact"/>
+        <w:numPr>
+          <w:ilvl w:val="0"/>
+          <w:numId w:val="48"/>
+        </w:numPr>
+      </w:pPr>
+      <w:r>
+        <w:rPr>
+          <w:rFonts w:ascii="Calibri" w:hAnsi="Calibri" w:eastAsia="Calibri"/>
+        </w:rPr>
+        <w:t>Yandex AI показывается включённым только при полном наборе серверных условий;</w:t>
+      </w:r>
+    </w:p>
+    <w:p>
+      <w:pPr>
+        <w:pStyle w:val="BulletCompact"/>
+        <w:numPr>
+          <w:ilvl w:val="0"/>
+          <w:numId w:val="48"/>
+        </w:numPr>
+      </w:pPr>
+      <w:r>
+        <w:rPr>
+          <w:rFonts w:ascii="Calibri" w:hAnsi="Calibri" w:eastAsia="Calibri"/>
+        </w:rPr>
+        <w:t>Telegram выключен кодом;</w:t>
+      </w:r>
+    </w:p>
+    <w:p>
+      <w:pPr>
+        <w:pStyle w:val="BulletCompact"/>
+        <w:numPr>
+          <w:ilvl w:val="0"/>
+          <w:numId w:val="48"/>
+        </w:numPr>
+      </w:pPr>
+      <w:r>
+        <w:rPr>
+          <w:rFonts w:ascii="Calibri" w:hAnsi="Calibri" w:eastAsia="Calibri"/>
+        </w:rPr>
+        <w:t>иностранные облака не получают заявки автоматически;</w:t>
+      </w:r>
+    </w:p>
+    <w:p>
+      <w:pPr>
+        <w:pStyle w:val="BulletCompact"/>
+        <w:numPr>
+          <w:ilvl w:val="0"/>
+          <w:numId w:val="48"/>
+        </w:numPr>
+      </w:pPr>
+      <w:r>
+        <w:rPr>
+          <w:rFonts w:ascii="Calibri" w:hAnsi="Calibri" w:eastAsia="Calibri"/>
+        </w:rPr>
+        <w:t>backup настроен в Beget Object Storage в РФ, но успешность каждого запуска</w:t>
+      </w:r>
+    </w:p>
+    <w:p>
+      <w:r>
+        <w:rPr>
+          <w:rFonts w:ascii="Calibri" w:hAnsi="Calibri" w:eastAsia="Calibri"/>
+        </w:rPr>
+        <w:t>подтверждается только отчётом и проверкой восстановления.</w:t>
+      </w:r>
+    </w:p>
+    <w:p>
+      <w:pPr>
+        <w:pStyle w:val="Heading2"/>
+      </w:pPr>
+      <w:r>
+        <w:t>6. Пользовательское соглашение и реквизиты</w:t>
+      </w:r>
+    </w:p>
+    <w:p>
+      <w:r>
+        <w:rPr>
+          <w:rFonts w:ascii="Calibri" w:hAnsi="Calibri" w:eastAsia="Calibri"/>
+        </w:rPr>
+        <w:t xml:space="preserve">Страницы </w:t>
+      </w:r>
+      <w:r>
+        <w:rPr>
+          <w:rFonts w:ascii="Courier New" w:hAnsi="Courier New" w:eastAsia="Courier New"/>
+          <w:color w:val="1F4D78"/>
+          <w:sz w:val="19"/>
+        </w:rPr>
+        <w:t>/legal/terms</w:t>
+      </w:r>
+      <w:r>
+        <w:rPr>
+          <w:rFonts w:ascii="Calibri" w:hAnsi="Calibri" w:eastAsia="Calibri"/>
+        </w:rPr>
+        <w:t xml:space="preserve"> и </w:t>
+      </w:r>
+      <w:r>
+        <w:rPr>
+          <w:rFonts w:ascii="Courier New" w:hAnsi="Courier New" w:eastAsia="Courier New"/>
+          <w:color w:val="1F4D78"/>
+          <w:sz w:val="19"/>
+        </w:rPr>
+        <w:t>/legal/requisites</w:t>
+      </w:r>
+      <w:r>
+        <w:rPr>
+          <w:rFonts w:ascii="Calibri" w:hAnsi="Calibri" w:eastAsia="Calibri"/>
+        </w:rPr>
+        <w:t xml:space="preserve"> должны совпадать с корпоративными документами по наименованию, ИНН, КПП, ОГРН, адресам, директору, банковским и контактным данным. Сайт не является публичной офертой; отправка формы не заключает договор; пользователь подтверждает право передать технические материалы.</w:t>
+      </w:r>
+    </w:p>
+    <w:p>
+      <w:pPr>
+        <w:pStyle w:val="Heading2"/>
+      </w:pPr>
+      <w:r>
+        <w:t>7. Проверка версии перед публикацией</w:t>
+      </w:r>
+    </w:p>
+    <w:p>
+      <w:r>
+        <w:rPr>
+          <w:rFonts w:ascii="Calibri" w:hAnsi="Calibri" w:eastAsia="Calibri"/>
+        </w:rPr>
+        <w:t>Для каждой страницы ответственный сравнивает текст с кодом формы, environment, фактическими сервисами и локальными актами. После утверждения сохраняются exact text/PDF, SHA-256, версия, приказ, дата вступления в силу и результат проверки публичного URL. Изменение одного срока или сервиса требует одновременной проверки всех связанных документов.</w:t>
+      </w:r>
+    </w:p>
+    <w:p>
+      <w:r>
+        <w:br w:type="page"/>
+      </w:r>
+    </w:p>
+    <w:p>
+      <w:pPr>
+        <w:pStyle w:val="DocumentLabel"/>
+      </w:pPr>
+      <w:r>
+        <w:t>ДОКУМЕНТ 15</w:t>
+      </w:r>
+    </w:p>
+    <w:p>
+      <w:pPr>
+        <w:pStyle w:val="Heading1"/>
+        <w:spacing w:before="0"/>
+      </w:pPr>
+      <w:r>
+        <w:t>Обязательство сотрудника о конфиденциальности и соблюдении правил доступа</w:t>
+      </w:r>
+    </w:p>
+    <w:p>
+      <w:pPr>
+        <w:spacing w:before="40" w:after="160"/>
+        <w:shd w:fill="FCE9DF"/>
+      </w:pPr>
+      <w:r>
+        <w:rPr>
+          <w:rFonts w:ascii="Calibri" w:hAnsi="Calibri" w:eastAsia="Calibri"/>
+          <w:b/>
+          <w:color w:val="EA5B0C"/>
+        </w:rPr>
+        <w:t xml:space="preserve">  ПРОЕКТ — НЕ УТВЕРЖДЕНО  </w:t>
+      </w:r>
+    </w:p>
+    <w:p>
+      <w:r>
+        <w:rPr>
+          <w:rFonts w:ascii="Calibri" w:hAnsi="Calibri" w:eastAsia="Calibri"/>
+        </w:rPr>
+        <w:t xml:space="preserve">Я, </w:t>
+      </w:r>
+      <w:r>
+        <w:rPr>
+          <w:rFonts w:ascii="Courier New" w:hAnsi="Courier New" w:eastAsia="Courier New"/>
+          <w:color w:val="1F4D78"/>
+          <w:sz w:val="19"/>
+        </w:rPr>
+        <w:t>[ФИО]</w:t>
+      </w:r>
+      <w:r>
+        <w:rPr>
+          <w:rFonts w:ascii="Calibri" w:hAnsi="Calibri" w:eastAsia="Calibri"/>
+        </w:rPr>
+        <w:t xml:space="preserve">, должность </w:t>
+      </w:r>
+      <w:r>
+        <w:rPr>
+          <w:rFonts w:ascii="Courier New" w:hAnsi="Courier New" w:eastAsia="Courier New"/>
+          <w:color w:val="1F4D78"/>
+          <w:sz w:val="19"/>
+        </w:rPr>
+        <w:t>[ДОЛЖНОСТЬ]</w:t>
+      </w:r>
+      <w:r>
+        <w:rPr>
+          <w:rFonts w:ascii="Calibri" w:hAnsi="Calibri" w:eastAsia="Calibri"/>
+        </w:rPr>
+        <w:t>, в связи с предоставлением доступа к персональным данным и служебным системам ООО «ЭНЕРГОАЛЬЯНС» обязуюсь:</w:t>
+      </w:r>
+    </w:p>
+    <w:p>
+      <w:pPr>
+        <w:pStyle w:val="NumberCompact"/>
+        <w:numPr>
+          <w:ilvl w:val="0"/>
+          <w:numId w:val="49"/>
+        </w:numPr>
+      </w:pPr>
+      <w:r>
+        <w:rPr>
+          <w:rFonts w:ascii="Calibri" w:hAnsi="Calibri" w:eastAsia="Calibri"/>
+        </w:rPr>
+        <w:t>обрабатывать персональные данные только для порученных задач, в пределах</w:t>
+      </w:r>
+    </w:p>
+    <w:p>
+      <w:r>
+        <w:rPr>
+          <w:rFonts w:ascii="Calibri" w:hAnsi="Calibri" w:eastAsia="Calibri"/>
+        </w:rPr>
+        <w:t>предоставленной роли и документированного основания;</w:t>
+      </w:r>
+    </w:p>
+    <w:p>
+      <w:pPr>
+        <w:pStyle w:val="NumberCompact"/>
+        <w:numPr>
+          <w:ilvl w:val="0"/>
+          <w:numId w:val="49"/>
+        </w:numPr>
+      </w:pPr>
+      <w:r>
+        <w:rPr>
+          <w:rFonts w:ascii="Calibri" w:hAnsi="Calibri" w:eastAsia="Calibri"/>
+        </w:rPr>
+        <w:t>не передавать пароль, session token, файлы, выгрузки или сведения лицам без</w:t>
+      </w:r>
+    </w:p>
+    <w:p>
+      <w:r>
+        <w:rPr>
+          <w:rFonts w:ascii="Calibri" w:hAnsi="Calibri" w:eastAsia="Calibri"/>
+        </w:rPr>
+        <w:t>полномочий;</w:t>
+      </w:r>
+    </w:p>
+    <w:p>
+      <w:pPr>
+        <w:pStyle w:val="NumberCompact"/>
+        <w:numPr>
+          <w:ilvl w:val="0"/>
+          <w:numId w:val="49"/>
+        </w:numPr>
+      </w:pPr>
+      <w:r>
+        <w:rPr>
+          <w:rFonts w:ascii="Calibri" w:hAnsi="Calibri" w:eastAsia="Calibri"/>
+        </w:rPr>
+        <w:t>не копировать данные в личную почту, мессенджеры, публичные облака, внешние</w:t>
+      </w:r>
+    </w:p>
+    <w:p>
+      <w:r>
+        <w:rPr>
+          <w:rFonts w:ascii="Calibri" w:hAnsi="Calibri" w:eastAsia="Calibri"/>
+        </w:rPr>
+        <w:t>ИИ-сервисы, съёмные носители и иные неутверждённые системы;</w:t>
+      </w:r>
+    </w:p>
+    <w:p>
+      <w:pPr>
+        <w:pStyle w:val="NumberCompact"/>
+        <w:numPr>
+          <w:ilvl w:val="0"/>
+          <w:numId w:val="49"/>
+        </w:numPr>
+      </w:pPr>
+      <w:r>
+        <w:rPr>
+          <w:rFonts w:ascii="Calibri" w:hAnsi="Calibri" w:eastAsia="Calibri"/>
+        </w:rPr>
+        <w:t>не помещать персональные данные, пароли и секреты в Git, URL, browser console,</w:t>
+      </w:r>
+    </w:p>
+    <w:p>
+      <w:r>
+        <w:rPr>
+          <w:rFonts w:ascii="Calibri" w:hAnsi="Calibri" w:eastAsia="Calibri"/>
+        </w:rPr>
+        <w:t>технические логи или общедоступные каталоги;</w:t>
+      </w:r>
+    </w:p>
+    <w:p>
+      <w:pPr>
+        <w:pStyle w:val="NumberCompact"/>
+        <w:numPr>
+          <w:ilvl w:val="0"/>
+          <w:numId w:val="49"/>
+        </w:numPr>
+      </w:pPr>
+      <w:r>
+        <w:rPr>
+          <w:rFonts w:ascii="Calibri" w:hAnsi="Calibri" w:eastAsia="Calibri"/>
+        </w:rPr>
+        <w:t>использовать маскирование по умолчанию и раскрывать/скачивать только</w:t>
+      </w:r>
+    </w:p>
+    <w:p>
+      <w:r>
+        <w:rPr>
+          <w:rFonts w:ascii="Calibri" w:hAnsi="Calibri" w:eastAsia="Calibri"/>
+        </w:rPr>
+        <w:t>минимально необходимое;</w:t>
+      </w:r>
+    </w:p>
+    <w:p>
+      <w:pPr>
+        <w:pStyle w:val="NumberCompact"/>
+        <w:numPr>
+          <w:ilvl w:val="0"/>
+          <w:numId w:val="49"/>
+        </w:numPr>
+      </w:pPr>
+      <w:r>
+        <w:rPr>
+          <w:rFonts w:ascii="Calibri" w:hAnsi="Calibri" w:eastAsia="Calibri"/>
+        </w:rPr>
+        <w:t>проверять адресата и официальный канал перед передачей;</w:t>
+      </w:r>
+    </w:p>
+    <w:p>
+      <w:pPr>
+        <w:pStyle w:val="NumberCompact"/>
+        <w:numPr>
+          <w:ilvl w:val="0"/>
+          <w:numId w:val="49"/>
+        </w:numPr>
+      </w:pPr>
+      <w:r>
+        <w:rPr>
+          <w:rFonts w:ascii="Calibri" w:hAnsi="Calibri" w:eastAsia="Calibri"/>
+        </w:rPr>
+        <w:t>не создавать реестры, согласия, журналы или подтверждения задним числом;</w:t>
+      </w:r>
+    </w:p>
+    <w:p>
+      <w:pPr>
+        <w:pStyle w:val="NumberCompact"/>
+        <w:numPr>
+          <w:ilvl w:val="0"/>
+          <w:numId w:val="49"/>
+        </w:numPr>
+      </w:pPr>
+      <w:r>
+        <w:rPr>
+          <w:rFonts w:ascii="Calibri" w:hAnsi="Calibri" w:eastAsia="Calibri"/>
+        </w:rPr>
+        <w:t>не выполнять физическое удаление, официальный экспорт или снятие legal hold</w:t>
+      </w:r>
+    </w:p>
+    <w:p>
+      <w:r>
+        <w:rPr>
+          <w:rFonts w:ascii="Calibri" w:hAnsi="Calibri" w:eastAsia="Calibri"/>
+        </w:rPr>
+        <w:t>без установленного подтверждения;</w:t>
+      </w:r>
+    </w:p>
+    <w:p>
+      <w:pPr>
+        <w:pStyle w:val="NumberCompact"/>
+        <w:numPr>
+          <w:ilvl w:val="0"/>
+          <w:numId w:val="49"/>
+        </w:numPr>
+      </w:pPr>
+      <w:r>
+        <w:rPr>
+          <w:rFonts w:ascii="Calibri" w:hAnsi="Calibri" w:eastAsia="Calibri"/>
+        </w:rPr>
+        <w:t>немедленно сообщать ответственному за ПДн о потере устройства, ошибочной</w:t>
+      </w:r>
+    </w:p>
+    <w:p>
+      <w:r>
+        <w:rPr>
+          <w:rFonts w:ascii="Calibri" w:hAnsi="Calibri" w:eastAsia="Calibri"/>
+        </w:rPr>
+        <w:t>передаче, подозрительном доступе, malware, повреждении данных или иной угрозе;</w:t>
+      </w:r>
+    </w:p>
+    <w:p>
+      <w:pPr>
+        <w:pStyle w:val="NumberCompact"/>
+        <w:numPr>
+          <w:ilvl w:val="0"/>
+          <w:numId w:val="49"/>
+        </w:numPr>
+      </w:pPr>
+      <w:r>
+        <w:rPr>
+          <w:rFonts w:ascii="Calibri" w:hAnsi="Calibri" w:eastAsia="Calibri"/>
+        </w:rPr>
+        <w:t>при прекращении допуска вернуть носители и документы, завершить работу и не</w:t>
+      </w:r>
+    </w:p>
+    <w:p>
+      <w:r>
+        <w:rPr>
+          <w:rFonts w:ascii="Calibri" w:hAnsi="Calibri" w:eastAsia="Calibri"/>
+        </w:rPr>
+        <w:t>сохранять копии; обязанность конфиденциальности действует после прекращения доступа в пределах закона и подписанных обязательств.</w:t>
+      </w:r>
+    </w:p>
+    <w:p>
+      <w:r>
+        <w:rPr>
+          <w:rFonts w:ascii="Calibri" w:hAnsi="Calibri" w:eastAsia="Calibri"/>
+        </w:rPr>
+        <w:t>Подтверждаю, что ознакомлен(а) с:</w:t>
+      </w:r>
+    </w:p>
+    <w:p>
+      <w:pPr>
+        <w:pStyle w:val="BulletCompact"/>
+        <w:numPr>
+          <w:ilvl w:val="0"/>
+          <w:numId w:val="50"/>
+        </w:numPr>
+      </w:pPr>
+      <w:r>
+        <w:rPr>
+          <w:rFonts w:ascii="Calibri" w:hAnsi="Calibri" w:eastAsia="Calibri"/>
+        </w:rPr>
+        <w:t>Положением об обработке и защите персональных данных;</w:t>
+      </w:r>
+    </w:p>
+    <w:p>
+      <w:pPr>
+        <w:pStyle w:val="BulletCompact"/>
+        <w:numPr>
+          <w:ilvl w:val="0"/>
+          <w:numId w:val="50"/>
+        </w:numPr>
+      </w:pPr>
+      <w:r>
+        <w:rPr>
+          <w:rFonts w:ascii="Calibri" w:hAnsi="Calibri" w:eastAsia="Calibri"/>
+        </w:rPr>
+        <w:t>Правилами допуска и разграничения доступа;</w:t>
+      </w:r>
+    </w:p>
+    <w:p>
+      <w:pPr>
+        <w:pStyle w:val="BulletCompact"/>
+        <w:numPr>
+          <w:ilvl w:val="0"/>
+          <w:numId w:val="50"/>
+        </w:numPr>
+      </w:pPr>
+      <w:r>
+        <w:rPr>
+          <w:rFonts w:ascii="Calibri" w:hAnsi="Calibri" w:eastAsia="Calibri"/>
+        </w:rPr>
+        <w:t>Регламентами обращений, экспорта, хранения/уничтожения и инцидентов;</w:t>
+      </w:r>
+    </w:p>
+    <w:p>
+      <w:pPr>
+        <w:pStyle w:val="BulletCompact"/>
+        <w:numPr>
+          <w:ilvl w:val="0"/>
+          <w:numId w:val="50"/>
+        </w:numPr>
+      </w:pPr>
+      <w:r>
+        <w:rPr>
+          <w:rFonts w:ascii="Calibri" w:hAnsi="Calibri" w:eastAsia="Calibri"/>
+        </w:rPr>
+        <w:t>ответственностью за нарушение конфиденциальности и установленного порядка.</w:t>
+      </w:r>
+    </w:p>
+    <w:p>
+      <w:r>
+        <w:rPr>
+          <w:rFonts w:ascii="Calibri" w:hAnsi="Calibri" w:eastAsia="Calibri"/>
+        </w:rPr>
+        <w:t>ФИО: ______________________________</w:t>
+      </w:r>
+    </w:p>
+    <w:p>
+      <w:r>
+        <w:rPr>
+          <w:rFonts w:ascii="Calibri" w:hAnsi="Calibri" w:eastAsia="Calibri"/>
+        </w:rPr>
+        <w:t>Должность: _________________________</w:t>
+      </w:r>
+    </w:p>
+    <w:p>
+      <w:r>
+        <w:rPr>
+          <w:rFonts w:ascii="Calibri" w:hAnsi="Calibri" w:eastAsia="Calibri"/>
+        </w:rPr>
+        <w:t>Роль/объём доступа: _________________</w:t>
+      </w:r>
+    </w:p>
+    <w:p>
+      <w:r>
+        <w:rPr>
+          <w:rFonts w:ascii="Calibri" w:hAnsi="Calibri" w:eastAsia="Calibri"/>
+        </w:rPr>
+        <w:t>Основание допуска: __________________</w:t>
+      </w:r>
+    </w:p>
+    <w:p>
+      <w:r>
+        <w:rPr>
+          <w:rFonts w:ascii="Calibri" w:hAnsi="Calibri" w:eastAsia="Calibri"/>
+        </w:rPr>
+        <w:t>Дата ознакомления: __________________</w:t>
+      </w:r>
+    </w:p>
+    <w:p>
+      <w:r>
+        <w:rPr>
+          <w:rFonts w:ascii="Calibri" w:hAnsi="Calibri" w:eastAsia="Calibri"/>
+        </w:rPr>
+        <w:t>Подпись сотрудника: _________________</w:t>
+      </w:r>
+    </w:p>
+    <w:p>
+      <w:r>
+        <w:rPr>
+          <w:rFonts w:ascii="Calibri" w:hAnsi="Calibri" w:eastAsia="Calibri"/>
+        </w:rPr>
+        <w:t>Ознакомил: __________________________</w:t>
+      </w:r>
+    </w:p>
+    <w:p>
+      <w:r>
+        <w:br w:type="page"/>
+      </w:r>
+    </w:p>
+    <w:p>
+      <w:pPr>
+        <w:pStyle w:val="DocumentLabel"/>
+      </w:pPr>
+      <w:r>
+        <w:t>ДОКУМЕНТ 16</w:t>
+      </w:r>
+    </w:p>
+    <w:p>
+      <w:pPr>
+        <w:pStyle w:val="Heading1"/>
+        <w:spacing w:before="0"/>
+      </w:pPr>
+      <w:r>
+        <w:t>Полные проекты публичных юридических текстов сайта</w:t>
+      </w:r>
+    </w:p>
+    <w:p>
+      <w:pPr>
+        <w:spacing w:before="40" w:after="160"/>
+        <w:shd w:fill="FCE9DF"/>
+      </w:pPr>
+      <w:r>
+        <w:rPr>
+          <w:rFonts w:ascii="Calibri" w:hAnsi="Calibri" w:eastAsia="Calibri"/>
+          <w:b/>
+          <w:color w:val="EA5B0C"/>
+        </w:rPr>
+        <w:t xml:space="preserve">  ПРОЕКТ — НЕ УТВЕРЖДЕНО. ПУБЛИКОВАТЬ ТОЛЬКО ПОСЛЕ СОГЛАСОВАНИЯ.  </w:t>
+      </w:r>
+    </w:p>
+    <w:p>
+      <w:r>
+        <w:rPr>
+          <w:rFonts w:ascii="Calibri" w:hAnsi="Calibri" w:eastAsia="Calibri"/>
+        </w:rPr>
+        <w:t>Ниже приведены редакции для юридического согласования. Перед публикацией текст сверяется с исходным кодом страниц, production environment и фактическими сервисами; затем сохраняются точный файл/PDF, SHA-256, версия, приказ и дата вступления в силу.</w:t>
+      </w:r>
+    </w:p>
+    <w:p>
+      <w:pPr>
+        <w:pStyle w:val="Heading2"/>
+      </w:pPr>
+      <w:r>
+        <w:t>А. Политика обработки персональных данных</w:t>
+      </w:r>
+    </w:p>
+    <w:p>
+      <w:pPr>
+        <w:pStyle w:val="Heading3"/>
+      </w:pPr>
+      <w:r>
+        <w:t>1. Общие положения</w:t>
+      </w:r>
+    </w:p>
+    <w:p>
+      <w:r>
+        <w:rPr>
+          <w:rFonts w:ascii="Calibri" w:hAnsi="Calibri" w:eastAsia="Calibri"/>
+        </w:rPr>
+        <w:t>Настоящая политика определяет порядок обработки и защиты персональных данных, которые Общество с ограниченной ответственностью «ЭНЕРГОАЛЬЯНС» (далее — Оператор) получает от посетителей сайта «Сталь Продукт» по адресам steelprodukt.ru и www.steelprodukt.ru.</w:t>
+      </w:r>
+    </w:p>
+    <w:p>
+      <w:r>
+        <w:rPr>
+          <w:rFonts w:ascii="Calibri" w:hAnsi="Calibri" w:eastAsia="Calibri"/>
+        </w:rPr>
+        <w:t>Оператор: ООО «ЭНЕРГОАЛЬЯНС», ОГРН 1156733014657, ИНН 6732110789, юридический адрес: 214009, Смоленская область, г.о. город Смоленск, г. Смоленск, ш. Рославльское, д. 99, стр. 2, помещ. 1,2,3,4,8. Обращения по вопросам персональных данных: info@steelprodukt.ru; почтовый адрес: 214009, г. Смоленск, а/я 4.</w:t>
+      </w:r>
+    </w:p>
+    <w:p>
+      <w:r>
+        <w:rPr>
+          <w:rFonts w:ascii="Calibri" w:hAnsi="Calibri" w:eastAsia="Calibri"/>
+        </w:rPr>
+        <w:t>Политика применяется к посетителям сайта, представителям потенциальных и действующих заказчиков, поставщиков и иным лицам, направляющим обращения.</w:t>
+      </w:r>
+    </w:p>
+    <w:p>
+      <w:pPr>
+        <w:pStyle w:val="Heading3"/>
+      </w:pPr>
+      <w:r>
+        <w:t>2. Цели, данные и сроки</w:t>
+      </w:r>
+    </w:p>
+    <w:p>
+      <w:r>
+        <w:rPr>
+          <w:rFonts w:ascii="Calibri" w:hAnsi="Calibri" w:eastAsia="Calibri"/>
+        </w:rPr>
+        <w:t>Для рассмотрения заявки и подготовки предложения обрабатываются имя, телефон, e-mail, компания и должность при их указании, текст обращения, данные из приложенных файлов, страница, источник перехода и рекламные метки, дата и время, IP-адрес и браузерные сведения. Заявка без договора хранится не более 90 дней с даты направления. Более длительный срок допустим только при документированном договорном, претензионном, судебном или ином законном основании.</w:t>
+      </w:r>
+    </w:p>
+    <w:p>
+      <w:r>
+        <w:rPr>
+          <w:rFonts w:ascii="Calibri" w:hAnsi="Calibri" w:eastAsia="Calibri"/>
+        </w:rPr>
+        <w:t>Для заключения/исполнения договора обрабатываются контактные и должностные данные представителей, переписка, договорные и технические документы в течение срока договора и обязательных сроков хранения.</w:t>
+      </w:r>
+    </w:p>
+    <w:p>
+      <w:r>
+        <w:rPr>
+          <w:rFonts w:ascii="Calibri" w:hAnsi="Calibri" w:eastAsia="Calibri"/>
+        </w:rPr>
+        <w:t>Телефон, e-mail и мессенджер используются для рекламы только по отдельному добровольному согласию до отзыва, но не более трёх лет.</w:t>
+      </w:r>
+    </w:p>
+    <w:p>
+      <w:r>
+        <w:rPr>
+          <w:rFonts w:ascii="Calibri" w:hAnsi="Calibri" w:eastAsia="Calibri"/>
+        </w:rPr>
+        <w:t xml:space="preserve">Только после отдельного согласия на аналитику Яндекс Метрика и связанные обращения к </w:t>
+      </w:r>
+      <w:r>
+        <w:rPr>
+          <w:rFonts w:ascii="Courier New" w:hAnsi="Courier New" w:eastAsia="Courier New"/>
+          <w:color w:val="1F4D78"/>
+          <w:sz w:val="19"/>
+        </w:rPr>
+        <w:t>mc.yandex.ru</w:t>
+      </w:r>
+      <w:r>
+        <w:rPr>
+          <w:rFonts w:ascii="Calibri" w:hAnsi="Calibri" w:eastAsia="Calibri"/>
+        </w:rPr>
+        <w:t xml:space="preserve"> и </w:t>
+      </w:r>
+      <w:r>
+        <w:rPr>
+          <w:rFonts w:ascii="Courier New" w:hAnsi="Courier New" w:eastAsia="Courier New"/>
+          <w:color w:val="1F4D78"/>
+          <w:sz w:val="19"/>
+        </w:rPr>
+        <w:t>mc.yandex.com</w:t>
+      </w:r>
+      <w:r>
+        <w:rPr>
+          <w:rFonts w:ascii="Calibri" w:hAnsi="Calibri" w:eastAsia="Calibri"/>
+        </w:rPr>
+        <w:t xml:space="preserve"> могут обрабатывать сетевой адрес, устройство и браузер, страницы, источник и действия. Без согласия аналитический сервис не загружается.</w:t>
+      </w:r>
+    </w:p>
+    <w:p>
+      <w:r>
+        <w:rPr>
+          <w:rFonts w:ascii="Calibri" w:hAnsi="Calibri" w:eastAsia="Calibri"/>
+        </w:rPr>
+        <w:t>Для безопасности и доказательства согласия хранятся технические журналы, дата и время, хешированные контакты/сетевые идентификаторы, версии документов и страница отправки. Consent-audit хранится отдельно не более трёх лет с даты фиксации, если спор или закон не требуют иного.</w:t>
+      </w:r>
+    </w:p>
+    <w:p>
+      <w:r>
+        <w:rPr>
+          <w:rFonts w:ascii="Calibri" w:hAnsi="Calibri" w:eastAsia="Calibri"/>
+        </w:rPr>
+        <w:t>В ИИ-инженере обрабатывается технический текст. Пользователь не должен указывать лишние ПДн. Распознанные контакты, адреса, ИНН, паспортные данные, номера заказов и token-ссылки заменяются обозначениями до возможного обращения к внешнему модулю, однако автоматическая очистка не гарантирует распознавание любого формата. Контакты и чертежи собираются отдельной формой и не включаются в запрос к модели. Базовый режим использует серверную базу знаний; Yandex AI допускается только после явного включения администратором.</w:t>
+      </w:r>
+    </w:p>
+    <w:p>
+      <w:pPr>
+        <w:pStyle w:val="Heading3"/>
+      </w:pPr>
+      <w:r>
+        <w:t>3. Основания и операции</w:t>
+      </w:r>
+    </w:p>
+    <w:p>
+      <w:r>
+        <w:rPr>
+          <w:rFonts w:ascii="Calibri" w:hAnsi="Calibri" w:eastAsia="Calibri"/>
+        </w:rPr>
+        <w:t>Основания: согласие; действия по инициативе субъекта до договора; заключение и исполнение договора; обязанности по закону; иные случаи статьи 6 Закона № 152-ФЗ. Рекламное согласие является отдельным и необязательным.</w:t>
+      </w:r>
+    </w:p>
+    <w:p>
+      <w:r>
+        <w:rPr>
+          <w:rFonts w:ascii="Calibri" w:hAnsi="Calibri" w:eastAsia="Calibri"/>
+        </w:rPr>
+        <w:t>Операции: сбор, запись, систематизация, накопление, хранение, уточнение, извлечение, использование, предоставление исполнителям по поручению, блокирование, удаление и уничтожение автоматизированным, неавтоматизированным или смешанным способом. Юридически значимые решения не принимаются только автоматически.</w:t>
+      </w:r>
+    </w:p>
+    <w:p>
+      <w:pPr>
+        <w:pStyle w:val="Heading3"/>
+      </w:pPr>
+      <w:r>
+        <w:t>4. Хранение в РФ, поставщики и internal</w:t>
+      </w:r>
+    </w:p>
+    <w:p>
+      <w:r>
+        <w:rPr>
+          <w:rFonts w:ascii="Calibri" w:hAnsi="Calibri" w:eastAsia="Calibri"/>
+        </w:rPr>
+        <w:t>Первичная запись, систематизация, накопление, хранение, уточнение и извлечение данных граждан РФ выполняются в базах на территории РФ. Доступ имеют только уполномоченные сотрудники. Российский хостинг, корпоративная почта, аналитика и специалисты могут участвовать по договору и только в необходимом объёме.</w:t>
+      </w:r>
+    </w:p>
+    <w:p>
+      <w:r>
+        <w:rPr>
+          <w:rFonts w:ascii="Calibri" w:hAnsi="Calibri" w:eastAsia="Calibri"/>
+        </w:rPr>
+        <w:t>Форма не должна автоматически передавать заявки в иностранные CRM/мессенджеры. Трансграничная передача начинается только после отдельной правовой проверки и выполнения статьи 12 Закона № 152-ФЗ.</w:t>
+      </w:r>
+    </w:p>
+    <w:p>
+      <w:r>
+        <w:rPr>
+          <w:rFonts w:ascii="Calibri" w:hAnsi="Calibri" w:eastAsia="Calibri"/>
+        </w:rPr>
+        <w:t>Техническая база закрытого учёта развёрнута отдельно от формы: применены миграции, HMAC-индекс, роли, контроль целостности, запросы, инциденты, legal hold, выборочные выгрузки и контролируемое удаление. Интерфейс выключен и недоступен до отдельного утверждения. Первичные JSON продолжают сохраняться независимо от SQLite. Исторические журналы не создаются задним числом.</w:t>
+      </w:r>
+    </w:p>
+    <w:p>
+      <w:pPr>
+        <w:pStyle w:val="Heading3"/>
+      </w:pPr>
+      <w:r>
+        <w:t>5. Cookies, защита, обращения</w:t>
+      </w:r>
+    </w:p>
+    <w:p>
+      <w:r>
+        <w:rPr>
+          <w:rFonts w:ascii="Calibri" w:hAnsi="Calibri" w:eastAsia="Calibri"/>
+        </w:rPr>
+        <w:t xml:space="preserve">Яндекс Метрика, скрипт с </w:t>
+      </w:r>
+      <w:r>
+        <w:rPr>
+          <w:rFonts w:ascii="Courier New" w:hAnsi="Courier New" w:eastAsia="Courier New"/>
+          <w:color w:val="1F4D78"/>
+          <w:sz w:val="19"/>
+        </w:rPr>
+        <w:t>mc.yandex.ru</w:t>
+      </w:r>
+      <w:r>
+        <w:rPr>
+          <w:rFonts w:ascii="Calibri" w:hAnsi="Calibri" w:eastAsia="Calibri"/>
+        </w:rPr>
+        <w:t xml:space="preserve"> и связанные обращения к </w:t>
+      </w:r>
+      <w:r>
+        <w:rPr>
+          <w:rFonts w:ascii="Courier New" w:hAnsi="Courier New" w:eastAsia="Courier New"/>
+          <w:color w:val="1F4D78"/>
+          <w:sz w:val="19"/>
+        </w:rPr>
+        <w:t>mc.yandex.ru</w:t>
+      </w:r>
+      <w:r>
+        <w:rPr>
+          <w:rFonts w:ascii="Calibri" w:hAnsi="Calibri" w:eastAsia="Calibri"/>
+        </w:rPr>
+        <w:t>/</w:t>
+      </w:r>
+      <w:r>
+        <w:rPr>
+          <w:rFonts w:ascii="Courier New" w:hAnsi="Courier New" w:eastAsia="Courier New"/>
+          <w:color w:val="1F4D78"/>
+          <w:sz w:val="19"/>
+        </w:rPr>
+        <w:t>mc.yandex.com</w:t>
+      </w:r>
+      <w:r>
+        <w:rPr>
+          <w:rFonts w:ascii="Calibri" w:hAnsi="Calibri" w:eastAsia="Calibri"/>
+        </w:rPr>
+        <w:t xml:space="preserve"> разрешаются только после отдельного согласия на аналитику. Поля заявки и файлы в Метрику не передаются. Вебвизор по умолчанию выключен. Применяются разграничение доступа, TLS, обновления, журналы без открытых контактов, закрытый карантин, договорная конфиденциальность и реагирование на инциденты. Backup шифруется до передачи в закрытое Beget Object Storage в РФ; ключ туда не передаётся, SHA-256 и восстановление проверяются.</w:t>
+      </w:r>
+    </w:p>
+    <w:p>
+      <w:r>
+        <w:rPr>
+          <w:rFonts w:ascii="Calibri" w:hAnsi="Calibri" w:eastAsia="Calibri"/>
+        </w:rPr>
+        <w:t>Субъект вправе получить сведения, потребовать уточнения, блокирования или уничтожения при наличии оснований, отозвать согласие и обжаловать действия. Обращение направляется на info@steelprodukt.ru или по почтовому адресу. Для доступа/сведений применяется срок 10 рабочих дней; предусмотренное законом продление — до пяти рабочих дней с мотивированным уведомлением. Специальные требования имеют специальные сроки.</w:t>
+      </w:r>
+    </w:p>
+    <w:p>
+      <w:r>
+        <w:rPr>
+          <w:rFonts w:ascii="Calibri" w:hAnsi="Calibri" w:eastAsia="Calibri"/>
+        </w:rPr>
+        <w:t>При отзыве согласия обработка прекращается, а данные уничтожаются не позднее 30 дней, если договор или закон не требуют дальнейшего хранения. Открытый запрос, спор или инцидент может документированно приостановить плановое удаление.</w:t>
+      </w:r>
+    </w:p>
+    <w:p>
+      <w:r>
+        <w:rPr>
+          <w:rFonts w:ascii="Calibri" w:hAnsi="Calibri" w:eastAsia="Calibri"/>
+        </w:rPr>
+        <w:t>Государственный орган не получает прямого доступа. Официальная выгрузка выборочная, проверяемая человеком и передаваемая по официальному каналу без постоянной публичной ссылки.</w:t>
+      </w:r>
+    </w:p>
+    <w:p>
+      <w:pPr>
+        <w:pStyle w:val="Heading3"/>
+      </w:pPr>
+      <w:r>
+        <w:t>6. Файлы и заключительные положения</w:t>
+      </w:r>
+    </w:p>
+    <w:p>
+      <w:r>
+        <w:rPr>
+          <w:rFonts w:ascii="Calibri" w:hAnsi="Calibri" w:eastAsia="Calibri"/>
+        </w:rPr>
+        <w:t>Не следует направлять паспортные, платёжные, медицинские, биометрические и иные избыточные данные. Передающий файл подтверждает право на его использование для расчёта. Файл помещается в закрытый карантин; CAD/архивы считаются непроверенными до дополнительной проверки.</w:t>
+      </w:r>
+    </w:p>
+    <w:p>
+      <w:r>
+        <w:rPr>
+          <w:rFonts w:ascii="Calibri" w:hAnsi="Calibri" w:eastAsia="Calibri"/>
+        </w:rPr>
+        <w:t>Оператор актуализирует политику при изменении процессов и публикует новую редакцию. Предыдущая утверждённая версия архивируется и не перезаписывается.</w:t>
+      </w:r>
+    </w:p>
+    <w:p>
+      <w:pPr>
+        <w:pStyle w:val="Heading2"/>
+      </w:pPr>
+      <w:r>
+        <w:t>Б. Согласие на обработку персональных данных</w:t>
+      </w:r>
+    </w:p>
+    <w:p>
+      <w:r>
+        <w:rPr>
+          <w:rFonts w:ascii="Calibri" w:hAnsi="Calibri" w:eastAsia="Calibri"/>
+        </w:rPr>
+        <w:t>Устанавливая отдельную отметку в форме и отправляя заявку, субъект свободно и однозначно даёт ООО «ЭНЕРГОАЛЬЯНС», ОГРН 1156733014657, ИНН 6732110789, адрес: 214009, Смоленская область, г. Смоленск, ш. Рославльское, д. 99, стр. 2, помещ. 1,2,3,4,8, согласие на обработку имени, телефона, e-mail, компании, сообщения, сведений из приложенных материалов, страницы, источника/меток, даты и времени, IP-адреса и браузерных сведений.</w:t>
+      </w:r>
+    </w:p>
+    <w:p>
+      <w:r>
+        <w:rPr>
+          <w:rFonts w:ascii="Calibri" w:hAnsi="Calibri" w:eastAsia="Calibri"/>
+        </w:rPr>
+        <w:t>Субъектом является лицо, самостоятельно заполнившее и отправившее форму. Для связи по обращению и учёта согласия Оператор идентифицирует его по совокупности имени, хотя бы одного контактного реквизита — телефона или e-mail, даты и времени отправки и технического номера заявки. Это не является удостоверением личности по документу. При реализации прав Оператор может запросить только те дополнительные сведения, которые необходимы и достаточны для подтверждения личности и защиты данных от раскрытия третьему лицу.</w:t>
+      </w:r>
+    </w:p>
+    <w:p>
+      <w:r>
+        <w:rPr>
+          <w:rFonts w:ascii="Calibri" w:hAnsi="Calibri" w:eastAsia="Calibri"/>
+        </w:rPr>
+        <w:t>Цели: рассмотрение обращения, связь, уточнение, расчёт, техническое решение, коммерческое предложение, действия до договора, защита формы и фиксация условий согласия. Операции: сбор, запись, систематизация, накопление, хранение, уточнение, извлечение, использование, предоставление исполнителям по поручению, блокирование, удаление и уничтожение любым допустимым способом.</w:t>
+      </w:r>
+    </w:p>
+    <w:p>
+      <w:r>
+        <w:rPr>
+          <w:rFonts w:ascii="Calibri" w:hAnsi="Calibri" w:eastAsia="Calibri"/>
+        </w:rPr>
+        <w:t>Российский хостинг, корпоративная почта и обслуживающие специалисты могут обрабатывать данные по договору, конфиденциально и только по инструкции Оператора.</w:t>
+      </w:r>
+    </w:p>
+    <w:p>
+      <w:r>
+        <w:rPr>
+          <w:rFonts w:ascii="Calibri" w:hAnsi="Calibri" w:eastAsia="Calibri"/>
+        </w:rPr>
+        <w:t xml:space="preserve">Согласие формы не распространяется на аналитические cookies. Яндекс Метрика и обращения к </w:t>
+      </w:r>
+      <w:r>
+        <w:rPr>
+          <w:rFonts w:ascii="Courier New" w:hAnsi="Courier New" w:eastAsia="Courier New"/>
+          <w:color w:val="1F4D78"/>
+          <w:sz w:val="19"/>
+        </w:rPr>
+        <w:t>mc.yandex.ru</w:t>
+      </w:r>
+      <w:r>
+        <w:rPr>
+          <w:rFonts w:ascii="Calibri" w:hAnsi="Calibri" w:eastAsia="Calibri"/>
+        </w:rPr>
+        <w:t>/</w:t>
+      </w:r>
+      <w:r>
+        <w:rPr>
+          <w:rFonts w:ascii="Courier New" w:hAnsi="Courier New" w:eastAsia="Courier New"/>
+          <w:color w:val="1F4D78"/>
+          <w:sz w:val="19"/>
+        </w:rPr>
+        <w:t>mc.yandex.com</w:t>
+      </w:r>
+      <w:r>
+        <w:rPr>
+          <w:rFonts w:ascii="Calibri" w:hAnsi="Calibri" w:eastAsia="Calibri"/>
+        </w:rPr>
+        <w:t xml:space="preserve"> активируются только после отдельного выбора в cookie-баннере; поля заявки и приложенные файлы в Метрику не передаются.</w:t>
+      </w:r>
+    </w:p>
+    <w:p>
+      <w:r>
+        <w:rPr>
+          <w:rFonts w:ascii="Calibri" w:hAnsi="Calibri" w:eastAsia="Calibri"/>
+        </w:rPr>
+        <w:t>Если договор не заключён, согласие действует до цели, но не более 90 дней с даты заявки. Более длительная обработка допускается по договору или иному документированному законному основанию. Техническое доказательство согласия может храниться до трёх лет с даты фиксации, если спор или закон не требуют иного.</w:t>
+      </w:r>
+    </w:p>
+    <w:p>
+      <w:r>
+        <w:rPr>
+          <w:rFonts w:ascii="Calibri" w:hAnsi="Calibri" w:eastAsia="Calibri"/>
+        </w:rPr>
+        <w:t>Отзыв направляется на info@steelprodukt.ru или почтовый адрес Оператора с указанием идентифицирующих сведений и требования. Рекламное согласие в этот документ не входит.</w:t>
+      </w:r>
+    </w:p>
+    <w:p>
+      <w:pPr>
+        <w:pStyle w:val="Heading2"/>
+      </w:pPr>
+      <w:r>
+        <w:t>В. Согласие на рекламные и информационные материалы</w:t>
+      </w:r>
+    </w:p>
+    <w:p>
+      <w:r>
+        <w:rPr>
+          <w:rFonts w:ascii="Calibri" w:hAnsi="Calibri" w:eastAsia="Calibri"/>
+        </w:rPr>
+        <w:t>Отдельная необязательная отметка означает предварительное, свободное и однозначное согласие получать от ООО «ЭНЕРГОАЛЬЯНС» сведения о продукции, производстве, решениях, статьях, мероприятиях, каталогах и предложениях по e-mail, телефону с участием сотрудника, SMS или указанному мессенджеру.</w:t>
+      </w:r>
+    </w:p>
+    <w:p>
+      <w:r>
+        <w:rPr>
+          <w:rFonts w:ascii="Calibri" w:hAnsi="Calibri" w:eastAsia="Calibri"/>
+        </w:rPr>
+        <w:t>Используются имя, e-mail, телефон, компания и профессиональный интерес. Срок — до отзыва, но не более трёх лет. Согласие не является условием ответа/договора. Отзыв возможен ответом, ссылкой отказа при наличии или письмом на info@steelprodukt.ru. Отзыв рекламы не препятствует сообщениям по конкретной заявке или договору.</w:t>
+      </w:r>
+    </w:p>
+    <w:p>
+      <w:pPr>
+        <w:pStyle w:val="Heading2"/>
+      </w:pPr>
+      <w:r>
+        <w:t>Г. Политика cookies</w:t>
+      </w:r>
+    </w:p>
+    <w:p>
+      <w:r>
+        <w:rPr>
+          <w:rFonts w:ascii="Calibri" w:hAnsi="Calibri" w:eastAsia="Calibri"/>
+        </w:rPr>
+        <w:t xml:space="preserve">Cookies и localStorage помогают работе сайта и сохранению выбора. Запись </w:t>
+      </w:r>
+      <w:r>
+        <w:rPr>
+          <w:rFonts w:ascii="Courier New" w:hAnsi="Courier New" w:eastAsia="Courier New"/>
+          <w:color w:val="1F4D78"/>
+          <w:sz w:val="19"/>
+        </w:rPr>
         <w:t>steelprodukt-cookie-consent-v2</w:t>
       </w:r>
       <w:r>
@@ -10840,7 +11132,35 @@
         <w:rPr>
           <w:rFonts w:ascii="Calibri" w:hAnsi="Calibri" w:eastAsia="Calibri"/>
         </w:rPr>
-        <w:t>Яндекс Метрика загружается только после «Разрешить аналитику» и может получать технические сведения, сетевой адрес, источник, страницы и события и создавать собственные cookies. Вебвизор по умолчанию выключен. Google Analytics, рекламные пиксели и сторонние чаты не подключены.</w:t>
+        <w:t xml:space="preserve">Яндекс Метрика загружается только после «Разрешить аналитику»: скрипт и связанные обращения выполняются через </w:t>
+      </w:r>
+      <w:r>
+        <w:rPr>
+          <w:rFonts w:ascii="Courier New" w:hAnsi="Courier New" w:eastAsia="Courier New"/>
+          <w:color w:val="1F4D78"/>
+          <w:sz w:val="19"/>
+        </w:rPr>
+        <w:t>mc.yandex.ru</w:t>
+      </w:r>
+      <w:r>
+        <w:rPr>
+          <w:rFonts w:ascii="Calibri" w:hAnsi="Calibri" w:eastAsia="Calibri"/>
+        </w:rPr>
+        <w:t xml:space="preserve"> и </w:t>
+      </w:r>
+      <w:r>
+        <w:rPr>
+          <w:rFonts w:ascii="Courier New" w:hAnsi="Courier New" w:eastAsia="Courier New"/>
+          <w:color w:val="1F4D78"/>
+          <w:sz w:val="19"/>
+        </w:rPr>
+        <w:t>mc.yandex.com</w:t>
+      </w:r>
+      <w:r>
+        <w:rPr>
+          <w:rFonts w:ascii="Calibri" w:hAnsi="Calibri" w:eastAsia="Calibri"/>
+        </w:rPr>
+        <w:t>. Сервис может получать технические сведения, сетевой адрес, источник, страницы и события и создавать собственные cookies. Поля заявок и приложенные файлы в Метрику не передаются. Вебвизор по умолчанию выключен. Google Analytics, рекламные пиксели и сторонние чаты не подключены.</w:t>
       </w:r>
     </w:p>
     <w:p>
@@ -10917,7 +11237,37 @@
         <w:rPr>
           <w:rFonts w:ascii="Calibri" w:hAnsi="Calibri" w:eastAsia="Calibri"/>
         </w:rPr>
-        <w:t>Яндекс Метрика — только после согласия; Вебвизор выключен по умолчанию.</w:t>
+        <w:t xml:space="preserve">Яндекс Метрика — только после согласия; обращения к </w:t>
+      </w:r>
+      <w:r>
+        <w:rPr>
+          <w:rFonts w:ascii="Courier New" w:hAnsi="Courier New" w:eastAsia="Courier New"/>
+          <w:color w:val="1F4D78"/>
+          <w:sz w:val="19"/>
+        </w:rPr>
+        <w:t>mc.yandex.ru</w:t>
+      </w:r>
+      <w:r>
+        <w:rPr>
+          <w:rFonts w:ascii="Calibri" w:hAnsi="Calibri" w:eastAsia="Calibri"/>
+        </w:rPr>
+        <w:t xml:space="preserve"> и</w:t>
+      </w:r>
+    </w:p>
+    <w:p>
+      <w:r>
+        <w:rPr>
+          <w:rFonts w:ascii="Courier New" w:hAnsi="Courier New" w:eastAsia="Courier New"/>
+          <w:color w:val="1F4D78"/>
+          <w:sz w:val="19"/>
+        </w:rPr>
+        <w:t>mc.yandex.com</w:t>
+      </w:r>
+      <w:r>
+        <w:rPr>
+          <w:rFonts w:ascii="Calibri" w:hAnsi="Calibri" w:eastAsia="Calibri"/>
+        </w:rPr>
+        <w:t>, поля заявки и файлы не передаются, Вебвизор выключен по умолчанию.</w:t>
       </w:r>
     </w:p>
     <w:p>
